--- a/docs/TFB Entregable 2 _Antonio Rivera_última versión.docx
+++ b/docs/TFB Entregable 2 _Antonio Rivera_última versión.docx
@@ -2282,6 +2282,81 @@
       </w:pPr>
       <w:r>
         <w:rPr>
+          <w:noProof/>
+          <w:color w:val="333333"/>
+        </w:rPr>
+        <w:drawing>
+          <wp:anchor distT="0" distB="0" distL="114300" distR="114300" simplePos="0" relativeHeight="251659264" behindDoc="1" locked="0" layoutInCell="1" allowOverlap="1" wp14:anchorId="7B303F8B" wp14:editId="2011F4B5">
+            <wp:simplePos x="0" y="0"/>
+            <wp:positionH relativeFrom="margin">
+              <wp:posOffset>3055620</wp:posOffset>
+            </wp:positionH>
+            <wp:positionV relativeFrom="paragraph">
+              <wp:posOffset>1125855</wp:posOffset>
+            </wp:positionV>
+            <wp:extent cx="2800350" cy="1866900"/>
+            <wp:effectExtent l="0" t="0" r="0" b="0"/>
+            <wp:wrapThrough wrapText="bothSides">
+              <wp:wrapPolygon edited="0">
+                <wp:start x="0" y="0"/>
+                <wp:lineTo x="0" y="21380"/>
+                <wp:lineTo x="21453" y="21380"/>
+                <wp:lineTo x="21453" y="0"/>
+                <wp:lineTo x="0" y="0"/>
+              </wp:wrapPolygon>
+            </wp:wrapThrough>
+            <wp:docPr id="2012074936" name="Imagen 2"/>
+            <wp:cNvGraphicFramePr>
+              <a:graphicFrameLocks xmlns:a="http://schemas.openxmlformats.org/drawingml/2006/main" noChangeAspect="1"/>
+            </wp:cNvGraphicFramePr>
+            <a:graphic xmlns:a="http://schemas.openxmlformats.org/drawingml/2006/main">
+              <a:graphicData uri="http://schemas.openxmlformats.org/drawingml/2006/picture">
+                <pic:pic xmlns:pic="http://schemas.openxmlformats.org/drawingml/2006/picture">
+                  <pic:nvPicPr>
+                    <pic:cNvPr id="2012074936" name="Imagen 2"/>
+                    <pic:cNvPicPr>
+                      <a:picLocks noChangeAspect="1" noChangeArrowheads="1"/>
+                    </pic:cNvPicPr>
+                  </pic:nvPicPr>
+                  <pic:blipFill>
+                    <a:blip r:embed="rId8" cstate="print">
+                      <a:extLst>
+                        <a:ext uri="{28A0092B-C50C-407E-A947-70E740481C1C}">
+                          <a14:useLocalDpi xmlns:a14="http://schemas.microsoft.com/office/drawing/2010/main" val="0"/>
+                        </a:ext>
+                      </a:extLst>
+                    </a:blip>
+                    <a:stretch>
+                      <a:fillRect/>
+                    </a:stretch>
+                  </pic:blipFill>
+                  <pic:spPr bwMode="auto">
+                    <a:xfrm>
+                      <a:off x="0" y="0"/>
+                      <a:ext cx="2800350" cy="1866900"/>
+                    </a:xfrm>
+                    <a:prstGeom prst="rect">
+                      <a:avLst/>
+                    </a:prstGeom>
+                    <a:noFill/>
+                    <a:ln>
+                      <a:noFill/>
+                    </a:ln>
+                  </pic:spPr>
+                </pic:pic>
+              </a:graphicData>
+            </a:graphic>
+            <wp14:sizeRelH relativeFrom="margin">
+              <wp14:pctWidth>0</wp14:pctWidth>
+            </wp14:sizeRelH>
+            <wp14:sizeRelV relativeFrom="margin">
+              <wp14:pctHeight>0</wp14:pctHeight>
+            </wp14:sizeRelV>
+          </wp:anchor>
+        </w:drawing>
+      </w:r>
+      <w:r>
+        <w:rPr>
           <w:color w:val="333333"/>
         </w:rPr>
         <w:t xml:space="preserve"> En el ámbito profesional, el autor ha trabajado a lo largo de varios años en diferentes imprentas donde ha trabajado en colaboración con diferentes editoriales maquetando e imprimiendo, cuadernos y libros para diferentes cursos de primaria, llegando a conocer una similitud de gama de colores y tipografía más adecuada para diferentes franjas de edad, basándome en la paleta de rueda de las emociones de </w:t>
@@ -2309,40 +2384,6 @@
           <w:color w:val="333333"/>
         </w:rPr>
       </w:pPr>
-      <w:r>
-        <w:rPr>
-          <w:color w:val="333333"/>
-        </w:rPr>
-        <w:t xml:space="preserve">Se considera que las herramientas actuales rara vez tienen fallos técnicos, las debilidades vienen dadas por la experiencia del usuario, ya que, una interfaz que no entiende a su usuario termina siendo una interfaz que nadie quiere usar. </w:t>
-      </w:r>
-    </w:p>
-    <w:p>
-      <w:pPr>
-        <w:spacing w:before="60" w:after="220"/>
-        <w:rPr>
-          <w:color w:val="333333"/>
-        </w:rPr>
-      </w:pPr>
-      <w:r>
-        <w:rPr>
-          <w:color w:val="333333"/>
-        </w:rPr>
-        <w:t>En el plano personal, se está llevando a cabo la observación cotidiana de menores de distintas edades en un entorno familiar, analizando aplicaciones educativas aparece un patrón que se repite: plataformas con contenido pedagógico muy valioso que, sin embargo, fallan en la interacción.</w:t>
-      </w:r>
-    </w:p>
-    <w:p>
-      <w:pPr>
-        <w:spacing w:before="60" w:after="220"/>
-        <w:rPr>
-          <w:color w:val="333333"/>
-        </w:rPr>
-      </w:pPr>
-      <w:r>
-        <w:rPr>
-          <w:color w:val="333333"/>
-        </w:rPr>
-        <w:t xml:space="preserve"> Eso genera frustración y pierden parte de su valor porque la experiencia de uso dificulta la interacción.</w:t>
-      </w:r>
     </w:p>
     <w:p>
       <w:pPr>
@@ -2356,7 +2397,7 @@
         <w:rPr>
           <w:color w:val="333333"/>
         </w:rPr>
-        <w:t>El proyecto tiene, además, una segunda capa de innovación: se va a usar modelos fundacionales de IA como apoyo al proceso de diseño. Se utiliza para acelerar tareas como síntesis, ideación, generación de activos y de prototipos funcionales, pero siempre como complemento, nunca como sustituto de la investigación con usuarios reales. Su uso lo declaro desde este primer entregable (sección 9), lo reviso mediante diferentes puntos de control humano (gates) y lo documento para garantizar en todo momento su trazabilidad con trazas auditables.</w:t>
+        <w:t xml:space="preserve">Se considera que las herramientas actuales rara vez tienen fallos técnicos, las debilidades vienen dadas por la experiencia del usuario, ya que, una interfaz que no entiende a su usuario termina siendo una interfaz que nadie quiere usar. </w:t>
       </w:r>
     </w:p>
     <w:p>
@@ -2367,10 +2408,304 @@
           <w:color w:val="333333"/>
         </w:rPr>
       </w:pPr>
-      <w:r>
+    </w:p>
+    <w:p>
+      <w:pPr>
+        <w:spacing w:after="160" w:line="276" w:lineRule="auto"/>
+        <w:jc w:val="both"/>
         <w:rPr>
           <w:color w:val="333333"/>
         </w:rPr>
+      </w:pPr>
+      <w:r>
+        <w:rPr>
+          <w:noProof/>
+        </w:rPr>
+        <mc:AlternateContent>
+          <mc:Choice Requires="wps">
+            <w:drawing>
+              <wp:anchor distT="0" distB="0" distL="114300" distR="114300" simplePos="0" relativeHeight="251661312" behindDoc="0" locked="0" layoutInCell="1" allowOverlap="1" wp14:anchorId="2551A018" wp14:editId="37B917C7">
+                <wp:simplePos x="0" y="0"/>
+                <wp:positionH relativeFrom="margin">
+                  <wp:posOffset>3230880</wp:posOffset>
+                </wp:positionH>
+                <wp:positionV relativeFrom="paragraph">
+                  <wp:posOffset>162560</wp:posOffset>
+                </wp:positionV>
+                <wp:extent cx="2377440" cy="541020"/>
+                <wp:effectExtent l="0" t="0" r="3810" b="0"/>
+                <wp:wrapThrough wrapText="bothSides">
+                  <wp:wrapPolygon edited="0">
+                    <wp:start x="0" y="0"/>
+                    <wp:lineTo x="0" y="20535"/>
+                    <wp:lineTo x="21462" y="20535"/>
+                    <wp:lineTo x="21462" y="0"/>
+                    <wp:lineTo x="0" y="0"/>
+                  </wp:wrapPolygon>
+                </wp:wrapThrough>
+                <wp:docPr id="1041548359" name="Cuadro de texto 1"/>
+                <wp:cNvGraphicFramePr/>
+                <a:graphic xmlns:a="http://schemas.openxmlformats.org/drawingml/2006/main">
+                  <a:graphicData uri="http://schemas.microsoft.com/office/word/2010/wordprocessingShape">
+                    <wps:wsp>
+                      <wps:cNvSpPr txBox="1"/>
+                      <wps:spPr>
+                        <a:xfrm>
+                          <a:off x="0" y="0"/>
+                          <a:ext cx="2377440" cy="541020"/>
+                        </a:xfrm>
+                        <a:prstGeom prst="rect">
+                          <a:avLst/>
+                        </a:prstGeom>
+                        <a:solidFill>
+                          <a:prstClr val="white"/>
+                        </a:solidFill>
+                        <a:ln>
+                          <a:noFill/>
+                        </a:ln>
+                      </wps:spPr>
+                      <wps:txbx>
+                        <w:txbxContent>
+                          <w:p>
+                            <w:pPr>
+                              <w:pStyle w:val="Descripcin"/>
+                              <w:jc w:val="center"/>
+                            </w:pPr>
+                            <w:r>
+                              <w:t xml:space="preserve">Ilustración </w:t>
+                            </w:r>
+                            <w:r>
+                              <w:fldChar w:fldCharType="begin"/>
+                            </w:r>
+                            <w:r>
+                              <w:instrText xml:space="preserve"> SEQ Ilustración \* ARABIC </w:instrText>
+                            </w:r>
+                            <w:r>
+                              <w:fldChar w:fldCharType="separate"/>
+                            </w:r>
+                            <w:r>
+                              <w:rPr>
+                                <w:noProof/>
+                              </w:rPr>
+                              <w:t>1</w:t>
+                            </w:r>
+                            <w:r>
+                              <w:rPr>
+                                <w:noProof/>
+                              </w:rPr>
+                              <w:fldChar w:fldCharType="end"/>
+                            </w:r>
+                            <w:r>
+                              <w:t xml:space="preserve">. Rueda de las emociones de </w:t>
+                            </w:r>
+                            <w:proofErr w:type="spellStart"/>
+                            <w:r>
+                              <w:t>Plutchik</w:t>
+                            </w:r>
+                            <w:proofErr w:type="spellEnd"/>
+                            <w:r>
+                              <w:t xml:space="preserve"> Foto de </w:t>
+                            </w:r>
+                            <w:hyperlink r:id="rId9" w:history="1">
+                              <w:r>
+                                <w:rPr>
+                                  <w:rStyle w:val="Hipervnculo"/>
+                                </w:rPr>
+                                <w:t xml:space="preserve">Meagan </w:t>
+                              </w:r>
+                              <w:proofErr w:type="spellStart"/>
+                              <w:r>
+                                <w:rPr>
+                                  <w:rStyle w:val="Hipervnculo"/>
+                                </w:rPr>
+                                <w:t>Carsience</w:t>
+                              </w:r>
+                              <w:proofErr w:type="spellEnd"/>
+                            </w:hyperlink>
+                            <w:r>
+                              <w:t xml:space="preserve"> en </w:t>
+                            </w:r>
+                            <w:hyperlink r:id="rId10" w:history="1">
+                              <w:proofErr w:type="spellStart"/>
+                              <w:r>
+                                <w:rPr>
+                                  <w:rStyle w:val="Hipervnculo"/>
+                                </w:rPr>
+                                <w:t>Unsplash</w:t>
+                              </w:r>
+                              <w:proofErr w:type="spellEnd"/>
+                            </w:hyperlink>
+                          </w:p>
+                          <w:p>
+                            <w:pPr>
+                              <w:pStyle w:val="Descripcin"/>
+                              <w:jc w:val="center"/>
+                            </w:pPr>
+                            <w:r>
+                              <w:t xml:space="preserve"> Licencia CC BY</w:t>
+                            </w:r>
+                          </w:p>
+                        </w:txbxContent>
+                      </wps:txbx>
+                      <wps:bodyPr rot="0" spcFirstLastPara="0" vertOverflow="overflow" horzOverflow="overflow" vert="horz" wrap="square" lIns="0" tIns="0" rIns="0" bIns="0" numCol="1" spcCol="0" rtlCol="0" fromWordArt="0" anchor="t" anchorCtr="0" forceAA="0" compatLnSpc="1">
+                        <a:prstTxWarp prst="textNoShape">
+                          <a:avLst/>
+                        </a:prstTxWarp>
+                        <a:noAutofit/>
+                      </wps:bodyPr>
+                    </wps:wsp>
+                  </a:graphicData>
+                </a:graphic>
+                <wp14:sizeRelV relativeFrom="margin">
+                  <wp14:pctHeight>0</wp14:pctHeight>
+                </wp14:sizeRelV>
+              </wp:anchor>
+            </w:drawing>
+          </mc:Choice>
+          <mc:Fallback>
+            <w:pict>
+              <v:shapetype w14:anchorId="2551A018" id="_x0000_t202" coordsize="21600,21600" o:spt="202" path="m,l,21600r21600,l21600,xe">
+                <v:stroke joinstyle="miter"/>
+                <v:path gradientshapeok="t" o:connecttype="rect"/>
+              </v:shapetype>
+              <v:shape id="Cuadro de texto 1" o:spid="_x0000_s1026" type="#_x0000_t202" style="position:absolute;left:0;text-align:left;margin-left:254.4pt;margin-top:12.8pt;width:187.2pt;height:42.6pt;z-index:251661312;visibility:visible;mso-wrap-style:square;mso-height-percent:0;mso-wrap-distance-left:9pt;mso-wrap-distance-top:0;mso-wrap-distance-right:9pt;mso-wrap-distance-bottom:0;mso-position-horizontal:absolute;mso-position-horizontal-relative:margin;mso-position-vertical:absolute;mso-position-vertical-relative:text;mso-height-percent:0;mso-height-relative:margin;v-text-anchor:top" o:gfxdata="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" stroked="f">
+                <v:textbox inset="0,0,0,0">
+                  <w:txbxContent>
+                    <w:p>
+                      <w:pPr>
+                        <w:pStyle w:val="Descripcin"/>
+                        <w:jc w:val="center"/>
+                      </w:pPr>
+                      <w:r>
+                        <w:t xml:space="preserve">Ilustración </w:t>
+                      </w:r>
+                      <w:r>
+                        <w:fldChar w:fldCharType="begin"/>
+                      </w:r>
+                      <w:r>
+                        <w:instrText xml:space="preserve"> SEQ Ilustración \* ARABIC </w:instrText>
+                      </w:r>
+                      <w:r>
+                        <w:fldChar w:fldCharType="separate"/>
+                      </w:r>
+                      <w:r>
+                        <w:rPr>
+                          <w:noProof/>
+                        </w:rPr>
+                        <w:t>1</w:t>
+                      </w:r>
+                      <w:r>
+                        <w:rPr>
+                          <w:noProof/>
+                        </w:rPr>
+                        <w:fldChar w:fldCharType="end"/>
+                      </w:r>
+                      <w:r>
+                        <w:t xml:space="preserve">. Rueda de las emociones de </w:t>
+                      </w:r>
+                      <w:proofErr w:type="spellStart"/>
+                      <w:r>
+                        <w:t>Plutchik</w:t>
+                      </w:r>
+                      <w:proofErr w:type="spellEnd"/>
+                      <w:r>
+                        <w:t xml:space="preserve"> Foto de </w:t>
+                      </w:r>
+                      <w:hyperlink r:id="rId11" w:history="1">
+                        <w:r>
+                          <w:rPr>
+                            <w:rStyle w:val="Hipervnculo"/>
+                          </w:rPr>
+                          <w:t xml:space="preserve">Meagan </w:t>
+                        </w:r>
+                        <w:proofErr w:type="spellStart"/>
+                        <w:r>
+                          <w:rPr>
+                            <w:rStyle w:val="Hipervnculo"/>
+                          </w:rPr>
+                          <w:t>Carsience</w:t>
+                        </w:r>
+                        <w:proofErr w:type="spellEnd"/>
+                      </w:hyperlink>
+                      <w:r>
+                        <w:t xml:space="preserve"> en </w:t>
+                      </w:r>
+                      <w:hyperlink r:id="rId12" w:history="1">
+                        <w:proofErr w:type="spellStart"/>
+                        <w:r>
+                          <w:rPr>
+                            <w:rStyle w:val="Hipervnculo"/>
+                          </w:rPr>
+                          <w:t>Unsplash</w:t>
+                        </w:r>
+                        <w:proofErr w:type="spellEnd"/>
+                      </w:hyperlink>
+                    </w:p>
+                    <w:p>
+                      <w:pPr>
+                        <w:pStyle w:val="Descripcin"/>
+                        <w:jc w:val="center"/>
+                      </w:pPr>
+                      <w:r>
+                        <w:t xml:space="preserve"> Licencia CC BY</w:t>
+                      </w:r>
+                    </w:p>
+                  </w:txbxContent>
+                </v:textbox>
+                <w10:wrap type="through" anchorx="margin"/>
+              </v:shape>
+            </w:pict>
+          </mc:Fallback>
+        </mc:AlternateContent>
+      </w:r>
+      <w:r>
+        <w:rPr>
+          <w:color w:val="333333"/>
+        </w:rPr>
+        <w:t>En el plano personal, se está llevando a cabo la observación cotidiana de menores de distintas edades en un entorno familiar, analizando aplicaciones educativas aparece un patrón que se repite: plataformas con contenido pedagógico muy valioso que, sin embargo, fallan en la interacción.</w:t>
+      </w:r>
+    </w:p>
+    <w:p>
+      <w:pPr>
+        <w:spacing w:before="60" w:after="220"/>
+        <w:rPr>
+          <w:color w:val="333333"/>
+        </w:rPr>
+      </w:pPr>
+      <w:r>
+        <w:rPr>
+          <w:color w:val="333333"/>
+        </w:rPr>
+        <w:t xml:space="preserve"> Eso genera frustración y pierden parte de su valor porque la experiencia de uso dificulta la interacción.</w:t>
+      </w:r>
+    </w:p>
+    <w:p>
+      <w:pPr>
+        <w:spacing w:after="160" w:line="276" w:lineRule="auto"/>
+        <w:jc w:val="both"/>
+        <w:rPr>
+          <w:color w:val="333333"/>
+        </w:rPr>
+      </w:pPr>
+      <w:r>
+        <w:rPr>
+          <w:color w:val="333333"/>
+        </w:rPr>
+        <w:t>El proyecto tiene, además, una segunda capa de innovación: se va a usar modelos fundacionales de IA como apoyo al proceso de diseño. Se utiliza para acelerar tareas como síntesis, ideación, generación de activos y de prototipos funcionales, pero siempre como complemento, nunca como sustituto de la investigación con usuarios reales. Su uso lo declaro desde este primer entregable (sección 9), lo reviso mediante diferentes puntos de control humano (gates) y lo documento para garantizar en todo momento su trazabilidad con trazas auditables.</w:t>
+      </w:r>
+    </w:p>
+    <w:p>
+      <w:pPr>
+        <w:spacing w:after="160" w:line="276" w:lineRule="auto"/>
+        <w:jc w:val="both"/>
+        <w:rPr>
+          <w:color w:val="333333"/>
+        </w:rPr>
+      </w:pPr>
+      <w:r>
+        <w:rPr>
+          <w:color w:val="333333"/>
+        </w:rPr>
         <w:t xml:space="preserve">Se ha estructurado este primer entregable siguiendo las tres primeras etapas del </w:t>
       </w:r>
       <w:proofErr w:type="spellStart"/>
@@ -2399,7 +2734,14 @@
         <w:rPr>
           <w:color w:val="333333"/>
         </w:rPr>
-        <w:t xml:space="preserve"> que nos piden: definir bien el problema (con el diagrama Causa-Efecto y análisis complementarios), proponer una solución concreta en forma de idea, y establecer el alcance, objetivos y planificación completa del proyecto.</w:t>
+        <w:t xml:space="preserve"> que nos piden: definir bien el problema (con el diagrama Causa-Efecto y análisis complementarios), proponer una </w:t>
+      </w:r>
+      <w:r>
+        <w:rPr>
+          <w:color w:val="333333"/>
+        </w:rPr>
+        <w:lastRenderedPageBreak/>
+        <w:t>solución concreta en forma de idea, y establecer el alcance, objetivos y planificación completa del proyecto.</w:t>
       </w:r>
     </w:p>
     <w:p>
@@ -2447,7 +2789,6 @@
         <w:rPr>
           <w:color w:val="333333"/>
         </w:rPr>
-        <w:lastRenderedPageBreak/>
         <w:t>En el diagrama de Ishikawa se ha utilizado para intentar entender qué está pasando realmente con los niños de entre 5 y 10 años cuando no consiguen usar solos las plataformas educativas. El resultado observado es que los menores terminan frustrados, abandonan rápido y al final pierden todo el valor educativo que pudiera tener la aplicación.</w:t>
       </w:r>
     </w:p>
@@ -2660,7 +3001,14 @@
         <w:rPr>
           <w:color w:val="333333"/>
         </w:rPr>
-        <w:t>No puedes diseñar igual para un niño de 3 que para uno de 9, es imposible. Si estás empezando a leer y te encuentras con mucho texto y pocas ayudas visuales o de audio, te agobias antes de empezar. La dificultad tiene que subir poco a poco, sin saltos bruscos, porque si no el aprendizaje deja de ser algo alcanzable. Y ojo con las recompensas: si están basadas en tiempo de pantalla o en monedas para gastar en minijuegos secundarios, estás perdiendo el foco de lo importante que es aprender</w:t>
+        <w:t xml:space="preserve">No puedes diseñar igual para un niño de 3 que para uno de 9, es imposible. Si estás empezando a leer y te encuentras con mucho texto y pocas ayudas visuales o de audio, te agobias antes de empezar. La dificultad tiene que subir poco a poco, sin saltos bruscos, porque si no el aprendizaje deja de ser algo alcanzable. Y ojo con las recompensas: si </w:t>
+      </w:r>
+      <w:r>
+        <w:rPr>
+          <w:color w:val="333333"/>
+        </w:rPr>
+        <w:lastRenderedPageBreak/>
+        <w:t>están basadas en tiempo de pantalla o en monedas para gastar en minijuegos secundarios, estás perdiendo el foco de lo importante que es aprender</w:t>
       </w:r>
     </w:p>
     <w:p>
@@ -2685,14 +3033,7 @@
         <w:rPr>
           <w:color w:val="333333"/>
         </w:rPr>
-        <w:t xml:space="preserve">El uso real tampoco se parece siempre al de una sesión ideal. Una actividad puede durar unos minutos y retomarla más tarde, mandando pequeños ejercicios en un cuaderno para el uso de la escritura y de esa manera combinar el sistema de estudio que hay en el centro educativo, ya que, puede haber una Tablet que comparte toda la familia, y si el niño </w:t>
-      </w:r>
-      <w:r>
-        <w:rPr>
-          <w:color w:val="333333"/>
-        </w:rPr>
-        <w:lastRenderedPageBreak/>
-        <w:t>necesita que un adulto configure o desbloquee algo antes de empezar, la experiencia ya está poniendo una barrera en la autonomía del usuario principal desde la primera pantalla.</w:t>
+        <w:t>El uso real tampoco se parece siempre al de una sesión ideal. Una actividad puede durar unos minutos y retomarla más tarde, mandando pequeños ejercicios en un cuaderno para el uso de la escritura y de esa manera combinar el sistema de estudio que hay en el centro educativo, ya que, puede haber una Tablet que comparte toda la familia, y si el niño necesita que un adulto configure o desbloquee algo antes de empezar, la experiencia ya está poniendo una barrera en la autonomía del usuario principal desde la primera pantalla.</w:t>
       </w:r>
     </w:p>
     <w:p>
@@ -2750,14 +3091,63 @@
     </w:p>
     <w:p>
       <w:pPr>
-        <w:pStyle w:val="Prrafodelista"/>
-        <w:numPr>
-          <w:ilvl w:val="0"/>
-          <w:numId w:val="1"/>
-        </w:numPr>
         <w:spacing w:after="160" w:line="276" w:lineRule="auto"/>
         <w:jc w:val="both"/>
-      </w:pPr>
+        <w:rPr>
+          <w:color w:val="333333"/>
+        </w:rPr>
+      </w:pPr>
+    </w:p>
+    <w:p>
+      <w:pPr>
+        <w:pStyle w:val="Prrafodelista"/>
+        <w:spacing w:after="160" w:line="276" w:lineRule="auto"/>
+        <w:ind w:left="720"/>
+        <w:jc w:val="both"/>
+      </w:pPr>
+      <w:r>
+        <w:rPr>
+          <w:noProof/>
+        </w:rPr>
+        <w:drawing>
+          <wp:inline distT="0" distB="0" distL="0" distR="0" wp14:anchorId="7E443F54" wp14:editId="431FC7AF">
+            <wp:extent cx="5909310" cy="2842807"/>
+            <wp:effectExtent l="0" t="0" r="0" b="0"/>
+            <wp:docPr id="1354430112" name="Imagen 1354430112"/>
+            <wp:cNvGraphicFramePr>
+              <a:graphicFrameLocks xmlns:a="http://schemas.openxmlformats.org/drawingml/2006/main" noChangeAspect="1"/>
+            </wp:cNvGraphicFramePr>
+            <a:graphic xmlns:a="http://schemas.openxmlformats.org/drawingml/2006/main">
+              <a:graphicData uri="http://schemas.openxmlformats.org/drawingml/2006/picture">
+                <pic:pic xmlns:pic="http://schemas.openxmlformats.org/drawingml/2006/picture">
+                  <pic:nvPicPr>
+                    <pic:cNvPr id="0" name=""/>
+                    <pic:cNvPicPr>
+                      <a:picLocks noChangeAspect="1" noChangeArrowheads="1"/>
+                    </pic:cNvPicPr>
+                  </pic:nvPicPr>
+                  <pic:blipFill>
+                    <a:blip r:embed="rId13"/>
+                    <a:srcRect/>
+                    <a:stretch>
+                      <a:fillRect/>
+                    </a:stretch>
+                  </pic:blipFill>
+                  <pic:spPr bwMode="auto">
+                    <a:xfrm>
+                      <a:off x="0" y="0"/>
+                      <a:ext cx="5909310" cy="2842807"/>
+                    </a:xfrm>
+                    <a:prstGeom prst="rect">
+                      <a:avLst/>
+                    </a:prstGeom>
+                  </pic:spPr>
+                </pic:pic>
+              </a:graphicData>
+            </a:graphic>
+          </wp:inline>
+        </w:drawing>
+      </w:r>
     </w:p>
     <w:p>
       <w:pPr>
@@ -2809,6 +3199,7 @@
       <w:bookmarkStart w:id="14" w:name="_Toc238470252"/>
       <w:bookmarkEnd w:id="12"/>
       <w:r>
+        <w:lastRenderedPageBreak/>
         <w:t xml:space="preserve">3. </w:t>
       </w:r>
       <w:proofErr w:type="spellStart"/>
@@ -3284,7 +3675,6 @@
                 <w:sz w:val="19"/>
                 <w:szCs w:val="19"/>
               </w:rPr>
-              <w:lastRenderedPageBreak/>
               <w:t>Bmath</w:t>
             </w:r>
             <w:proofErr w:type="spellEnd"/>
@@ -3962,7 +4352,14 @@
         <w:rPr>
           <w:color w:val="333333"/>
         </w:rPr>
-        <w:t>La segunda conclusión es la que más interesa al proyecto, ya que, la franja de 6 a 7 años parece quedar un poco en tierra de nadie. No se ha encontrado ninguna plataforma que diseñe específicamente para este momento del aprendizaje lector. O los meten con los más pequeños o con los mayores. Ese es el espacio de oportunidad que el presente proyecto pretende abordar.</w:t>
+        <w:t xml:space="preserve">La segunda conclusión es la que más interesa al proyecto, ya que, la franja de 6 a 7 años parece quedar un poco en tierra de nadie. No se ha encontrado ninguna plataforma que diseñe específicamente para </w:t>
+      </w:r>
+      <w:r>
+        <w:rPr>
+          <w:color w:val="333333"/>
+        </w:rPr>
+        <w:lastRenderedPageBreak/>
+        <w:t>este momento del aprendizaje lector. O los meten con los más pequeños o con los mayores. Ese es el espacio de oportunidad que el presente proyecto pretende abordar.</w:t>
       </w:r>
     </w:p>
     <w:p>
@@ -3992,6 +4389,68 @@
           <w:color w:val="333333"/>
         </w:rPr>
         <w:t>El DAFO sirve para valorar la viabilidad del proyecto desde dos perspectivas: la interna (las fortalezas y debilidades del proyecto, más las del diseño planteado) y la externa (oportunidades y amenazas del entorno).</w:t>
+      </w:r>
+    </w:p>
+    <w:p>
+      <w:pPr>
+        <w:keepNext/>
+        <w:spacing w:before="120" w:after="40"/>
+        <w:rPr>
+          <w:color w:val="333333"/>
+        </w:rPr>
+      </w:pPr>
+    </w:p>
+    <w:p>
+      <w:pPr>
+        <w:keepNext/>
+        <w:spacing w:before="120" w:after="40"/>
+        <w:jc w:val="center"/>
+        <w:rPr>
+          <w:color w:val="333333"/>
+        </w:rPr>
+      </w:pPr>
+      <w:r>
+        <w:rPr>
+          <w:noProof/>
+        </w:rPr>
+        <w:drawing>
+          <wp:inline distT="0" distB="0" distL="0" distR="0" wp14:anchorId="39CAF5EA" wp14:editId="3A48E9F9">
+            <wp:extent cx="5762625" cy="3819525"/>
+            <wp:effectExtent l="0" t="0" r="0" b="0"/>
+            <wp:docPr id="2011749346" name="Imagen 2011749346"/>
+            <wp:cNvGraphicFramePr>
+              <a:graphicFrameLocks xmlns:a="http://schemas.openxmlformats.org/drawingml/2006/main" noChangeAspect="1"/>
+            </wp:cNvGraphicFramePr>
+            <a:graphic xmlns:a="http://schemas.openxmlformats.org/drawingml/2006/main">
+              <a:graphicData uri="http://schemas.openxmlformats.org/drawingml/2006/picture">
+                <pic:pic xmlns:pic="http://schemas.openxmlformats.org/drawingml/2006/picture">
+                  <pic:nvPicPr>
+                    <pic:cNvPr id="0" name=""/>
+                    <pic:cNvPicPr>
+                      <a:picLocks noChangeAspect="1" noChangeArrowheads="1"/>
+                    </pic:cNvPicPr>
+                  </pic:nvPicPr>
+                  <pic:blipFill>
+                    <a:blip r:embed="rId14"/>
+                    <a:srcRect/>
+                    <a:stretch>
+                      <a:fillRect/>
+                    </a:stretch>
+                  </pic:blipFill>
+                  <pic:spPr bwMode="auto">
+                    <a:xfrm>
+                      <a:off x="0" y="0"/>
+                      <a:ext cx="5762625" cy="3819525"/>
+                    </a:xfrm>
+                    <a:prstGeom prst="rect">
+                      <a:avLst/>
+                    </a:prstGeom>
+                  </pic:spPr>
+                </pic:pic>
+              </a:graphicData>
+            </a:graphic>
+          </wp:inline>
+        </w:drawing>
       </w:r>
     </w:p>
     <w:p>
@@ -4079,7 +4538,6 @@
         <w:rPr>
           <w:color w:val="333333"/>
         </w:rPr>
-        <w:lastRenderedPageBreak/>
         <w:t>Dicho esto, hay una limitación importante que se quiere dejar clara, la muestra inicial es pequeña (n=3) y viene del entorno cercano al autor. Esto significa que los resultados hay que entenderlos como evidencia para detectar problemas, orientar decisiones e iterar en el diseño, pero no como resultados estadísticamente generalizables. Aunque aumente el número de participantes más adelante, nunca va a ser una muestra lo suficientemente grande para generalizar con rigor estadístico.</w:t>
       </w:r>
     </w:p>
@@ -4095,6 +4553,7 @@
         <w:rPr>
           <w:color w:val="333333"/>
         </w:rPr>
+        <w:lastRenderedPageBreak/>
         <w:t xml:space="preserve">La oportunidad principal está en el hueco que se ha identificado en el </w:t>
       </w:r>
       <w:proofErr w:type="spellStart"/>
@@ -4268,7 +4727,6 @@
           <w:b/>
           <w:bCs/>
         </w:rPr>
-        <w:lastRenderedPageBreak/>
         <w:t>Social</w:t>
       </w:r>
     </w:p>
@@ -4278,7 +4736,11 @@
         <w:jc w:val="both"/>
       </w:pPr>
       <w:r>
-        <w:t>El contexto social es especialmente favorable al proyecto. La pandemia de COVID-19 aceleró la transformación digital de la educación, normalizando el uso de plataformas digitales en el aula y en el hogar. Sin embargo, esta transición también reveló una brecha importante, y es que, muchas herramientas fueron diseñadas para adultos o para franjas de edad demasiado amplias, sin atender las capacidades cognitivas y motoras únicas de los lectores principiantes (6-7 años). El cierre de escuelas evidenció que los niños de esta edad no podían usar las plataformas de forma autónoma, obligando a los adultos a ser una parte más equitativa de la educación de sus hijos, creando frustración en ambos lados desde entonces.</w:t>
+        <w:t xml:space="preserve">El contexto social es especialmente favorable al proyecto. La pandemia de COVID-19 aceleró la transformación digital de la educación, normalizando el uso de plataformas digitales en el aula y en el hogar. Sin embargo, esta transición también reveló una brecha importante, y es que, muchas herramientas fueron diseñadas para adultos o para franjas de edad demasiado amplias, sin atender las </w:t>
+      </w:r>
+      <w:r>
+        <w:lastRenderedPageBreak/>
+        <w:t>capacidades cognitivas y motoras únicas de los lectores principiantes (6-7 años). El cierre de escuelas evidenció que los niños de esta edad no podían usar las plataformas de forma autónoma, obligando a los adultos a ser una parte más equitativa de la educación de sus hijos, creando frustración en ambos lados desde entonces.</w:t>
       </w:r>
     </w:p>
     <w:p>
@@ -4443,7 +4905,6 @@
           <w:b/>
           <w:bCs/>
         </w:rPr>
-        <w:lastRenderedPageBreak/>
         <w:t>Ecológico</w:t>
       </w:r>
     </w:p>
@@ -4453,7 +4914,11 @@
         <w:jc w:val="both"/>
       </w:pPr>
       <w:r>
-        <w:t xml:space="preserve">El impacto medioambiental directo del proyecto es mínimo. Al tratarse de un prototipo digital sin infraestructura en la nube propia y sin requerir servidores en producción, no genera consumo energético significativo más allá del propio del desarrollo en dispositivos personales. El POC funcional se ejecuta en local, y el prototipo </w:t>
+        <w:t xml:space="preserve">El impacto medioambiental directo del proyecto es mínimo. Al tratarse de un prototipo digital sin infraestructura en la nube propia y sin requerir servidores en producción, no genera consumo energético significativo más allá del propio del desarrollo en dispositivos personales. El POC funcional se ejecuta en </w:t>
+      </w:r>
+      <w:r>
+        <w:lastRenderedPageBreak/>
+        <w:t xml:space="preserve">local, y el prototipo </w:t>
       </w:r>
       <w:proofErr w:type="spellStart"/>
       <w:r>
@@ -4494,21 +4959,73 @@
       <w:pPr>
         <w:spacing w:after="160" w:line="276" w:lineRule="auto"/>
         <w:jc w:val="both"/>
-        <w:rPr>
-          <w:b/>
-          <w:bCs/>
-        </w:rPr>
       </w:pPr>
     </w:p>
     <w:p>
       <w:pPr>
         <w:spacing w:after="160" w:line="276" w:lineRule="auto"/>
         <w:jc w:val="both"/>
+      </w:pPr>
+      <w:r>
         <w:rPr>
           <w:i/>
           <w:iCs/>
-        </w:rPr>
-      </w:pPr>
+          <w:noProof/>
+        </w:rPr>
+        <w:drawing>
+          <wp:inline distT="0" distB="0" distL="0" distR="0" wp14:anchorId="3E95FFB9" wp14:editId="1B8029C3">
+            <wp:extent cx="5905500" cy="1440180"/>
+            <wp:effectExtent l="0" t="0" r="0" b="7620"/>
+            <wp:docPr id="1766168475" name="Imagen 1"/>
+            <wp:cNvGraphicFramePr>
+              <a:graphicFrameLocks xmlns:a="http://schemas.openxmlformats.org/drawingml/2006/main" noChangeAspect="1"/>
+            </wp:cNvGraphicFramePr>
+            <a:graphic xmlns:a="http://schemas.openxmlformats.org/drawingml/2006/main">
+              <a:graphicData uri="http://schemas.openxmlformats.org/drawingml/2006/picture">
+                <pic:pic xmlns:pic="http://schemas.openxmlformats.org/drawingml/2006/picture">
+                  <pic:nvPicPr>
+                    <pic:cNvPr id="0" name="Picture 1"/>
+                    <pic:cNvPicPr>
+                      <a:picLocks noChangeAspect="1" noChangeArrowheads="1"/>
+                    </pic:cNvPicPr>
+                  </pic:nvPicPr>
+                  <pic:blipFill rotWithShape="1">
+                    <a:blip r:embed="rId15" cstate="print">
+                      <a:extLst>
+                        <a:ext uri="{28A0092B-C50C-407E-A947-70E740481C1C}">
+                          <a14:useLocalDpi xmlns:a14="http://schemas.microsoft.com/office/drawing/2010/main" val="0"/>
+                        </a:ext>
+                      </a:extLst>
+                    </a:blip>
+                    <a:srcRect t="16321" b="27596"/>
+                    <a:stretch>
+                      <a:fillRect/>
+                    </a:stretch>
+                  </pic:blipFill>
+                  <pic:spPr bwMode="auto">
+                    <a:xfrm>
+                      <a:off x="0" y="0"/>
+                      <a:ext cx="5905500" cy="1440180"/>
+                    </a:xfrm>
+                    <a:prstGeom prst="rect">
+                      <a:avLst/>
+                    </a:prstGeom>
+                    <a:noFill/>
+                    <a:ln>
+                      <a:noFill/>
+                    </a:ln>
+                    <a:extLst>
+                      <a:ext uri="{53640926-AAD7-44D8-BBD7-CCE9431645EC}">
+                        <a14:shadowObscured xmlns:a14="http://schemas.microsoft.com/office/drawing/2010/main"/>
+                      </a:ext>
+                    </a:extLst>
+                  </pic:spPr>
+                </pic:pic>
+              </a:graphicData>
+            </a:graphic>
+          </wp:inline>
+        </w:drawing>
+      </w:r>
     </w:p>
     <w:p>
       <w:pPr>
@@ -4680,7 +5197,7 @@
         </w:rPr>
         <w:t xml:space="preserve">Url:  </w:t>
       </w:r>
-      <w:hyperlink r:id="rId8">
+      <w:hyperlink r:id="rId16">
         <w:r>
           <w:rPr>
             <w:rStyle w:val="Hipervnculo"/>
@@ -4743,84 +5260,6 @@
     </w:p>
     <w:p>
       <w:pPr>
-        <w:spacing w:before="60" w:after="220"/>
-        <w:jc w:val="center"/>
-        <w:rPr>
-          <w:i/>
-          <w:iCs/>
-          <w:color w:val="595959"/>
-          <w:sz w:val="18"/>
-          <w:szCs w:val="18"/>
-        </w:rPr>
-      </w:pPr>
-    </w:p>
-    <w:p>
-      <w:pPr>
-        <w:spacing w:before="60" w:after="220"/>
-        <w:jc w:val="center"/>
-        <w:rPr>
-          <w:i/>
-          <w:iCs/>
-          <w:color w:val="595959"/>
-          <w:sz w:val="18"/>
-          <w:szCs w:val="18"/>
-        </w:rPr>
-      </w:pPr>
-    </w:p>
-    <w:p>
-      <w:pPr>
-        <w:spacing w:before="60" w:after="220"/>
-        <w:jc w:val="center"/>
-        <w:rPr>
-          <w:i/>
-          <w:iCs/>
-          <w:color w:val="595959"/>
-          <w:sz w:val="18"/>
-          <w:szCs w:val="18"/>
-        </w:rPr>
-      </w:pPr>
-    </w:p>
-    <w:p>
-      <w:pPr>
-        <w:spacing w:before="60" w:after="220"/>
-        <w:jc w:val="center"/>
-        <w:rPr>
-          <w:i/>
-          <w:iCs/>
-          <w:color w:val="595959"/>
-          <w:sz w:val="18"/>
-          <w:szCs w:val="18"/>
-        </w:rPr>
-      </w:pPr>
-    </w:p>
-    <w:p>
-      <w:pPr>
-        <w:spacing w:before="60" w:after="220"/>
-        <w:jc w:val="center"/>
-        <w:rPr>
-          <w:i/>
-          <w:iCs/>
-          <w:color w:val="595959"/>
-          <w:sz w:val="18"/>
-          <w:szCs w:val="18"/>
-        </w:rPr>
-      </w:pPr>
-    </w:p>
-    <w:p>
-      <w:pPr>
-        <w:spacing w:before="60" w:after="220"/>
-        <w:jc w:val="center"/>
-        <w:rPr>
-          <w:i/>
-          <w:iCs/>
-          <w:color w:val="595959"/>
-          <w:sz w:val="18"/>
-          <w:szCs w:val="18"/>
-        </w:rPr>
-      </w:pPr>
-    </w:p>
-    <w:p>
-      <w:pPr>
         <w:pStyle w:val="Estilo1"/>
       </w:pPr>
       <w:bookmarkStart w:id="23" w:name="__RefHeading___Toc3526_4072276136"/>
@@ -4841,7 +5280,6 @@
     </w:p>
     <w:p>
       <w:r>
-        <w:lastRenderedPageBreak/>
         <w:t xml:space="preserve">El proyecto adopta el enfoque </w:t>
       </w:r>
       <w:proofErr w:type="spellStart"/>
@@ -5222,7 +5660,6 @@
       <w:bookmarkStart w:id="28" w:name="_Toc238470269"/>
       <w:bookmarkEnd w:id="26"/>
       <w:r>
-        <w:lastRenderedPageBreak/>
         <w:t xml:space="preserve">4.2. </w:t>
       </w:r>
       <w:proofErr w:type="spellStart"/>
@@ -5275,6 +5712,7 @@
         <w:jc w:val="both"/>
       </w:pPr>
       <w:r>
+        <w:lastRenderedPageBreak/>
         <w:t xml:space="preserve">Ahí es donde se va a evaluar la experiencia de forma rigurosa: eficacia, eficiencia y satisfacción según la ISO 9241-11, pero adaptado a niños. Se utilizarán herramientas como el Fun </w:t>
       </w:r>
       <w:proofErr w:type="spellStart"/>
@@ -6163,7 +6601,6 @@
         <w:rPr>
           <w:color w:val="333333"/>
         </w:rPr>
-        <w:lastRenderedPageBreak/>
         <w:t xml:space="preserve"> A lo largo de cada tarea se recogerán datos tanto si se completa la tarea como si no. La percepción de la experiencia se recogerá con el “</w:t>
       </w:r>
       <w:proofErr w:type="spellStart"/>
@@ -6219,6 +6656,7 @@
         <w:rPr>
           <w:color w:val="333333"/>
         </w:rPr>
+        <w:lastRenderedPageBreak/>
         <w:t>El protocolo detallado y los guiones específicos para cada edad se irán preparando a lo largo de este proceso y solo se aplicarán una vez superado el gate ético previsto.</w:t>
       </w:r>
     </w:p>
@@ -7101,47 +7539,47 @@
         <w:rPr>
           <w:color w:val="333333"/>
         </w:rPr>
+        <w:t xml:space="preserve">La IA se puede equivocar de muchas formas y no siempre es evidente. Por eso cualquier persona, personaje o escenario que genere será revisado antes de incorporarlo al proyecto, mirando especialmente si hay estereotipos en tipografía, colores, roles, representación. Se incluirá criterios de diversidad en los </w:t>
+      </w:r>
+      <w:proofErr w:type="spellStart"/>
+      <w:r>
+        <w:rPr>
+          <w:color w:val="333333"/>
+        </w:rPr>
+        <w:t>prompts</w:t>
+      </w:r>
+      <w:proofErr w:type="spellEnd"/>
+      <w:r>
+        <w:rPr>
+          <w:color w:val="333333"/>
+        </w:rPr>
+        <w:t xml:space="preserve"> para intentar evitar que el modelo reproduzca siempre los mismos perfiles.</w:t>
+      </w:r>
+    </w:p>
+    <w:p>
+      <w:pPr>
+        <w:rPr>
+          <w:color w:val="333333"/>
+        </w:rPr>
+      </w:pPr>
+      <w:r>
+        <w:rPr>
+          <w:color w:val="333333"/>
+        </w:rPr>
+        <w:t>También dejar clara una idea, hay una separación total entre lo que la IA propone y lo que el autor del proyecto considera una evidencia. Los modelos pueden ayudar a generar ideas y alternativas, pero jamás van a fabricar resultados de investigación. Eso es línea roja.</w:t>
+      </w:r>
+    </w:p>
+    <w:p>
+      <w:pPr>
+        <w:rPr>
+          <w:color w:val="333333"/>
+        </w:rPr>
+      </w:pPr>
+      <w:r>
+        <w:rPr>
+          <w:color w:val="333333"/>
+        </w:rPr>
         <w:lastRenderedPageBreak/>
-        <w:t xml:space="preserve">La IA se puede equivocar de muchas formas y no siempre es evidente. Por eso cualquier persona, personaje o escenario que genere será revisado antes de incorporarlo al proyecto, mirando especialmente si hay estereotipos en tipografía, colores, roles, representación. Se incluirá criterios de diversidad en los </w:t>
-      </w:r>
-      <w:proofErr w:type="spellStart"/>
-      <w:r>
-        <w:rPr>
-          <w:color w:val="333333"/>
-        </w:rPr>
-        <w:t>prompts</w:t>
-      </w:r>
-      <w:proofErr w:type="spellEnd"/>
-      <w:r>
-        <w:rPr>
-          <w:color w:val="333333"/>
-        </w:rPr>
-        <w:t xml:space="preserve"> para intentar evitar que el modelo reproduzca siempre los mismos perfiles.</w:t>
-      </w:r>
-    </w:p>
-    <w:p>
-      <w:pPr>
-        <w:rPr>
-          <w:color w:val="333333"/>
-        </w:rPr>
-      </w:pPr>
-      <w:r>
-        <w:rPr>
-          <w:color w:val="333333"/>
-        </w:rPr>
-        <w:t>También dejar clara una idea, hay una separación total entre lo que la IA propone y lo que el autor del proyecto considera una evidencia. Los modelos pueden ayudar a generar ideas y alternativas, pero jamás van a fabricar resultados de investigación. Eso es línea roja.</w:t>
-      </w:r>
-    </w:p>
-    <w:p>
-      <w:pPr>
-        <w:rPr>
-          <w:color w:val="333333"/>
-        </w:rPr>
-      </w:pPr>
-      <w:r>
-        <w:rPr>
-          <w:color w:val="333333"/>
-        </w:rPr>
         <w:t>Cualquier hipótesis que salga del proceso tiene que validarse con usuarios reales antes de considerarla válida. Sin excepciones.</w:t>
       </w:r>
     </w:p>
@@ -7163,11 +7601,14 @@
       <w:pPr>
         <w:spacing w:after="160" w:line="276" w:lineRule="auto"/>
         <w:jc w:val="both"/>
-      </w:pPr>
-      <w:r>
         <w:rPr>
           <w:color w:val="333333"/>
         </w:rPr>
+      </w:pPr>
+      <w:r>
+        <w:rPr>
+          <w:color w:val="333333"/>
+        </w:rPr>
         <w:t xml:space="preserve">El Mapa de Valor sirve para valorar la viabilidad del proyecto en función de las necesidades reales de los usuarios con la respuesta del producto. En este proyecto el usuario se divide en dos perspectivas, la del menor de 6-8 años como usuario primario y el adulto mediador (padre, madre o docente) como prescriptor, configurador y supervisor. En esta versión actual el mapa recoge hipótesis derivadas del análisis del problema y del </w:t>
       </w:r>
       <w:proofErr w:type="spellStart"/>
@@ -7187,10 +7628,55 @@
     </w:p>
     <w:p>
       <w:pPr>
-        <w:keepNext/>
-        <w:spacing w:before="120" w:after="40"/>
-        <w:jc w:val="center"/>
-      </w:pPr>
+        <w:spacing w:after="160" w:line="276" w:lineRule="auto"/>
+        <w:jc w:val="both"/>
+        <w:rPr>
+          <w:color w:val="333333"/>
+        </w:rPr>
+      </w:pPr>
+      <w:r>
+        <w:rPr>
+          <w:noProof/>
+        </w:rPr>
+        <w:drawing>
+          <wp:inline distT="0" distB="0" distL="0" distR="0" wp14:anchorId="18B7B17B" wp14:editId="352E59D2">
+            <wp:extent cx="5909310" cy="3626485"/>
+            <wp:effectExtent l="0" t="0" r="0" b="0"/>
+            <wp:docPr id="746086693" name="Imagen 746086693"/>
+            <wp:cNvGraphicFramePr>
+              <a:graphicFrameLocks xmlns:a="http://schemas.openxmlformats.org/drawingml/2006/main" noChangeAspect="1"/>
+            </wp:cNvGraphicFramePr>
+            <a:graphic xmlns:a="http://schemas.openxmlformats.org/drawingml/2006/main">
+              <a:graphicData uri="http://schemas.openxmlformats.org/drawingml/2006/picture">
+                <pic:pic xmlns:pic="http://schemas.openxmlformats.org/drawingml/2006/picture">
+                  <pic:nvPicPr>
+                    <pic:cNvPr id="0" name=""/>
+                    <pic:cNvPicPr>
+                      <a:picLocks noChangeAspect="1" noChangeArrowheads="1"/>
+                    </pic:cNvPicPr>
+                  </pic:nvPicPr>
+                  <pic:blipFill>
+                    <a:blip r:embed="rId17"/>
+                    <a:srcRect/>
+                    <a:stretch>
+                      <a:fillRect/>
+                    </a:stretch>
+                  </pic:blipFill>
+                  <pic:spPr bwMode="auto">
+                    <a:xfrm>
+                      <a:off x="0" y="0"/>
+                      <a:ext cx="5909310" cy="3626485"/>
+                    </a:xfrm>
+                    <a:prstGeom prst="rect">
+                      <a:avLst/>
+                    </a:prstGeom>
+                  </pic:spPr>
+                </pic:pic>
+              </a:graphicData>
+            </a:graphic>
+          </wp:inline>
+        </w:drawing>
+      </w:r>
     </w:p>
     <w:p>
       <w:pPr>
@@ -7284,7 +7770,14 @@
         <w:rPr>
           <w:color w:val="333333"/>
         </w:rPr>
-        <w:t>para saber su grado de satisfacción. Al final, ninguna de las hipótesis del proyecto se considerará validada hasta que sea contrastada con usuarios reales. Ese es el núcleo del método.</w:t>
+        <w:t xml:space="preserve">para saber su grado de satisfacción. Al final, </w:t>
+      </w:r>
+      <w:r>
+        <w:rPr>
+          <w:color w:val="333333"/>
+        </w:rPr>
+        <w:lastRenderedPageBreak/>
+        <w:t>ninguna de las hipótesis del proyecto se considerará validada hasta que sea contrastada con usuarios reales. Ese es el núcleo del método.</w:t>
       </w:r>
     </w:p>
     <w:p>
@@ -7396,7 +7889,6 @@
         <w:rPr>
           <w:color w:val="333333"/>
         </w:rPr>
-        <w:lastRenderedPageBreak/>
         <w:t>A pesar de que este proyecto se va a centrar en usuarios de entre 6 y 7 años, las decisiones de diseño se van a contrastar y validar con participantes de 5 y 10 años para comprobar que la experiencia funciona en los límites de la franja.</w:t>
       </w:r>
     </w:p>
@@ -7645,6 +8137,12 @@
     </w:p>
     <w:p>
       <w:pPr>
+        <w:spacing w:after="90" w:line="264" w:lineRule="auto"/>
+        <w:jc w:val="both"/>
+      </w:pPr>
+    </w:p>
+    <w:p>
+      <w:pPr>
         <w:pStyle w:val="Prrafodelista"/>
         <w:spacing w:after="90" w:line="264" w:lineRule="auto"/>
         <w:ind w:left="460"/>
@@ -7653,38 +8151,6 @@
     </w:p>
     <w:p>
       <w:pPr>
-        <w:pStyle w:val="Prrafodelista"/>
-        <w:spacing w:after="90" w:line="264" w:lineRule="auto"/>
-        <w:ind w:left="460"/>
-        <w:jc w:val="both"/>
-      </w:pPr>
-    </w:p>
-    <w:p>
-      <w:pPr>
-        <w:pStyle w:val="Prrafodelista"/>
-        <w:spacing w:after="90" w:line="264" w:lineRule="auto"/>
-        <w:ind w:left="460"/>
-        <w:jc w:val="both"/>
-      </w:pPr>
-    </w:p>
-    <w:p>
-      <w:pPr>
-        <w:pStyle w:val="Prrafodelista"/>
-        <w:spacing w:after="90" w:line="264" w:lineRule="auto"/>
-        <w:ind w:left="460"/>
-        <w:jc w:val="both"/>
-      </w:pPr>
-    </w:p>
-    <w:p>
-      <w:pPr>
-        <w:pStyle w:val="Prrafodelista"/>
-        <w:spacing w:after="90" w:line="264" w:lineRule="auto"/>
-        <w:ind w:left="460"/>
-        <w:jc w:val="both"/>
-      </w:pPr>
-    </w:p>
-    <w:p>
-      <w:pPr>
         <w:pStyle w:val="Estilo2"/>
       </w:pPr>
       <w:bookmarkStart w:id="49" w:name="__RefHeading___Toc3538_4072276136"/>
@@ -7710,14 +8176,7 @@
         <w:rPr>
           <w:color w:val="333333"/>
         </w:rPr>
-        <w:t xml:space="preserve">Para el niño de 6 a 7 años poder completar una actividad de principio a fin sin intervención adulta y comprender de inmediato el resultado de cada acción retomando su progreso en un dispositivo compartido es de un gran valor para el proyecto. A su vez para el adulto mediador poder configurar la experiencia sin fricción comprendiendo el progreso real del menor, confiando en la seguridad del entorno </w:t>
-      </w:r>
-      <w:r>
-        <w:rPr>
-          <w:color w:val="333333"/>
-        </w:rPr>
-        <w:lastRenderedPageBreak/>
-        <w:t>que rodea la app sabiendo que no hay publicidad, compras accesibles al niño, visualización de datos protegidos.</w:t>
+        <w:t>Para el niño de 6 a 7 años poder completar una actividad de principio a fin sin intervención adulta y comprender de inmediato el resultado de cada acción retomando su progreso en un dispositivo compartido es de un gran valor para el proyecto. A su vez para el adulto mediador poder configurar la experiencia sin fricción comprendiendo el progreso real del menor, confiando en la seguridad del entorno que rodea la app sabiendo que no hay publicidad, compras accesibles al niño, visualización de datos protegidos.</w:t>
       </w:r>
     </w:p>
     <w:p>
@@ -9106,7 +9565,6 @@
                 <w:sz w:val="20"/>
                 <w:szCs w:val="20"/>
               </w:rPr>
-              <w:lastRenderedPageBreak/>
               <w:t>Ref.</w:t>
             </w:r>
           </w:p>
@@ -10321,7 +10779,14 @@
         <w:rPr>
           <w:color w:val="333333"/>
         </w:rPr>
-        <w:t xml:space="preserve"> actúa como proceso principal, mientras que la evaluación de usabilidad aporta las métricas concretas para determinar qué funciona y qué debe cambiarse. De este modo, en el presente TFB se integran ambas metodologías: </w:t>
+        <w:t xml:space="preserve"> actúa como proceso principal, mientras que la evaluación de usabilidad aporta las </w:t>
+      </w:r>
+      <w:r>
+        <w:rPr>
+          <w:color w:val="333333"/>
+        </w:rPr>
+        <w:lastRenderedPageBreak/>
+        <w:t xml:space="preserve">métricas concretas para determinar qué funciona y qué debe cambiarse. De este modo, en el presente TFB se integran ambas metodologías: </w:t>
       </w:r>
       <w:proofErr w:type="spellStart"/>
       <w:r>
@@ -10375,63 +10840,298 @@
         <w:spacing w:after="90" w:line="264" w:lineRule="auto"/>
         <w:jc w:val="both"/>
       </w:pPr>
+      <w:r>
+        <w:t xml:space="preserve">Diseñar y validar una experiencia de usuario optimizada para la plataforma educativa </w:t>
+      </w:r>
+      <w:proofErr w:type="spellStart"/>
+      <w:r>
+        <w:t>EduKids</w:t>
+      </w:r>
+      <w:proofErr w:type="spellEnd"/>
+      <w:r>
+        <w:t xml:space="preserve">, dirigida a niños de 5 a 10 años, que facilite el aprendizaje de matemáticas básicas mediante la aplicación de metodologías de </w:t>
+      </w:r>
+      <w:proofErr w:type="spellStart"/>
+      <w:r>
+        <w:t>Design</w:t>
+      </w:r>
+      <w:proofErr w:type="spellEnd"/>
+      <w:r>
+        <w:t xml:space="preserve"> </w:t>
+      </w:r>
+      <w:proofErr w:type="spellStart"/>
+      <w:r>
+        <w:t>Thinking</w:t>
+      </w:r>
+      <w:proofErr w:type="spellEnd"/>
+      <w:r>
+        <w:t xml:space="preserve"> y Diseño Centrado en el Usuario (DCU), garantizando altos niveles de usabilidad, </w:t>
+      </w:r>
+      <w:proofErr w:type="spellStart"/>
+      <w:r>
+        <w:t>engagement</w:t>
+      </w:r>
+      <w:proofErr w:type="spellEnd"/>
+      <w:r>
+        <w:t xml:space="preserve"> emocional y efectividad pedagógica.</w:t>
+      </w:r>
     </w:p>
     <w:p>
       <w:pPr>
         <w:spacing w:after="90" w:line="264" w:lineRule="auto"/>
-        <w:jc w:val="both"/>
-      </w:pPr>
-      <w:r>
-        <w:t xml:space="preserve">Diseñar y validar una experiencia de usuario optimizada para la plataforma educativa </w:t>
-      </w:r>
-      <w:proofErr w:type="spellStart"/>
-      <w:r>
-        <w:t>EduKids</w:t>
-      </w:r>
-      <w:proofErr w:type="spellEnd"/>
-      <w:r>
-        <w:t xml:space="preserve">, dirigida a niños de 5 a 10 años, que facilite el aprendizaje de matemáticas básicas mediante la aplicación de metodologías de </w:t>
-      </w:r>
-      <w:proofErr w:type="spellStart"/>
-      <w:r>
-        <w:t>Design</w:t>
-      </w:r>
-      <w:proofErr w:type="spellEnd"/>
-      <w:r>
-        <w:t xml:space="preserve"> </w:t>
-      </w:r>
-      <w:proofErr w:type="spellStart"/>
-      <w:r>
-        <w:t>Thinking</w:t>
-      </w:r>
-      <w:proofErr w:type="spellEnd"/>
-      <w:r>
-        <w:t xml:space="preserve"> y Diseño Centrado en el Usuario (DCU), garantizando altos niveles de usabilidad, </w:t>
-      </w:r>
-      <w:proofErr w:type="spellStart"/>
-      <w:r>
-        <w:t>engagement</w:t>
-      </w:r>
-      <w:proofErr w:type="spellEnd"/>
-      <w:r>
-        <w:t xml:space="preserve"> emocional y efectividad pedagógica.</w:t>
-      </w:r>
-    </w:p>
-    <w:p>
-      <w:pPr>
-        <w:spacing w:after="90" w:line="264" w:lineRule="auto"/>
-        <w:jc w:val="both"/>
+        <w:jc w:val="center"/>
       </w:pPr>
     </w:p>
     <w:p>
       <w:pPr>
         <w:pStyle w:val="Estilo2"/>
+        <w:rPr>
+          <w:noProof/>
+        </w:rPr>
       </w:pPr>
       <w:bookmarkStart w:id="66" w:name="__RefHeading___Toc3550_4072276136"/>
       <w:bookmarkEnd w:id="66"/>
+    </w:p>
+    <w:p>
+      <w:pPr>
+        <w:pStyle w:val="Estilo2"/>
+      </w:pPr>
+      <w:r>
+        <w:rPr>
+          <w:noProof/>
+        </w:rPr>
+        <mc:AlternateContent>
+          <mc:Choice Requires="wps">
+            <w:drawing>
+              <wp:anchor distT="0" distB="0" distL="114300" distR="114300" simplePos="0" relativeHeight="251665408" behindDoc="0" locked="0" layoutInCell="1" allowOverlap="1" wp14:anchorId="18178224" wp14:editId="02EABE27">
+                <wp:simplePos x="0" y="0"/>
+                <wp:positionH relativeFrom="margin">
+                  <wp:posOffset>850900</wp:posOffset>
+                </wp:positionH>
+                <wp:positionV relativeFrom="paragraph">
+                  <wp:posOffset>4746625</wp:posOffset>
+                </wp:positionV>
+                <wp:extent cx="4343400" cy="304800"/>
+                <wp:effectExtent l="0" t="0" r="0" b="0"/>
+                <wp:wrapThrough wrapText="bothSides">
+                  <wp:wrapPolygon edited="0">
+                    <wp:start x="0" y="0"/>
+                    <wp:lineTo x="0" y="20250"/>
+                    <wp:lineTo x="21505" y="20250"/>
+                    <wp:lineTo x="21505" y="0"/>
+                    <wp:lineTo x="0" y="0"/>
+                  </wp:wrapPolygon>
+                </wp:wrapThrough>
+                <wp:docPr id="199071261" name="Cuadro de texto 1"/>
+                <wp:cNvGraphicFramePr/>
+                <a:graphic xmlns:a="http://schemas.openxmlformats.org/drawingml/2006/main">
+                  <a:graphicData uri="http://schemas.microsoft.com/office/word/2010/wordprocessingShape">
+                    <wps:wsp>
+                      <wps:cNvSpPr txBox="1"/>
+                      <wps:spPr>
+                        <a:xfrm>
+                          <a:off x="0" y="0"/>
+                          <a:ext cx="4343400" cy="304800"/>
+                        </a:xfrm>
+                        <a:prstGeom prst="rect">
+                          <a:avLst/>
+                        </a:prstGeom>
+                        <a:solidFill>
+                          <a:prstClr val="white"/>
+                        </a:solidFill>
+                        <a:ln>
+                          <a:noFill/>
+                        </a:ln>
+                      </wps:spPr>
+                      <wps:txbx>
+                        <w:txbxContent>
+                          <w:p>
+                            <w:pPr>
+                              <w:pStyle w:val="Descripcin"/>
+                              <w:rPr>
+                                <w:b/>
+                                <w:bCs/>
+                                <w:noProof/>
+                                <w:color w:val="2E75B6"/>
+                                <w:sz w:val="26"/>
+                                <w:szCs w:val="26"/>
+                              </w:rPr>
+                            </w:pPr>
+                            <w:r>
+                              <w:t>Ilustración</w:t>
+                            </w:r>
+                            <w:r>
+                              <w:t xml:space="preserve">: </w:t>
+                            </w:r>
+                            <w:r>
+                              <w:t xml:space="preserve"> Objeticos SMART</w:t>
+                            </w:r>
+                            <w:r>
+                              <w:t xml:space="preserve"> (imagen de uso libre) </w:t>
+                            </w:r>
+                            <w:r>
+                              <w:t>http://www.freepik.com/terms_of_use</w:t>
+                            </w:r>
+                          </w:p>
+                        </w:txbxContent>
+                      </wps:txbx>
+                      <wps:bodyPr rot="0" spcFirstLastPara="0" vertOverflow="overflow" horzOverflow="overflow" vert="horz" wrap="square" lIns="0" tIns="0" rIns="0" bIns="0" numCol="1" spcCol="0" rtlCol="0" fromWordArt="0" anchor="t" anchorCtr="0" forceAA="0" compatLnSpc="1">
+                        <a:prstTxWarp prst="textNoShape">
+                          <a:avLst/>
+                        </a:prstTxWarp>
+                        <a:noAutofit/>
+                      </wps:bodyPr>
+                    </wps:wsp>
+                  </a:graphicData>
+                </a:graphic>
+                <wp14:sizeRelH relativeFrom="margin">
+                  <wp14:pctWidth>0</wp14:pctWidth>
+                </wp14:sizeRelH>
+                <wp14:sizeRelV relativeFrom="margin">
+                  <wp14:pctHeight>0</wp14:pctHeight>
+                </wp14:sizeRelV>
+              </wp:anchor>
+            </w:drawing>
+          </mc:Choice>
+          <mc:Fallback>
+            <w:pict>
+              <v:shape w14:anchorId="18178224" id="_x0000_s1027" type="#_x0000_t202" style="position:absolute;margin-left:67pt;margin-top:373.75pt;width:342pt;height:24pt;z-index:251665408;visibility:visible;mso-wrap-style:square;mso-width-percent:0;mso-height-percent:0;mso-wrap-distance-left:9pt;mso-wrap-distance-top:0;mso-wrap-distance-right:9pt;mso-wrap-distance-bottom:0;mso-position-horizontal:absolute;mso-position-horizontal-relative:margin;mso-position-vertical:absolute;mso-position-vertical-relative:text;mso-width-percent:0;mso-height-percent:0;mso-width-relative:margin;mso-height-relative:margin;v-text-anchor:top" o:gfxdata="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" stroked="f">
+                <v:textbox inset="0,0,0,0">
+                  <w:txbxContent>
+                    <w:p>
+                      <w:pPr>
+                        <w:pStyle w:val="Descripcin"/>
+                        <w:rPr>
+                          <w:b/>
+                          <w:bCs/>
+                          <w:noProof/>
+                          <w:color w:val="2E75B6"/>
+                          <w:sz w:val="26"/>
+                          <w:szCs w:val="26"/>
+                        </w:rPr>
+                      </w:pPr>
+                      <w:r>
+                        <w:t>Ilustración</w:t>
+                      </w:r>
+                      <w:r>
+                        <w:t xml:space="preserve">: </w:t>
+                      </w:r>
+                      <w:r>
+                        <w:t xml:space="preserve"> Objeticos SMART</w:t>
+                      </w:r>
+                      <w:r>
+                        <w:t xml:space="preserve"> (imagen de uso libre) </w:t>
+                      </w:r>
+                      <w:r>
+                        <w:t>http://www.freepik.com/terms_of_use</w:t>
+                      </w:r>
+                    </w:p>
+                  </w:txbxContent>
+                </v:textbox>
+                <w10:wrap type="through" anchorx="margin"/>
+              </v:shape>
+            </w:pict>
+          </mc:Fallback>
+        </mc:AlternateContent>
+      </w:r>
+      <w:r>
+        <w:rPr>
+          <w:noProof/>
+        </w:rPr>
+        <w:drawing>
+          <wp:anchor distT="0" distB="0" distL="114300" distR="114300" simplePos="0" relativeHeight="251663360" behindDoc="1" locked="0" layoutInCell="1" allowOverlap="1" wp14:anchorId="1F975ACA" wp14:editId="5D72C99B">
+            <wp:simplePos x="0" y="0"/>
+            <wp:positionH relativeFrom="margin">
+              <wp:align>center</wp:align>
+            </wp:positionH>
+            <wp:positionV relativeFrom="paragraph">
+              <wp:posOffset>387532</wp:posOffset>
+            </wp:positionV>
+            <wp:extent cx="5417820" cy="4331970"/>
+            <wp:effectExtent l="0" t="0" r="0" b="0"/>
+            <wp:wrapThrough wrapText="bothSides">
+              <wp:wrapPolygon edited="0">
+                <wp:start x="0" y="0"/>
+                <wp:lineTo x="0" y="21467"/>
+                <wp:lineTo x="21494" y="21467"/>
+                <wp:lineTo x="21494" y="0"/>
+                <wp:lineTo x="0" y="0"/>
+              </wp:wrapPolygon>
+            </wp:wrapThrough>
+            <wp:docPr id="955409146" name="Imagen 1"/>
+            <wp:cNvGraphicFramePr>
+              <a:graphicFrameLocks xmlns:a="http://schemas.openxmlformats.org/drawingml/2006/main" noChangeAspect="1"/>
+            </wp:cNvGraphicFramePr>
+            <a:graphic xmlns:a="http://schemas.openxmlformats.org/drawingml/2006/main">
+              <a:graphicData uri="http://schemas.openxmlformats.org/drawingml/2006/picture">
+                <pic:pic xmlns:pic="http://schemas.openxmlformats.org/drawingml/2006/picture">
+                  <pic:nvPicPr>
+                    <pic:cNvPr id="0" name="Picture 1"/>
+                    <pic:cNvPicPr>
+                      <a:picLocks noChangeAspect="1" noChangeArrowheads="1"/>
+                    </pic:cNvPicPr>
+                  </pic:nvPicPr>
+                  <pic:blipFill rotWithShape="1">
+                    <a:blip r:embed="rId18">
+                      <a:extLst>
+                        <a:ext uri="{28A0092B-C50C-407E-A947-70E740481C1C}">
+                          <a14:useLocalDpi xmlns:a14="http://schemas.microsoft.com/office/drawing/2010/main" val="0"/>
+                        </a:ext>
+                      </a:extLst>
+                    </a:blip>
+                    <a:srcRect b="20032"/>
+                    <a:stretch>
+                      <a:fillRect/>
+                    </a:stretch>
+                  </pic:blipFill>
+                  <pic:spPr bwMode="auto">
+                    <a:xfrm>
+                      <a:off x="0" y="0"/>
+                      <a:ext cx="5417820" cy="4331970"/>
+                    </a:xfrm>
+                    <a:prstGeom prst="rect">
+                      <a:avLst/>
+                    </a:prstGeom>
+                    <a:noFill/>
+                    <a:ln>
+                      <a:noFill/>
+                    </a:ln>
+                    <a:extLst>
+                      <a:ext uri="{53640926-AAD7-44D8-BBD7-CCE9431645EC}">
+                        <a14:shadowObscured xmlns:a14="http://schemas.microsoft.com/office/drawing/2010/main"/>
+                      </a:ext>
+                    </a:extLst>
+                  </pic:spPr>
+                </pic:pic>
+              </a:graphicData>
+            </a:graphic>
+            <wp14:sizeRelH relativeFrom="margin">
+              <wp14:pctWidth>0</wp14:pctWidth>
+            </wp14:sizeRelH>
+            <wp14:sizeRelV relativeFrom="margin">
+              <wp14:pctHeight>0</wp14:pctHeight>
+            </wp14:sizeRelV>
+          </wp:anchor>
+        </w:drawing>
+      </w:r>
       <w:r>
         <w:t>7.2. OBJETIVOS ESPECÍFICOS (SMART)</w:t>
       </w:r>
+    </w:p>
+    <w:p>
+      <w:pPr>
+        <w:pStyle w:val="Estilo2"/>
+      </w:pPr>
+    </w:p>
+    <w:p>
+      <w:pPr>
+        <w:pStyle w:val="Estilo2"/>
+      </w:pPr>
+    </w:p>
+    <w:p>
+      <w:pPr>
+        <w:pStyle w:val="Estilo2"/>
+      </w:pPr>
     </w:p>
     <w:p>
       <w:pPr>
@@ -10669,7 +11369,6 @@
           <w:b/>
           <w:bCs/>
         </w:rPr>
-        <w:lastRenderedPageBreak/>
         <w:t>OE4.</w:t>
       </w:r>
       <w:r>
@@ -10774,6 +11473,7 @@
         <w:jc w:val="both"/>
       </w:pPr>
       <w:r>
+        <w:lastRenderedPageBreak/>
         <w:t xml:space="preserve">• Métrica: Número de </w:t>
       </w:r>
       <w:proofErr w:type="spellStart"/>
@@ -11012,9 +11712,96 @@
     <w:p>
       <w:pPr>
         <w:spacing w:after="90" w:line="264" w:lineRule="auto"/>
+        <w:ind w:firstLine="708"/>
         <w:jc w:val="both"/>
       </w:pPr>
     </w:p>
+    <w:p>
+      <w:pPr>
+        <w:spacing w:after="90" w:line="264" w:lineRule="auto"/>
+        <w:ind w:firstLine="708"/>
+        <w:jc w:val="both"/>
+      </w:pPr>
+    </w:p>
+    <w:p>
+      <w:pPr>
+        <w:spacing w:after="90" w:line="264" w:lineRule="auto"/>
+        <w:ind w:firstLine="708"/>
+        <w:jc w:val="both"/>
+      </w:pPr>
+    </w:p>
+    <w:p>
+      <w:pPr>
+        <w:spacing w:after="90" w:line="264" w:lineRule="auto"/>
+        <w:ind w:firstLine="708"/>
+        <w:jc w:val="both"/>
+      </w:pPr>
+    </w:p>
+    <w:p>
+      <w:pPr>
+        <w:spacing w:after="90" w:line="264" w:lineRule="auto"/>
+        <w:ind w:firstLine="708"/>
+        <w:jc w:val="both"/>
+      </w:pPr>
+    </w:p>
+    <w:p>
+      <w:pPr>
+        <w:spacing w:after="90" w:line="264" w:lineRule="auto"/>
+        <w:ind w:firstLine="708"/>
+        <w:jc w:val="both"/>
+      </w:pPr>
+    </w:p>
+    <w:p>
+      <w:pPr>
+        <w:spacing w:after="90" w:line="264" w:lineRule="auto"/>
+        <w:ind w:firstLine="708"/>
+        <w:jc w:val="both"/>
+      </w:pPr>
+    </w:p>
+    <w:p>
+      <w:pPr>
+        <w:spacing w:after="90" w:line="264" w:lineRule="auto"/>
+        <w:ind w:firstLine="708"/>
+        <w:jc w:val="both"/>
+      </w:pPr>
+    </w:p>
+    <w:p>
+      <w:pPr>
+        <w:spacing w:after="90" w:line="264" w:lineRule="auto"/>
+        <w:ind w:firstLine="708"/>
+        <w:jc w:val="both"/>
+      </w:pPr>
+    </w:p>
+    <w:p>
+      <w:pPr>
+        <w:spacing w:after="90" w:line="264" w:lineRule="auto"/>
+        <w:ind w:firstLine="708"/>
+        <w:jc w:val="both"/>
+      </w:pPr>
+    </w:p>
+    <w:p>
+      <w:pPr>
+        <w:spacing w:after="90" w:line="264" w:lineRule="auto"/>
+        <w:ind w:firstLine="708"/>
+        <w:jc w:val="both"/>
+      </w:pPr>
+    </w:p>
+    <w:p>
+      <w:pPr>
+        <w:spacing w:after="90" w:line="264" w:lineRule="auto"/>
+        <w:ind w:firstLine="708"/>
+        <w:jc w:val="both"/>
+      </w:pPr>
+    </w:p>
+    <w:p>
+      <w:pPr>
+        <w:spacing w:after="90" w:line="264" w:lineRule="auto"/>
+        <w:ind w:firstLine="708"/>
+        <w:jc w:val="both"/>
+      </w:pPr>
+    </w:p>
+    <w:bookmarkEnd w:id="63"/>
+    <w:bookmarkEnd w:id="64"/>
     <w:p>
       <w:pPr>
         <w:spacing w:after="90" w:line="264" w:lineRule="auto"/>
@@ -11023,26 +11810,6 @@
     </w:p>
     <w:p>
       <w:pPr>
-        <w:spacing w:after="90" w:line="264" w:lineRule="auto"/>
-        <w:jc w:val="both"/>
-      </w:pPr>
-    </w:p>
-    <w:p>
-      <w:pPr>
-        <w:spacing w:after="90" w:line="264" w:lineRule="auto"/>
-        <w:jc w:val="both"/>
-      </w:pPr>
-    </w:p>
-    <w:bookmarkEnd w:id="63"/>
-    <w:bookmarkEnd w:id="64"/>
-    <w:p>
-      <w:pPr>
-        <w:spacing w:after="90" w:line="264" w:lineRule="auto"/>
-        <w:jc w:val="both"/>
-      </w:pPr>
-    </w:p>
-    <w:p>
-      <w:pPr>
         <w:pStyle w:val="Estilo1"/>
       </w:pPr>
       <w:bookmarkStart w:id="67" w:name="__RefHeading___Toc3552_4072276136"/>
@@ -11065,6 +11832,253 @@
         <w:t xml:space="preserve"> para satisfacer las necesidades identificadas y alcanzar los objetivos establecidos.  </w:t>
       </w:r>
     </w:p>
+    <w:p/>
+    <w:p>
+      <w:r>
+        <w:rPr>
+          <w:noProof/>
+        </w:rPr>
+        <w:drawing>
+          <wp:anchor distT="0" distB="0" distL="114300" distR="114300" simplePos="0" relativeHeight="251666432" behindDoc="1" locked="0" layoutInCell="1" allowOverlap="1" wp14:anchorId="580149CD" wp14:editId="2D9FDD0D">
+            <wp:simplePos x="0" y="0"/>
+            <wp:positionH relativeFrom="column">
+              <wp:posOffset>825500</wp:posOffset>
+            </wp:positionH>
+            <wp:positionV relativeFrom="paragraph">
+              <wp:posOffset>172720</wp:posOffset>
+            </wp:positionV>
+            <wp:extent cx="3302000" cy="3302000"/>
+            <wp:effectExtent l="0" t="0" r="0" b="0"/>
+            <wp:wrapTight wrapText="bothSides">
+              <wp:wrapPolygon edited="0">
+                <wp:start x="0" y="0"/>
+                <wp:lineTo x="0" y="21434"/>
+                <wp:lineTo x="21434" y="21434"/>
+                <wp:lineTo x="21434" y="0"/>
+                <wp:lineTo x="0" y="0"/>
+              </wp:wrapPolygon>
+            </wp:wrapTight>
+            <wp:docPr id="349647360" name="Imagen 2"/>
+            <wp:cNvGraphicFramePr>
+              <a:graphicFrameLocks xmlns:a="http://schemas.openxmlformats.org/drawingml/2006/main" noChangeAspect="1"/>
+            </wp:cNvGraphicFramePr>
+            <a:graphic xmlns:a="http://schemas.openxmlformats.org/drawingml/2006/main">
+              <a:graphicData uri="http://schemas.openxmlformats.org/drawingml/2006/picture">
+                <pic:pic xmlns:pic="http://schemas.openxmlformats.org/drawingml/2006/picture">
+                  <pic:nvPicPr>
+                    <pic:cNvPr id="0" name="Picture 2"/>
+                    <pic:cNvPicPr>
+                      <a:picLocks noChangeAspect="1" noChangeArrowheads="1"/>
+                    </pic:cNvPicPr>
+                  </pic:nvPicPr>
+                  <pic:blipFill>
+                    <a:blip r:embed="rId19" cstate="print">
+                      <a:extLst>
+                        <a:ext uri="{28A0092B-C50C-407E-A947-70E740481C1C}">
+                          <a14:useLocalDpi xmlns:a14="http://schemas.microsoft.com/office/drawing/2010/main" val="0"/>
+                        </a:ext>
+                      </a:extLst>
+                    </a:blip>
+                    <a:srcRect/>
+                    <a:stretch>
+                      <a:fillRect/>
+                    </a:stretch>
+                  </pic:blipFill>
+                  <pic:spPr bwMode="auto">
+                    <a:xfrm>
+                      <a:off x="0" y="0"/>
+                      <a:ext cx="3302000" cy="3302000"/>
+                    </a:xfrm>
+                    <a:prstGeom prst="rect">
+                      <a:avLst/>
+                    </a:prstGeom>
+                    <a:noFill/>
+                    <a:ln>
+                      <a:noFill/>
+                    </a:ln>
+                  </pic:spPr>
+                </pic:pic>
+              </a:graphicData>
+            </a:graphic>
+          </wp:anchor>
+        </w:drawing>
+      </w:r>
+    </w:p>
+    <w:p/>
+    <w:p/>
+    <w:p/>
+    <w:p/>
+    <w:p/>
+    <w:p/>
+    <w:p/>
+    <w:p/>
+    <w:p/>
+    <w:p/>
+    <w:p/>
+    <w:p/>
+    <w:p/>
+    <w:p/>
+    <w:p/>
+    <w:p/>
+    <w:p/>
+    <w:p/>
+    <w:p/>
+    <w:p/>
+    <w:p>
+      <w:r>
+        <w:rPr>
+          <w:noProof/>
+        </w:rPr>
+        <mc:AlternateContent>
+          <mc:Choice Requires="wps">
+            <w:drawing>
+              <wp:anchor distT="0" distB="0" distL="114300" distR="114300" simplePos="0" relativeHeight="251668480" behindDoc="0" locked="0" layoutInCell="1" allowOverlap="1" wp14:anchorId="0595D0DE" wp14:editId="3F761CE3">
+                <wp:simplePos x="0" y="0"/>
+                <wp:positionH relativeFrom="margin">
+                  <wp:posOffset>396240</wp:posOffset>
+                </wp:positionH>
+                <wp:positionV relativeFrom="paragraph">
+                  <wp:posOffset>4445</wp:posOffset>
+                </wp:positionV>
+                <wp:extent cx="4343400" cy="304800"/>
+                <wp:effectExtent l="0" t="0" r="0" b="0"/>
+                <wp:wrapThrough wrapText="bothSides">
+                  <wp:wrapPolygon edited="0">
+                    <wp:start x="0" y="0"/>
+                    <wp:lineTo x="0" y="20250"/>
+                    <wp:lineTo x="21505" y="20250"/>
+                    <wp:lineTo x="21505" y="0"/>
+                    <wp:lineTo x="0" y="0"/>
+                  </wp:wrapPolygon>
+                </wp:wrapThrough>
+                <wp:docPr id="515042654" name="Cuadro de texto 1"/>
+                <wp:cNvGraphicFramePr/>
+                <a:graphic xmlns:a="http://schemas.openxmlformats.org/drawingml/2006/main">
+                  <a:graphicData uri="http://schemas.microsoft.com/office/word/2010/wordprocessingShape">
+                    <wps:wsp>
+                      <wps:cNvSpPr txBox="1"/>
+                      <wps:spPr>
+                        <a:xfrm>
+                          <a:off x="0" y="0"/>
+                          <a:ext cx="4343400" cy="304800"/>
+                        </a:xfrm>
+                        <a:prstGeom prst="rect">
+                          <a:avLst/>
+                        </a:prstGeom>
+                        <a:solidFill>
+                          <a:prstClr val="white"/>
+                        </a:solidFill>
+                        <a:ln>
+                          <a:noFill/>
+                        </a:ln>
+                      </wps:spPr>
+                      <wps:txbx>
+                        <w:txbxContent>
+                          <w:p>
+                            <w:pPr>
+                              <w:pStyle w:val="Descripcin"/>
+                              <w:rPr>
+                                <w:b/>
+                                <w:bCs/>
+                                <w:noProof/>
+                                <w:color w:val="2E75B6"/>
+                                <w:sz w:val="26"/>
+                                <w:szCs w:val="26"/>
+                              </w:rPr>
+                            </w:pPr>
+                            <w:r>
+                              <w:t xml:space="preserve">Ilustración:  </w:t>
+                            </w:r>
+                            <w:r>
+                              <w:t xml:space="preserve">Descargada </w:t>
+                            </w:r>
+                            <w:proofErr w:type="spellStart"/>
+                            <w:r>
+                              <w:t>Freepik</w:t>
+                            </w:r>
+                            <w:proofErr w:type="spellEnd"/>
+                            <w:r>
+                              <w:t xml:space="preserve"> (imagen de uso libre) </w:t>
+                            </w:r>
+                            <w:hyperlink r:id="rId20" w:history="1">
+                              <w:r>
+                                <w:rPr>
+                                  <w:rStyle w:val="Hipervnculo"/>
+                                </w:rPr>
+                                <w:t>http://www.freepik.com/terms_of_use</w:t>
+                              </w:r>
+                            </w:hyperlink>
+                          </w:p>
+                        </w:txbxContent>
+                      </wps:txbx>
+                      <wps:bodyPr rot="0" spcFirstLastPara="0" vertOverflow="overflow" horzOverflow="overflow" vert="horz" wrap="square" lIns="0" tIns="0" rIns="0" bIns="0" numCol="1" spcCol="0" rtlCol="0" fromWordArt="0" anchor="t" anchorCtr="0" forceAA="0" compatLnSpc="1">
+                        <a:prstTxWarp prst="textNoShape">
+                          <a:avLst/>
+                        </a:prstTxWarp>
+                        <a:noAutofit/>
+                      </wps:bodyPr>
+                    </wps:wsp>
+                  </a:graphicData>
+                </a:graphic>
+                <wp14:sizeRelH relativeFrom="margin">
+                  <wp14:pctWidth>0</wp14:pctWidth>
+                </wp14:sizeRelH>
+                <wp14:sizeRelV relativeFrom="margin">
+                  <wp14:pctHeight>0</wp14:pctHeight>
+                </wp14:sizeRelV>
+              </wp:anchor>
+            </w:drawing>
+          </mc:Choice>
+          <mc:Fallback>
+            <w:pict>
+              <v:shape w14:anchorId="0595D0DE" id="_x0000_s1028" type="#_x0000_t202" style="position:absolute;margin-left:31.2pt;margin-top:.35pt;width:342pt;height:24pt;z-index:251668480;visibility:visible;mso-wrap-style:square;mso-width-percent:0;mso-height-percent:0;mso-wrap-distance-left:9pt;mso-wrap-distance-top:0;mso-wrap-distance-right:9pt;mso-wrap-distance-bottom:0;mso-position-horizontal:absolute;mso-position-horizontal-relative:margin;mso-position-vertical:absolute;mso-position-vertical-relative:text;mso-width-percent:0;mso-height-percent:0;mso-width-relative:margin;mso-height-relative:margin;v-text-anchor:top" o:gfxdata="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" stroked="f">
+                <v:textbox inset="0,0,0,0">
+                  <w:txbxContent>
+                    <w:p>
+                      <w:pPr>
+                        <w:pStyle w:val="Descripcin"/>
+                        <w:rPr>
+                          <w:b/>
+                          <w:bCs/>
+                          <w:noProof/>
+                          <w:color w:val="2E75B6"/>
+                          <w:sz w:val="26"/>
+                          <w:szCs w:val="26"/>
+                        </w:rPr>
+                      </w:pPr>
+                      <w:r>
+                        <w:t xml:space="preserve">Ilustración:  </w:t>
+                      </w:r>
+                      <w:r>
+                        <w:t xml:space="preserve">Descargada </w:t>
+                      </w:r>
+                      <w:proofErr w:type="spellStart"/>
+                      <w:r>
+                        <w:t>Freepik</w:t>
+                      </w:r>
+                      <w:proofErr w:type="spellEnd"/>
+                      <w:r>
+                        <w:t xml:space="preserve"> (imagen de uso libre) </w:t>
+                      </w:r>
+                      <w:hyperlink r:id="rId21" w:history="1">
+                        <w:r>
+                          <w:rPr>
+                            <w:rStyle w:val="Hipervnculo"/>
+                          </w:rPr>
+                          <w:t>http://www.freepik.com/terms_of_use</w:t>
+                        </w:r>
+                      </w:hyperlink>
+                    </w:p>
+                  </w:txbxContent>
+                </v:textbox>
+                <w10:wrap type="through" anchorx="margin"/>
+              </v:shape>
+            </w:pict>
+          </mc:Fallback>
+        </mc:AlternateContent>
+      </w:r>
+    </w:p>
+    <w:p/>
     <w:p>
       <w:pPr>
         <w:pStyle w:val="Estilo2"/>
@@ -11109,6 +12123,7 @@
     <w:p/>
     <w:p>
       <w:r>
+        <w:lastRenderedPageBreak/>
         <w:t xml:space="preserve">  RF04: Ejecución de actividades matemáticas, el niño puede jugar actividades interactivas (Atrapa, Carrera, Memory Numbers) adaptadas a su nivel. Cada actividad presenta retos progresivos con </w:t>
       </w:r>
       <w:proofErr w:type="spellStart"/>
@@ -11157,7 +12172,6 @@
     <w:p/>
     <w:p>
       <w:r>
-        <w:lastRenderedPageBreak/>
         <w:t>RF08: Generación de informes pedagógicos. El sistema genera automáticamente informes con gráficas de las 5 métricas pedagógicas (Fluidez, Dominio, Razonamiento Lógico, Memoria de Trabajo, Retención) y los envía al correo del tutor. Con una prioridad media, ya que el objetivo de la aplicación es el aprendizaje, la validación: Tabla INFORME_PADRE + envío email automatizado</w:t>
       </w:r>
       <w:proofErr w:type="gramStart"/>
@@ -11370,236 +12384,236 @@
     </w:p>
     <w:p>
       <w:r>
+        <w:t xml:space="preserve">• Resoluciones: 768px - 1366px de ancho  </w:t>
+      </w:r>
+    </w:p>
+    <w:p>
+      <w:r>
+        <w:t xml:space="preserve">Validación: </w:t>
+      </w:r>
+      <w:proofErr w:type="spellStart"/>
+      <w:r>
+        <w:t>Testing</w:t>
+      </w:r>
+      <w:proofErr w:type="spellEnd"/>
+      <w:r>
+        <w:t xml:space="preserve"> </w:t>
+      </w:r>
+      <w:proofErr w:type="spellStart"/>
+      <w:r>
+        <w:t>cross-device</w:t>
+      </w:r>
+      <w:proofErr w:type="spellEnd"/>
+      <w:r>
+        <w:t xml:space="preserve">  </w:t>
+      </w:r>
+    </w:p>
+    <w:p>
+      <w:r>
+        <w:t xml:space="preserve">RNF04: Seguridad y privacidad (RGPD)  </w:t>
+      </w:r>
+    </w:p>
+    <w:p>
+      <w:r>
+        <w:t xml:space="preserve">• Consentimiento parental explícito antes de recopilar datos de menores  </w:t>
+      </w:r>
+    </w:p>
+    <w:p>
+      <w:r>
+        <w:t xml:space="preserve">• Minimización de datos: solo se recogen datos estrictamente necesarios  </w:t>
+      </w:r>
+    </w:p>
+    <w:p>
+      <w:r>
+        <w:t xml:space="preserve">• Cifrado de contraseñas (autenticación gestionada por </w:t>
+      </w:r>
+      <w:proofErr w:type="spellStart"/>
+      <w:r>
+        <w:t>Supabase</w:t>
+      </w:r>
+      <w:proofErr w:type="spellEnd"/>
+      <w:r>
+        <w:t xml:space="preserve"> Auth (producción) y hash </w:t>
+      </w:r>
+      <w:proofErr w:type="spellStart"/>
+      <w:r>
+        <w:t>scrypt</w:t>
+      </w:r>
+      <w:proofErr w:type="spellEnd"/>
+      <w:r>
+        <w:t xml:space="preserve"> con cookie (entorno local), con RLS en base de datos)  </w:t>
+      </w:r>
+    </w:p>
+    <w:p>
+      <w:r>
+        <w:t xml:space="preserve">• Row Level Security (RLS) en </w:t>
+      </w:r>
+      <w:proofErr w:type="spellStart"/>
+      <w:r>
+        <w:t>Supabase</w:t>
+      </w:r>
+      <w:proofErr w:type="spellEnd"/>
+      <w:r>
+        <w:t xml:space="preserve">: cada familia solo accede a sus datos  </w:t>
+      </w:r>
+    </w:p>
+    <w:p>
+      <w:r>
+        <w:t xml:space="preserve">Validación: Auditoría de seguridad + </w:t>
+      </w:r>
+      <w:proofErr w:type="spellStart"/>
+      <w:r>
+        <w:t>compliance</w:t>
+      </w:r>
+      <w:proofErr w:type="spellEnd"/>
+      <w:r>
+        <w:t xml:space="preserve"> RGPD   </w:t>
+      </w:r>
+    </w:p>
+    <w:p>
+      <w:r>
+        <w:t xml:space="preserve">RNF05: Persistencia idempotente  </w:t>
+      </w:r>
+    </w:p>
+    <w:p>
+      <w:r>
+        <w:t xml:space="preserve">Descripción: Los datos de sesión se escriben de forma atómica e idempotente. Si una operación falla, puede reintentarse sin generar duplicados.  </w:t>
+      </w:r>
+    </w:p>
+    <w:p>
+      <w:r>
+        <w:t xml:space="preserve">Validación: Pruebas de caída de red durante guardado  </w:t>
+      </w:r>
+    </w:p>
+    <w:p>
+      <w:r>
+        <w:t xml:space="preserve">  </w:t>
+      </w:r>
+    </w:p>
+    <w:p>
+      <w:r>
+        <w:t xml:space="preserve">RNF06: Escalabilidad  </w:t>
+      </w:r>
+    </w:p>
+    <w:p>
+      <w:r>
+        <w:t xml:space="preserve">Descripción: El sistema debe soportar:  </w:t>
+      </w:r>
+    </w:p>
+    <w:p>
+      <w:r>
+        <w:t xml:space="preserve">• 100 usuarios concurrentes inicialmente  </w:t>
+      </w:r>
+    </w:p>
+    <w:p>
+      <w:r>
+        <w:t xml:space="preserve">• Crecimiento hasta 1000 usuarios sin refactorización arquitectónica  </w:t>
+      </w:r>
+    </w:p>
+    <w:p>
+      <w:r>
+        <w:t xml:space="preserve">• Base de datos PostgreSQL con índices optimizados  </w:t>
+      </w:r>
+    </w:p>
+    <w:p>
+      <w:r>
+        <w:t xml:space="preserve">Validación: Load </w:t>
+      </w:r>
+      <w:proofErr w:type="spellStart"/>
+      <w:r>
+        <w:t>testing</w:t>
+      </w:r>
+      <w:proofErr w:type="spellEnd"/>
+      <w:r>
+        <w:t xml:space="preserve">, análisis de </w:t>
+      </w:r>
+      <w:proofErr w:type="spellStart"/>
+      <w:r>
+        <w:t>queries</w:t>
+      </w:r>
+      <w:proofErr w:type="spellEnd"/>
+      <w:r>
+        <w:t xml:space="preserve"> lentas  </w:t>
+      </w:r>
+    </w:p>
+    <w:p>
+      <w:r>
+        <w:t xml:space="preserve">RNF07: Mantenibilidad  </w:t>
+      </w:r>
+    </w:p>
+    <w:p>
+      <w:r>
+        <w:t xml:space="preserve">Descripción:  </w:t>
+      </w:r>
+    </w:p>
+    <w:p>
+      <w:r>
+        <w:t xml:space="preserve">• Código versionado en GitHub con </w:t>
+      </w:r>
+      <w:proofErr w:type="spellStart"/>
+      <w:r>
+        <w:t>commits</w:t>
+      </w:r>
+      <w:proofErr w:type="spellEnd"/>
+      <w:r>
+        <w:t xml:space="preserve"> regulares  </w:t>
+      </w:r>
+    </w:p>
+    <w:p>
+      <w:r>
+        <w:t xml:space="preserve">• Documentación técnica (README, comentarios </w:t>
+      </w:r>
+      <w:proofErr w:type="spellStart"/>
+      <w:r>
+        <w:t>inline</w:t>
+      </w:r>
+      <w:proofErr w:type="spellEnd"/>
+      <w:r>
+        <w:t xml:space="preserve">)  </w:t>
+      </w:r>
+    </w:p>
+    <w:p>
+      <w:r>
+        <w:t xml:space="preserve">• </w:t>
+      </w:r>
+      <w:proofErr w:type="spellStart"/>
+      <w:r>
+        <w:t>Tests</w:t>
+      </w:r>
+      <w:proofErr w:type="spellEnd"/>
+      <w:r>
+        <w:t xml:space="preserve"> unitarios &gt; 60% cobertura funciones críticas  </w:t>
+      </w:r>
+    </w:p>
+    <w:p>
+      <w:r>
+        <w:t xml:space="preserve">Validación: Revisión de código + </w:t>
+      </w:r>
+      <w:proofErr w:type="spellStart"/>
+      <w:r>
+        <w:t>coverage</w:t>
+      </w:r>
+      <w:proofErr w:type="spellEnd"/>
+      <w:r>
+        <w:t xml:space="preserve"> </w:t>
+      </w:r>
+      <w:proofErr w:type="spellStart"/>
+      <w:r>
+        <w:t>reports</w:t>
+      </w:r>
+      <w:proofErr w:type="spellEnd"/>
+      <w:r>
+        <w:t xml:space="preserve">  </w:t>
+      </w:r>
+    </w:p>
+    <w:p>
+      <w:r>
+        <w:t xml:space="preserve">RNF08: Usabilidad infantil </w:t>
+      </w:r>
+    </w:p>
+    <w:p>
+      <w:r>
         <w:lastRenderedPageBreak/>
-        <w:t xml:space="preserve">• Resoluciones: 768px - 1366px de ancho  </w:t>
-      </w:r>
-    </w:p>
-    <w:p>
-      <w:r>
-        <w:t xml:space="preserve">Validación: </w:t>
-      </w:r>
-      <w:proofErr w:type="spellStart"/>
-      <w:r>
-        <w:t>Testing</w:t>
-      </w:r>
-      <w:proofErr w:type="spellEnd"/>
-      <w:r>
-        <w:t xml:space="preserve"> </w:t>
-      </w:r>
-      <w:proofErr w:type="spellStart"/>
-      <w:r>
-        <w:t>cross-device</w:t>
-      </w:r>
-      <w:proofErr w:type="spellEnd"/>
-      <w:r>
-        <w:t xml:space="preserve">  </w:t>
-      </w:r>
-    </w:p>
-    <w:p>
-      <w:r>
-        <w:t xml:space="preserve">RNF04: Seguridad y privacidad (RGPD)  </w:t>
-      </w:r>
-    </w:p>
-    <w:p>
-      <w:r>
-        <w:t xml:space="preserve">• Consentimiento parental explícito antes de recopilar datos de menores  </w:t>
-      </w:r>
-    </w:p>
-    <w:p>
-      <w:r>
-        <w:t xml:space="preserve">• Minimización de datos: solo se recogen datos estrictamente necesarios  </w:t>
-      </w:r>
-    </w:p>
-    <w:p>
-      <w:r>
-        <w:t xml:space="preserve">• Cifrado de contraseñas (autenticación gestionada por </w:t>
-      </w:r>
-      <w:proofErr w:type="spellStart"/>
-      <w:r>
-        <w:t>Supabase</w:t>
-      </w:r>
-      <w:proofErr w:type="spellEnd"/>
-      <w:r>
-        <w:t xml:space="preserve"> Auth (producción) y hash </w:t>
-      </w:r>
-      <w:proofErr w:type="spellStart"/>
-      <w:r>
-        <w:t>scrypt</w:t>
-      </w:r>
-      <w:proofErr w:type="spellEnd"/>
-      <w:r>
-        <w:t xml:space="preserve"> con cookie (entorno local), con RLS en base de datos)  </w:t>
-      </w:r>
-    </w:p>
-    <w:p>
-      <w:r>
-        <w:t xml:space="preserve">• Row Level Security (RLS) en </w:t>
-      </w:r>
-      <w:proofErr w:type="spellStart"/>
-      <w:r>
-        <w:t>Supabase</w:t>
-      </w:r>
-      <w:proofErr w:type="spellEnd"/>
-      <w:r>
-        <w:t xml:space="preserve">: cada familia solo accede a sus datos  </w:t>
-      </w:r>
-    </w:p>
-    <w:p>
-      <w:r>
-        <w:t xml:space="preserve">Validación: Auditoría de seguridad + </w:t>
-      </w:r>
-      <w:proofErr w:type="spellStart"/>
-      <w:r>
-        <w:t>compliance</w:t>
-      </w:r>
-      <w:proofErr w:type="spellEnd"/>
-      <w:r>
-        <w:t xml:space="preserve"> RGPD   </w:t>
-      </w:r>
-    </w:p>
-    <w:p>
-      <w:r>
-        <w:t xml:space="preserve">RNF05: Persistencia idempotente  </w:t>
-      </w:r>
-    </w:p>
-    <w:p>
-      <w:r>
-        <w:t xml:space="preserve">Descripción: Los datos de sesión se escriben de forma atómica e idempotente. Si una operación falla, puede reintentarse sin generar duplicados.  </w:t>
-      </w:r>
-    </w:p>
-    <w:p>
-      <w:r>
-        <w:t xml:space="preserve">Validación: Pruebas de caída de red durante guardado  </w:t>
-      </w:r>
-    </w:p>
-    <w:p>
-      <w:r>
-        <w:t xml:space="preserve">  </w:t>
-      </w:r>
-    </w:p>
-    <w:p>
-      <w:r>
-        <w:t xml:space="preserve">RNF06: Escalabilidad  </w:t>
-      </w:r>
-    </w:p>
-    <w:p>
-      <w:r>
-        <w:t xml:space="preserve">Descripción: El sistema debe soportar:  </w:t>
-      </w:r>
-    </w:p>
-    <w:p>
-      <w:r>
-        <w:t xml:space="preserve">• 100 usuarios concurrentes inicialmente  </w:t>
-      </w:r>
-    </w:p>
-    <w:p>
-      <w:r>
-        <w:t xml:space="preserve">• Crecimiento hasta 1000 usuarios sin refactorización arquitectónica  </w:t>
-      </w:r>
-    </w:p>
-    <w:p>
-      <w:r>
-        <w:t xml:space="preserve">• Base de datos PostgreSQL con índices optimizados  </w:t>
-      </w:r>
-    </w:p>
-    <w:p>
-      <w:r>
-        <w:t xml:space="preserve">Validación: Load </w:t>
-      </w:r>
-      <w:proofErr w:type="spellStart"/>
-      <w:r>
-        <w:t>testing</w:t>
-      </w:r>
-      <w:proofErr w:type="spellEnd"/>
-      <w:r>
-        <w:t xml:space="preserve">, análisis de </w:t>
-      </w:r>
-      <w:proofErr w:type="spellStart"/>
-      <w:r>
-        <w:t>queries</w:t>
-      </w:r>
-      <w:proofErr w:type="spellEnd"/>
-      <w:r>
-        <w:t xml:space="preserve"> lentas  </w:t>
-      </w:r>
-    </w:p>
-    <w:p>
-      <w:r>
-        <w:t xml:space="preserve">RNF07: Mantenibilidad  </w:t>
-      </w:r>
-    </w:p>
-    <w:p>
-      <w:r>
-        <w:t xml:space="preserve">Descripción:  </w:t>
-      </w:r>
-    </w:p>
-    <w:p>
-      <w:r>
-        <w:t xml:space="preserve">• Código versionado en GitHub con </w:t>
-      </w:r>
-      <w:proofErr w:type="spellStart"/>
-      <w:r>
-        <w:t>commits</w:t>
-      </w:r>
-      <w:proofErr w:type="spellEnd"/>
-      <w:r>
-        <w:t xml:space="preserve"> regulares  </w:t>
-      </w:r>
-    </w:p>
-    <w:p>
-      <w:r>
-        <w:t xml:space="preserve">• Documentación técnica (README, comentarios </w:t>
-      </w:r>
-      <w:proofErr w:type="spellStart"/>
-      <w:r>
-        <w:t>inline</w:t>
-      </w:r>
-      <w:proofErr w:type="spellEnd"/>
-      <w:r>
-        <w:t xml:space="preserve">)  </w:t>
-      </w:r>
-    </w:p>
-    <w:p>
-      <w:r>
-        <w:t xml:space="preserve">• </w:t>
-      </w:r>
-      <w:proofErr w:type="spellStart"/>
-      <w:r>
-        <w:t>Tests</w:t>
-      </w:r>
-      <w:proofErr w:type="spellEnd"/>
-      <w:r>
-        <w:t xml:space="preserve"> unitarios &gt; 60% cobertura funciones críticas  </w:t>
-      </w:r>
-    </w:p>
-    <w:p>
-      <w:r>
-        <w:t xml:space="preserve">Validación: Revisión de código + </w:t>
-      </w:r>
-      <w:proofErr w:type="spellStart"/>
-      <w:r>
-        <w:t>coverage</w:t>
-      </w:r>
-      <w:proofErr w:type="spellEnd"/>
-      <w:r>
-        <w:t xml:space="preserve"> </w:t>
-      </w:r>
-      <w:proofErr w:type="spellStart"/>
-      <w:r>
-        <w:t>reports</w:t>
-      </w:r>
-      <w:proofErr w:type="spellEnd"/>
-      <w:r>
-        <w:t xml:space="preserve">  </w:t>
-      </w:r>
-    </w:p>
-    <w:p>
-      <w:r>
-        <w:t xml:space="preserve">RNF08: Usabilidad infantil </w:t>
-      </w:r>
-    </w:p>
-    <w:p>
-      <w:r>
         <w:t xml:space="preserve">• Navegación sin lectura textual extensa  </w:t>
       </w:r>
     </w:p>
@@ -12279,6 +13293,7 @@
               <w:jc w:val="center"/>
             </w:pPr>
             <w:r>
+              <w:lastRenderedPageBreak/>
               <w:t>RF09</w:t>
             </w:r>
           </w:p>
@@ -12695,7 +13710,6 @@
               <w:jc w:val="center"/>
             </w:pPr>
             <w:r>
-              <w:lastRenderedPageBreak/>
               <w:t>RNF05</w:t>
             </w:r>
           </w:p>
@@ -13116,6 +14130,7 @@
               <w:jc w:val="center"/>
             </w:pPr>
             <w:r>
+              <w:lastRenderedPageBreak/>
               <w:t>RNF11</w:t>
             </w:r>
           </w:p>
@@ -13980,6 +14995,7 @@
               <w:rPr>
                 <w:color w:val="333333"/>
               </w:rPr>
+              <w:lastRenderedPageBreak/>
               <w:t>CU</w:t>
             </w:r>
             <w:r>
@@ -15073,7 +16089,6 @@
         <w:rPr>
           <w:noProof/>
         </w:rPr>
-        <w:lastRenderedPageBreak/>
         <w:drawing>
           <wp:inline distT="0" distB="0" distL="0" distR="0" wp14:anchorId="744C1599" wp14:editId="25E57C0E">
             <wp:extent cx="4114800" cy="2674620"/>
@@ -15092,7 +16107,7 @@
                     </pic:cNvPicPr>
                   </pic:nvPicPr>
                   <pic:blipFill>
-                    <a:blip r:embed="rId9"/>
+                    <a:blip r:embed="rId22"/>
                     <a:stretch>
                       <a:fillRect/>
                     </a:stretch>
@@ -15580,6 +16595,7 @@
               <w:rPr>
                 <w:color w:val="333333"/>
               </w:rPr>
+              <w:lastRenderedPageBreak/>
               <w:t>Postcondición</w:t>
             </w:r>
           </w:p>
@@ -16158,7 +17174,6 @@
               <w:rPr>
                 <w:color w:val="333333"/>
               </w:rPr>
-              <w:lastRenderedPageBreak/>
               <w:t>Postcondición</w:t>
             </w:r>
           </w:p>
@@ -17170,6 +18185,7 @@
               <w:rPr>
                 <w:color w:val="333333"/>
               </w:rPr>
+              <w:lastRenderedPageBreak/>
               <w:t>Flujo principal</w:t>
             </w:r>
           </w:p>
@@ -17738,7 +18754,6 @@
                 <w:bCs/>
                 <w:color w:val="FFFFFF" w:themeColor="background1"/>
               </w:rPr>
-              <w:lastRenderedPageBreak/>
               <w:t>Campo</w:t>
             </w:r>
           </w:p>
@@ -18836,6 +19851,7 @@
               <w:rPr>
                 <w:color w:val="333333"/>
               </w:rPr>
+              <w:lastRenderedPageBreak/>
               <w:t>Flujo alternativo</w:t>
             </w:r>
           </w:p>
@@ -19010,14 +20026,7 @@
         <w:rPr>
           <w:color w:val="333333"/>
         </w:rPr>
-        <w:t xml:space="preserve">El uso de IA en este trabajo se declara de forma abierta desde este primer entregable, continuando en base a las normas de integridad académica de la universidad y manteniendo esta declaración actualizada a lo largo de este documento y a lo largo de todo el proceso hasta la memoria final. La intención no es ocultar la intervención de la IA que ya tenemos en inmersa en nuestra sociedad, si no, de utilizarlas para </w:t>
-      </w:r>
-      <w:r>
-        <w:rPr>
-          <w:color w:val="333333"/>
-        </w:rPr>
-        <w:lastRenderedPageBreak/>
-        <w:t>lo que son, herramientas siempre dejando claro cuando se utilizan, para qué y de qué forma, sin perder el objetivo final de este proyecto de una manera limpia y completa.</w:t>
+        <w:t>El uso de IA en este trabajo se declara de forma abierta desde este primer entregable, continuando en base a las normas de integridad académica de la universidad y manteniendo esta declaración actualizada a lo largo de este documento y a lo largo de todo el proceso hasta la memoria final. La intención no es ocultar la intervención de la IA que ya tenemos en inmersa en nuestra sociedad, si no, de utilizarlas para lo que son, herramientas siempre dejando claro cuando se utilizan, para qué y de qué forma, sin perder el objetivo final de este proyecto de una manera limpia y completa.</w:t>
       </w:r>
     </w:p>
     <w:p>
@@ -19509,6 +20518,7 @@
       <w:bookmarkStart w:id="79" w:name="__RefHeading___Toc3580_4072276136"/>
       <w:bookmarkEnd w:id="79"/>
       <w:r>
+        <w:lastRenderedPageBreak/>
         <w:t>10. Arquitectura y desarrollo</w:t>
       </w:r>
     </w:p>
@@ -19596,7 +20606,6 @@
         <w:rPr>
           <w:noProof/>
         </w:rPr>
-        <w:lastRenderedPageBreak/>
         <w:drawing>
           <wp:inline distT="0" distB="0" distL="0" distR="0" wp14:anchorId="6FD4E718" wp14:editId="55B284E5">
             <wp:extent cx="4754880" cy="3090545"/>
@@ -19615,7 +20624,7 @@
                     </pic:cNvPicPr>
                   </pic:nvPicPr>
                   <pic:blipFill>
-                    <a:blip r:embed="rId10"/>
+                    <a:blip r:embed="rId23"/>
                     <a:stretch>
                       <a:fillRect/>
                     </a:stretch>
@@ -20208,6 +21217,7 @@
               <w:spacing w:after="40" w:line="252" w:lineRule="auto"/>
             </w:pPr>
             <w:r>
+              <w:lastRenderedPageBreak/>
               <w:t>Excluido</w:t>
             </w:r>
           </w:p>
@@ -20359,11 +21369,7 @@
       </w:r>
       <w:proofErr w:type="spellEnd"/>
       <w:r>
-        <w:t xml:space="preserve"> aloja la base de datos PostgreSQL </w:t>
-      </w:r>
-      <w:r>
-        <w:lastRenderedPageBreak/>
-        <w:t xml:space="preserve">con RLS activado, </w:t>
+        <w:t xml:space="preserve"> aloja la base de datos PostgreSQL con RLS activado, </w:t>
       </w:r>
       <w:proofErr w:type="spellStart"/>
       <w:r>
@@ -20395,2951 +21401,6 @@
                 <pic:pic xmlns:pic="http://schemas.openxmlformats.org/drawingml/2006/picture">
                   <pic:nvPicPr>
                     <pic:cNvPr id="3" name="Image2"/>
-                    <pic:cNvPicPr>
-                      <a:picLocks noChangeAspect="1" noChangeArrowheads="1"/>
-                    </pic:cNvPicPr>
-                  </pic:nvPicPr>
-                  <pic:blipFill>
-                    <a:blip r:embed="rId11"/>
-                    <a:stretch>
-                      <a:fillRect/>
-                    </a:stretch>
-                  </pic:blipFill>
-                  <pic:spPr bwMode="auto">
-                    <a:xfrm>
-                      <a:off x="0" y="0"/>
-                      <a:ext cx="4754880" cy="3090545"/>
-                    </a:xfrm>
-                    <a:prstGeom prst="rect">
-                      <a:avLst/>
-                    </a:prstGeom>
-                    <a:noFill/>
-                  </pic:spPr>
-                </pic:pic>
-              </a:graphicData>
-            </a:graphic>
-          </wp:inline>
-        </w:drawing>
-      </w:r>
-    </w:p>
-    <w:p>
-      <w:pPr>
-        <w:jc w:val="center"/>
-      </w:pPr>
-      <w:r>
-        <w:rPr>
-          <w:i/>
-          <w:sz w:val="20"/>
-        </w:rPr>
-        <w:t xml:space="preserve">Figura AR03. Diagrama de despliegue: equipo local → GitHub → </w:t>
-      </w:r>
-      <w:proofErr w:type="spellStart"/>
-      <w:r>
-        <w:rPr>
-          <w:i/>
-          <w:sz w:val="20"/>
-        </w:rPr>
-        <w:t>Vercel</w:t>
-      </w:r>
-      <w:proofErr w:type="spellEnd"/>
-      <w:r>
-        <w:rPr>
-          <w:i/>
-          <w:sz w:val="20"/>
-        </w:rPr>
-        <w:t xml:space="preserve"> → </w:t>
-      </w:r>
-      <w:proofErr w:type="spellStart"/>
-      <w:r>
-        <w:rPr>
-          <w:i/>
-          <w:sz w:val="20"/>
-        </w:rPr>
-        <w:t>Supabase</w:t>
-      </w:r>
-      <w:proofErr w:type="spellEnd"/>
-      <w:r>
-        <w:rPr>
-          <w:i/>
-          <w:sz w:val="20"/>
-        </w:rPr>
-        <w:t>.</w:t>
-      </w:r>
-    </w:p>
-    <w:p>
-      <w:pPr>
-        <w:pStyle w:val="Estilo2"/>
-      </w:pPr>
-      <w:bookmarkStart w:id="83" w:name="__RefHeading___Toc3588_4072276136"/>
-      <w:bookmarkEnd w:id="83"/>
-      <w:r>
-        <w:t>10.4. Clases de dominio</w:t>
-      </w:r>
-    </w:p>
-    <w:p>
-      <w:r>
-        <w:t xml:space="preserve">El dominio se estructura en tres servicios y una interfaz de motor de juego. </w:t>
-      </w:r>
-      <w:proofErr w:type="spellStart"/>
-      <w:r>
-        <w:t>ProfileService</w:t>
-      </w:r>
-      <w:proofErr w:type="spellEnd"/>
-      <w:r>
-        <w:t xml:space="preserve"> gestiona la creación, consulta y actualización de perfiles (</w:t>
-      </w:r>
-      <w:proofErr w:type="spellStart"/>
-      <w:r>
-        <w:t>listOwned</w:t>
-      </w:r>
-      <w:proofErr w:type="spellEnd"/>
-      <w:r>
-        <w:t xml:space="preserve">, </w:t>
-      </w:r>
-      <w:proofErr w:type="spellStart"/>
-      <w:r>
-        <w:t>create</w:t>
-      </w:r>
-      <w:proofErr w:type="spellEnd"/>
-      <w:r>
-        <w:t>/</w:t>
-      </w:r>
-      <w:proofErr w:type="spellStart"/>
-      <w:r>
-        <w:t>update</w:t>
-      </w:r>
-      <w:proofErr w:type="spellEnd"/>
-      <w:r>
-        <w:t xml:space="preserve">, </w:t>
-      </w:r>
-      <w:proofErr w:type="spellStart"/>
-      <w:r>
-        <w:t>configureActivity</w:t>
-      </w:r>
-      <w:proofErr w:type="spellEnd"/>
-      <w:r>
-        <w:t xml:space="preserve">). </w:t>
-      </w:r>
-      <w:proofErr w:type="spellStart"/>
-      <w:r>
-        <w:t>SessionService</w:t>
-      </w:r>
-      <w:proofErr w:type="spellEnd"/>
-      <w:r>
-        <w:t xml:space="preserve"> orquesta el ciclo de vida de una sesión (</w:t>
-      </w:r>
-      <w:proofErr w:type="spellStart"/>
-      <w:r>
-        <w:t>start</w:t>
-      </w:r>
-      <w:proofErr w:type="spellEnd"/>
-      <w:r>
-        <w:t xml:space="preserve">, </w:t>
-      </w:r>
-      <w:proofErr w:type="spellStart"/>
-      <w:r>
-        <w:t>submitResponse</w:t>
-      </w:r>
-      <w:proofErr w:type="spellEnd"/>
-      <w:r>
-        <w:t>, complete/</w:t>
-      </w:r>
-      <w:proofErr w:type="spellStart"/>
-      <w:r>
-        <w:t>interrupt</w:t>
-      </w:r>
-      <w:proofErr w:type="spellEnd"/>
-      <w:r>
-        <w:t xml:space="preserve">). </w:t>
-      </w:r>
-      <w:proofErr w:type="spellStart"/>
-      <w:r>
-        <w:t>ProgressService</w:t>
-      </w:r>
-      <w:proofErr w:type="spellEnd"/>
-      <w:r>
-        <w:t xml:space="preserve"> agrega los datos de sesiones para el niño (</w:t>
-      </w:r>
-      <w:proofErr w:type="spellStart"/>
-      <w:r>
-        <w:t>forChild</w:t>
-      </w:r>
-      <w:proofErr w:type="spellEnd"/>
-      <w:r>
-        <w:t>), para la familia (</w:t>
-      </w:r>
-      <w:proofErr w:type="spellStart"/>
-      <w:r>
-        <w:t>forFamily</w:t>
-      </w:r>
-      <w:proofErr w:type="spellEnd"/>
-      <w:r>
-        <w:t>) y para informes (</w:t>
-      </w:r>
-      <w:proofErr w:type="spellStart"/>
-      <w:r>
-        <w:t>aggregate</w:t>
-      </w:r>
-      <w:proofErr w:type="spellEnd"/>
-      <w:r>
-        <w:t xml:space="preserve">). La interfaz </w:t>
-      </w:r>
-      <w:proofErr w:type="spellStart"/>
-      <w:r>
-        <w:t>GameEngine</w:t>
-      </w:r>
-      <w:proofErr w:type="spellEnd"/>
-      <w:r>
-        <w:t xml:space="preserve"> define el contrato común para los tres motores: </w:t>
-      </w:r>
-      <w:proofErr w:type="spellStart"/>
-      <w:r>
-        <w:t>CatchEngine</w:t>
-      </w:r>
-      <w:proofErr w:type="spellEnd"/>
-      <w:r>
-        <w:t xml:space="preserve"> (Atrapa el número), </w:t>
-      </w:r>
-      <w:proofErr w:type="spellStart"/>
-      <w:r>
-        <w:t>RaceEngine</w:t>
-      </w:r>
-      <w:proofErr w:type="spellEnd"/>
-      <w:r>
-        <w:t xml:space="preserve"> (Carrera de números) y </w:t>
-      </w:r>
-      <w:proofErr w:type="spellStart"/>
-      <w:r>
-        <w:t>MemoryEngine</w:t>
-      </w:r>
-      <w:proofErr w:type="spellEnd"/>
-      <w:r>
-        <w:t xml:space="preserve"> (Memory Numbers), implementando </w:t>
-      </w:r>
-      <w:proofErr w:type="spellStart"/>
-      <w:r>
-        <w:t>createRound</w:t>
-      </w:r>
-      <w:proofErr w:type="spellEnd"/>
-      <w:r>
-        <w:t>(</w:t>
-      </w:r>
-      <w:proofErr w:type="spellStart"/>
-      <w:r>
-        <w:t>level</w:t>
-      </w:r>
-      <w:proofErr w:type="spellEnd"/>
-      <w:r>
-        <w:t xml:space="preserve">) y </w:t>
-      </w:r>
-      <w:proofErr w:type="spellStart"/>
-      <w:r>
-        <w:t>evaluate</w:t>
-      </w:r>
-      <w:proofErr w:type="spellEnd"/>
-      <w:r>
-        <w:t>(input).</w:t>
-      </w:r>
-    </w:p>
-    <w:p/>
-    <w:p>
-      <w:pPr>
-        <w:jc w:val="center"/>
-      </w:pPr>
-      <w:r>
-        <w:rPr>
-          <w:noProof/>
-        </w:rPr>
-        <w:drawing>
-          <wp:inline distT="0" distB="0" distL="0" distR="0" wp14:anchorId="701E41D8" wp14:editId="53D0E62A">
-            <wp:extent cx="4754880" cy="3090545"/>
-            <wp:effectExtent l="0" t="0" r="0" b="0"/>
-            <wp:docPr id="4" name="Image3"/>
-            <wp:cNvGraphicFramePr>
-              <a:graphicFrameLocks xmlns:a="http://schemas.openxmlformats.org/drawingml/2006/main" noChangeAspect="1"/>
-            </wp:cNvGraphicFramePr>
-            <a:graphic xmlns:a="http://schemas.openxmlformats.org/drawingml/2006/main">
-              <a:graphicData uri="http://schemas.openxmlformats.org/drawingml/2006/picture">
-                <pic:pic xmlns:pic="http://schemas.openxmlformats.org/drawingml/2006/picture">
-                  <pic:nvPicPr>
-                    <pic:cNvPr id="4" name="Image3"/>
-                    <pic:cNvPicPr>
-                      <a:picLocks noChangeAspect="1" noChangeArrowheads="1"/>
-                    </pic:cNvPicPr>
-                  </pic:nvPicPr>
-                  <pic:blipFill>
-                    <a:blip r:embed="rId12"/>
-                    <a:stretch>
-                      <a:fillRect/>
-                    </a:stretch>
-                  </pic:blipFill>
-                  <pic:spPr bwMode="auto">
-                    <a:xfrm>
-                      <a:off x="0" y="0"/>
-                      <a:ext cx="4754880" cy="3090545"/>
-                    </a:xfrm>
-                    <a:prstGeom prst="rect">
-                      <a:avLst/>
-                    </a:prstGeom>
-                    <a:noFill/>
-                  </pic:spPr>
-                </pic:pic>
-              </a:graphicData>
-            </a:graphic>
-          </wp:inline>
-        </w:drawing>
-      </w:r>
-    </w:p>
-    <w:p>
-      <w:pPr>
-        <w:jc w:val="center"/>
-      </w:pPr>
-      <w:r>
-        <w:rPr>
-          <w:i/>
-          <w:sz w:val="20"/>
-        </w:rPr>
-        <w:lastRenderedPageBreak/>
-        <w:t xml:space="preserve">Figura AR05. Diagrama de clases: </w:t>
-      </w:r>
-      <w:proofErr w:type="spellStart"/>
-      <w:r>
-        <w:rPr>
-          <w:i/>
-          <w:sz w:val="20"/>
-        </w:rPr>
-        <w:t>ProfileService</w:t>
-      </w:r>
-      <w:proofErr w:type="spellEnd"/>
-      <w:r>
-        <w:rPr>
-          <w:i/>
-          <w:sz w:val="20"/>
-        </w:rPr>
-        <w:t xml:space="preserve">, </w:t>
-      </w:r>
-      <w:proofErr w:type="spellStart"/>
-      <w:r>
-        <w:rPr>
-          <w:i/>
-          <w:sz w:val="20"/>
-        </w:rPr>
-        <w:t>SessionService</w:t>
-      </w:r>
-      <w:proofErr w:type="spellEnd"/>
-      <w:r>
-        <w:rPr>
-          <w:i/>
-          <w:sz w:val="20"/>
-        </w:rPr>
-        <w:t xml:space="preserve">, </w:t>
-      </w:r>
-      <w:proofErr w:type="spellStart"/>
-      <w:r>
-        <w:rPr>
-          <w:i/>
-          <w:sz w:val="20"/>
-        </w:rPr>
-        <w:t>ProgressService</w:t>
-      </w:r>
-      <w:proofErr w:type="spellEnd"/>
-      <w:r>
-        <w:rPr>
-          <w:i/>
-          <w:sz w:val="20"/>
-        </w:rPr>
-        <w:t xml:space="preserve">, </w:t>
-      </w:r>
-      <w:proofErr w:type="spellStart"/>
-      <w:r>
-        <w:rPr>
-          <w:i/>
-          <w:sz w:val="20"/>
-        </w:rPr>
-        <w:t>GameEngine</w:t>
-      </w:r>
-      <w:proofErr w:type="spellEnd"/>
-      <w:r>
-        <w:rPr>
-          <w:i/>
-          <w:sz w:val="20"/>
-        </w:rPr>
-        <w:t xml:space="preserve"> y motores.</w:t>
-      </w:r>
-    </w:p>
-    <w:p>
-      <w:pPr>
-        <w:pStyle w:val="Estilo2"/>
-      </w:pPr>
-      <w:bookmarkStart w:id="84" w:name="__RefHeading___Toc3590_4072276136"/>
-      <w:bookmarkEnd w:id="84"/>
-      <w:r>
-        <w:t>10.5. Cierre de sesión idempotente</w:t>
-      </w:r>
-    </w:p>
-    <w:p>
-      <w:r>
-        <w:t>El guardado de resultados es idempotente. Al completar una actividad, la interfaz envía POST complete(</w:t>
-      </w:r>
-      <w:proofErr w:type="spellStart"/>
-      <w:r>
-        <w:t>sessionId</w:t>
-      </w:r>
-      <w:proofErr w:type="spellEnd"/>
-      <w:r>
-        <w:t xml:space="preserve">). El servidor verifica identidad mediante Auth/RLS, ejecuta la transacción con bloqueo de fila en PostgreSQL y devuelve 200 + resultado persistido. Si se produce fallo de red, el cliente reenvía el mismo </w:t>
-      </w:r>
-      <w:proofErr w:type="spellStart"/>
-      <w:r>
-        <w:t>sessionId</w:t>
-      </w:r>
-      <w:proofErr w:type="spellEnd"/>
-      <w:r>
-        <w:t xml:space="preserve"> sin riesgo de duplicar el resultado: si la sesión ya está en estado "</w:t>
-      </w:r>
-      <w:proofErr w:type="spellStart"/>
-      <w:r>
-        <w:t>completed</w:t>
-      </w:r>
-      <w:proofErr w:type="spellEnd"/>
-      <w:r>
-        <w:t>", el servidor devuelve el resultado existente sin modificarlo. Esta garantía cubre el requisito RNF05 (persistencia idempotente).</w:t>
-      </w:r>
-    </w:p>
-    <w:p/>
-    <w:p>
-      <w:pPr>
-        <w:jc w:val="center"/>
-      </w:pPr>
-      <w:r>
-        <w:rPr>
-          <w:noProof/>
-        </w:rPr>
-        <w:drawing>
-          <wp:inline distT="0" distB="0" distL="0" distR="0" wp14:anchorId="101ACC47" wp14:editId="6F1B6C4C">
-            <wp:extent cx="4754880" cy="3090545"/>
-            <wp:effectExtent l="0" t="0" r="0" b="0"/>
-            <wp:docPr id="5" name="Image4"/>
-            <wp:cNvGraphicFramePr>
-              <a:graphicFrameLocks xmlns:a="http://schemas.openxmlformats.org/drawingml/2006/main" noChangeAspect="1"/>
-            </wp:cNvGraphicFramePr>
-            <a:graphic xmlns:a="http://schemas.openxmlformats.org/drawingml/2006/main">
-              <a:graphicData uri="http://schemas.openxmlformats.org/drawingml/2006/picture">
-                <pic:pic xmlns:pic="http://schemas.openxmlformats.org/drawingml/2006/picture">
-                  <pic:nvPicPr>
-                    <pic:cNvPr id="5" name="Image4"/>
-                    <pic:cNvPicPr>
-                      <a:picLocks noChangeAspect="1" noChangeArrowheads="1"/>
-                    </pic:cNvPicPr>
-                  </pic:nvPicPr>
-                  <pic:blipFill>
-                    <a:blip r:embed="rId13"/>
-                    <a:stretch>
-                      <a:fillRect/>
-                    </a:stretch>
-                  </pic:blipFill>
-                  <pic:spPr bwMode="auto">
-                    <a:xfrm>
-                      <a:off x="0" y="0"/>
-                      <a:ext cx="4754880" cy="3090545"/>
-                    </a:xfrm>
-                    <a:prstGeom prst="rect">
-                      <a:avLst/>
-                    </a:prstGeom>
-                    <a:noFill/>
-                  </pic:spPr>
-                </pic:pic>
-              </a:graphicData>
-            </a:graphic>
-          </wp:inline>
-        </w:drawing>
-      </w:r>
-    </w:p>
-    <w:p>
-      <w:pPr>
-        <w:jc w:val="center"/>
-      </w:pPr>
-      <w:r>
-        <w:rPr>
-          <w:i/>
-          <w:sz w:val="20"/>
-        </w:rPr>
-        <w:t>Figura AR06. Diagrama de secuencia: cierre idempotente de sesión con reenvío seguro.</w:t>
-      </w:r>
-    </w:p>
-    <w:p>
-      <w:pPr>
-        <w:pStyle w:val="Estilo2"/>
-      </w:pPr>
-      <w:bookmarkStart w:id="85" w:name="__RefHeading___Toc3592_4072276136"/>
-      <w:bookmarkEnd w:id="85"/>
-      <w:r>
-        <w:t>10.6. Metodología de desarrollo iterativa</w:t>
-      </w:r>
-    </w:p>
-    <w:p>
-      <w:r>
-        <w:t xml:space="preserve">El desarrollo sigue una metodología iterativa con </w:t>
-      </w:r>
-      <w:proofErr w:type="spellStart"/>
-      <w:r>
-        <w:t>commits</w:t>
-      </w:r>
-      <w:proofErr w:type="spellEnd"/>
-      <w:r>
-        <w:t xml:space="preserve"> convencionales: </w:t>
-      </w:r>
-      <w:proofErr w:type="spellStart"/>
-      <w:r>
-        <w:t>docs</w:t>
-      </w:r>
-      <w:proofErr w:type="spellEnd"/>
-      <w:r>
-        <w:t xml:space="preserve">: para documentación, </w:t>
-      </w:r>
-      <w:proofErr w:type="spellStart"/>
-      <w:r>
-        <w:t>feat</w:t>
-      </w:r>
-      <w:proofErr w:type="spellEnd"/>
-      <w:r>
-        <w:t xml:space="preserve">: para nuevas funcionalidades y </w:t>
-      </w:r>
-      <w:proofErr w:type="spellStart"/>
-      <w:r>
-        <w:t>fix</w:t>
-      </w:r>
-      <w:proofErr w:type="spellEnd"/>
-      <w:r>
-        <w:t xml:space="preserve">: para correcciones. Los diagramas de arquitectura se versionan junto al código en /diagramas (v1 → v2). Cada iteración produce una versión desplegable en </w:t>
-      </w:r>
-      <w:proofErr w:type="spellStart"/>
-      <w:r>
-        <w:t>Vercel</w:t>
-      </w:r>
-      <w:proofErr w:type="spellEnd"/>
-      <w:r>
-        <w:t>, facilitando la validación continua con el tutor.</w:t>
-      </w:r>
-    </w:p>
-    <w:p>
-      <w:pPr>
-        <w:pStyle w:val="Estilo2"/>
-      </w:pPr>
-      <w:bookmarkStart w:id="86" w:name="__RefHeading___Toc3594_4072276136"/>
-      <w:bookmarkEnd w:id="86"/>
-      <w:r>
-        <w:t>10.7. Alcance de la POC</w:t>
-      </w:r>
-    </w:p>
-    <w:p>
-      <w:r>
-        <w:t>La POC implementa los casos de uso CU-01 a CU-07: acceso adulto, gestión de perfiles, selección de perfil, realización de los tres juegos (tres niveles cada uno), consulta de progreso del menor, visualización de resultados y configuración de actividades. Los casos CU-08 (prueba de nivel inicial), CU-09 (</w:t>
-      </w:r>
-      <w:proofErr w:type="spellStart"/>
-      <w:r>
-        <w:t>Smileyometer</w:t>
-      </w:r>
-      <w:proofErr w:type="spellEnd"/>
-      <w:r>
-        <w:t>) y CU-10 (informe semanal con 5 métricas) están diseñados en el E-R v2 y se implementarán en el Entregable 3.</w:t>
-      </w:r>
-    </w:p>
-    <w:p/>
-    <w:p/>
-    <w:p/>
-    <w:p/>
-    <w:p/>
-    <w:p/>
-    <w:p/>
-    <w:p>
-      <w:pPr>
-        <w:pStyle w:val="Estilo1"/>
-      </w:pPr>
-      <w:bookmarkStart w:id="87" w:name="__RefHeading___Toc3596_4072276136"/>
-      <w:bookmarkEnd w:id="87"/>
-      <w:r>
-        <w:t>11. Modelo de datos</w:t>
-      </w:r>
-    </w:p>
-    <w:p>
-      <w:pPr>
-        <w:pStyle w:val="Estilo2"/>
-      </w:pPr>
-      <w:bookmarkStart w:id="88" w:name="__RefHeading___Toc3598_4072276136"/>
-      <w:bookmarkEnd w:id="88"/>
-      <w:r>
-        <w:t>11.1. Dos niveles de diseño</w:t>
-      </w:r>
-    </w:p>
-    <w:p>
-      <w:r>
-        <w:t xml:space="preserve">El modelo de datos se concibe en dos niveles. El nivel conceptual corresponde al Diagrama E-R v2 completo (16 entidades, cubriendo roles, evaluaciones emocionales, sesiones de nivel e informes pedagógicos). El nivel implementado en la POC comprende el esquema relacional de 7 tablas desplegado en </w:t>
-      </w:r>
-      <w:proofErr w:type="spellStart"/>
-      <w:r>
-        <w:t>Supabase</w:t>
-      </w:r>
-      <w:proofErr w:type="spellEnd"/>
-      <w:r>
-        <w:t xml:space="preserve"> (</w:t>
-      </w:r>
-      <w:proofErr w:type="spellStart"/>
-      <w:proofErr w:type="gramStart"/>
-      <w:r>
-        <w:t>auth.users</w:t>
-      </w:r>
-      <w:proofErr w:type="spellEnd"/>
-      <w:proofErr w:type="gramEnd"/>
-      <w:r>
-        <w:t xml:space="preserve">, </w:t>
-      </w:r>
-      <w:proofErr w:type="spellStart"/>
-      <w:r>
-        <w:t>child_profiles</w:t>
-      </w:r>
-      <w:proofErr w:type="spellEnd"/>
-      <w:r>
-        <w:t xml:space="preserve">, </w:t>
-      </w:r>
-      <w:proofErr w:type="spellStart"/>
-      <w:r>
-        <w:t>profile_activity</w:t>
-      </w:r>
-      <w:proofErr w:type="spellEnd"/>
-      <w:r>
-        <w:t xml:space="preserve">, </w:t>
-      </w:r>
-      <w:proofErr w:type="spellStart"/>
-      <w:r>
-        <w:t>activities</w:t>
-      </w:r>
-      <w:proofErr w:type="spellEnd"/>
-      <w:r>
-        <w:t xml:space="preserve">, </w:t>
-      </w:r>
-      <w:proofErr w:type="spellStart"/>
-      <w:r>
-        <w:t>activity_items</w:t>
-      </w:r>
-      <w:proofErr w:type="spellEnd"/>
-      <w:r>
-        <w:t xml:space="preserve">, </w:t>
-      </w:r>
-      <w:proofErr w:type="spellStart"/>
-      <w:r>
-        <w:t>play_sessions</w:t>
-      </w:r>
-      <w:proofErr w:type="spellEnd"/>
-      <w:r>
-        <w:t xml:space="preserve"> y responses), que da soporte a CU-01–CU-07.</w:t>
-      </w:r>
-    </w:p>
-    <w:p>
-      <w:pPr>
-        <w:jc w:val="center"/>
-      </w:pPr>
-      <w:r>
-        <w:rPr>
-          <w:noProof/>
-        </w:rPr>
-        <w:drawing>
-          <wp:inline distT="0" distB="0" distL="0" distR="0" wp14:anchorId="0A169BC5" wp14:editId="2062874C">
-            <wp:extent cx="4754880" cy="5811520"/>
-            <wp:effectExtent l="0" t="0" r="0" b="0"/>
-            <wp:docPr id="6" name="Image5"/>
-            <wp:cNvGraphicFramePr>
-              <a:graphicFrameLocks xmlns:a="http://schemas.openxmlformats.org/drawingml/2006/main" noChangeAspect="1"/>
-            </wp:cNvGraphicFramePr>
-            <a:graphic xmlns:a="http://schemas.openxmlformats.org/drawingml/2006/main">
-              <a:graphicData uri="http://schemas.openxmlformats.org/drawingml/2006/picture">
-                <pic:pic xmlns:pic="http://schemas.openxmlformats.org/drawingml/2006/picture">
-                  <pic:nvPicPr>
-                    <pic:cNvPr id="6" name="Image5"/>
-                    <pic:cNvPicPr>
-                      <a:picLocks noChangeAspect="1" noChangeArrowheads="1"/>
-                    </pic:cNvPicPr>
-                  </pic:nvPicPr>
-                  <pic:blipFill>
-                    <a:blip r:embed="rId14"/>
-                    <a:stretch>
-                      <a:fillRect/>
-                    </a:stretch>
-                  </pic:blipFill>
-                  <pic:spPr bwMode="auto">
-                    <a:xfrm>
-                      <a:off x="0" y="0"/>
-                      <a:ext cx="4754880" cy="5811520"/>
-                    </a:xfrm>
-                    <a:prstGeom prst="rect">
-                      <a:avLst/>
-                    </a:prstGeom>
-                    <a:noFill/>
-                  </pic:spPr>
-                </pic:pic>
-              </a:graphicData>
-            </a:graphic>
-          </wp:inline>
-        </w:drawing>
-      </w:r>
-    </w:p>
-    <w:p>
-      <w:pPr>
-        <w:jc w:val="center"/>
-      </w:pPr>
-      <w:r>
-        <w:rPr>
-          <w:i/>
-          <w:sz w:val="20"/>
-        </w:rPr>
-        <w:t xml:space="preserve">Figura 11.1. Diagrama E-R v2 (diseño conceptual completo, 16 entidades). Fuente: repositorio GitHub </w:t>
-      </w:r>
-      <w:proofErr w:type="spellStart"/>
-      <w:r>
-        <w:rPr>
-          <w:i/>
-          <w:sz w:val="20"/>
-        </w:rPr>
-        <w:t>EduKids</w:t>
-      </w:r>
-      <w:proofErr w:type="spellEnd"/>
-      <w:r>
-        <w:rPr>
-          <w:i/>
-          <w:sz w:val="20"/>
-        </w:rPr>
-        <w:t>.</w:t>
-      </w:r>
-    </w:p>
-    <w:p>
-      <w:pPr>
-        <w:jc w:val="center"/>
-      </w:pPr>
-      <w:r>
-        <w:rPr>
-          <w:noProof/>
-        </w:rPr>
-        <w:lastRenderedPageBreak/>
-        <w:drawing>
-          <wp:inline distT="0" distB="0" distL="0" distR="0" wp14:anchorId="7EED20F5" wp14:editId="6A16599A">
-            <wp:extent cx="4754880" cy="3090545"/>
-            <wp:effectExtent l="0" t="0" r="0" b="0"/>
-            <wp:docPr id="7" name="Image6"/>
-            <wp:cNvGraphicFramePr>
-              <a:graphicFrameLocks xmlns:a="http://schemas.openxmlformats.org/drawingml/2006/main" noChangeAspect="1"/>
-            </wp:cNvGraphicFramePr>
-            <a:graphic xmlns:a="http://schemas.openxmlformats.org/drawingml/2006/main">
-              <a:graphicData uri="http://schemas.openxmlformats.org/drawingml/2006/picture">
-                <pic:pic xmlns:pic="http://schemas.openxmlformats.org/drawingml/2006/picture">
-                  <pic:nvPicPr>
-                    <pic:cNvPr id="7" name="Image6"/>
-                    <pic:cNvPicPr>
-                      <a:picLocks noChangeAspect="1" noChangeArrowheads="1"/>
-                    </pic:cNvPicPr>
-                  </pic:nvPicPr>
-                  <pic:blipFill>
-                    <a:blip r:embed="rId15"/>
-                    <a:stretch>
-                      <a:fillRect/>
-                    </a:stretch>
-                  </pic:blipFill>
-                  <pic:spPr bwMode="auto">
-                    <a:xfrm>
-                      <a:off x="0" y="0"/>
-                      <a:ext cx="4754880" cy="3090545"/>
-                    </a:xfrm>
-                    <a:prstGeom prst="rect">
-                      <a:avLst/>
-                    </a:prstGeom>
-                    <a:noFill/>
-                  </pic:spPr>
-                </pic:pic>
-              </a:graphicData>
-            </a:graphic>
-          </wp:inline>
-        </w:drawing>
-      </w:r>
-    </w:p>
-    <w:p>
-      <w:pPr>
-        <w:jc w:val="center"/>
-      </w:pPr>
-      <w:r>
-        <w:rPr>
-          <w:i/>
-          <w:sz w:val="20"/>
-        </w:rPr>
-        <w:t xml:space="preserve">Figura AR04. Esquema relacional de la POC (7 tablas implementadas en </w:t>
-      </w:r>
-      <w:proofErr w:type="spellStart"/>
-      <w:r>
-        <w:rPr>
-          <w:i/>
-          <w:sz w:val="20"/>
-        </w:rPr>
-        <w:t>Supabase</w:t>
-      </w:r>
-      <w:proofErr w:type="spellEnd"/>
-      <w:r>
-        <w:rPr>
-          <w:i/>
-          <w:sz w:val="20"/>
-        </w:rPr>
-        <w:t>).</w:t>
-      </w:r>
-    </w:p>
-    <w:p>
-      <w:pPr>
-        <w:pStyle w:val="Estilo2"/>
-      </w:pPr>
-      <w:bookmarkStart w:id="89" w:name="__RefHeading___Toc3600_4072276136"/>
-      <w:bookmarkEnd w:id="89"/>
-      <w:r>
-        <w:t>11.2. Correspondencia E-R v2 ↔ POC</w:t>
-      </w:r>
-    </w:p>
-    <w:tbl>
-      <w:tblPr>
-        <w:tblW w:w="9306" w:type="dxa"/>
-        <w:tblLayout w:type="fixed"/>
-        <w:tblLook w:val="04A0" w:firstRow="1" w:lastRow="0" w:firstColumn="1" w:lastColumn="0" w:noHBand="0" w:noVBand="1"/>
-      </w:tblPr>
-      <w:tblGrid>
-        <w:gridCol w:w="3102"/>
-        <w:gridCol w:w="3102"/>
-        <w:gridCol w:w="3102"/>
-      </w:tblGrid>
-      <w:tr>
-        <w:trPr>
-          <w:cantSplit/>
-        </w:trPr>
-        <w:tc>
-          <w:tcPr>
-            <w:tcW w:w="3102" w:type="dxa"/>
-          </w:tcPr>
-          <w:p>
-            <w:r>
-              <w:rPr>
-                <w:b/>
-              </w:rPr>
-              <w:t>Entidad E-R v2</w:t>
-            </w:r>
-          </w:p>
-        </w:tc>
-        <w:tc>
-          <w:tcPr>
-            <w:tcW w:w="3102" w:type="dxa"/>
-          </w:tcPr>
-          <w:p>
-            <w:r>
-              <w:rPr>
-                <w:b/>
-              </w:rPr>
-              <w:t>Tabla POC</w:t>
-            </w:r>
-          </w:p>
-        </w:tc>
-        <w:tc>
-          <w:tcPr>
-            <w:tcW w:w="3102" w:type="dxa"/>
-          </w:tcPr>
-          <w:p>
-            <w:r>
-              <w:rPr>
-                <w:b/>
-              </w:rPr>
-              <w:t>Observación</w:t>
-            </w:r>
-          </w:p>
-        </w:tc>
-      </w:tr>
-      <w:tr>
-        <w:trPr>
-          <w:cantSplit/>
-        </w:trPr>
-        <w:tc>
-          <w:tcPr>
-            <w:tcW w:w="3102" w:type="dxa"/>
-          </w:tcPr>
-          <w:p>
-            <w:r>
-              <w:t>Usuario</w:t>
-            </w:r>
-          </w:p>
-        </w:tc>
-        <w:tc>
-          <w:tcPr>
-            <w:tcW w:w="3102" w:type="dxa"/>
-          </w:tcPr>
-          <w:p>
-            <w:proofErr w:type="spellStart"/>
-            <w:proofErr w:type="gramStart"/>
-            <w:r>
-              <w:t>auth.users</w:t>
-            </w:r>
-            <w:proofErr w:type="spellEnd"/>
-            <w:proofErr w:type="gramEnd"/>
-          </w:p>
-        </w:tc>
-        <w:tc>
-          <w:tcPr>
-            <w:tcW w:w="3102" w:type="dxa"/>
-          </w:tcPr>
-          <w:p>
-            <w:pPr>
-              <w:rPr>
-                <w:lang w:val="en-US"/>
-              </w:rPr>
-            </w:pPr>
-            <w:proofErr w:type="spellStart"/>
-            <w:r>
-              <w:rPr>
-                <w:lang w:val="en-US"/>
-              </w:rPr>
-              <w:t>Supabase</w:t>
-            </w:r>
-            <w:proofErr w:type="spellEnd"/>
-            <w:r>
-              <w:rPr>
-                <w:lang w:val="en-US"/>
-              </w:rPr>
-              <w:t xml:space="preserve"> Auth (</w:t>
-            </w:r>
-            <w:proofErr w:type="spellStart"/>
-            <w:r>
-              <w:rPr>
-                <w:lang w:val="en-US"/>
-              </w:rPr>
-              <w:t>nube</w:t>
-            </w:r>
-            <w:proofErr w:type="spellEnd"/>
-            <w:r>
-              <w:rPr>
-                <w:lang w:val="en-US"/>
-              </w:rPr>
-              <w:t xml:space="preserve">) o </w:t>
-            </w:r>
-            <w:proofErr w:type="spellStart"/>
-            <w:r>
-              <w:rPr>
-                <w:lang w:val="en-US"/>
-              </w:rPr>
-              <w:t>scrypt+cookie</w:t>
-            </w:r>
-            <w:proofErr w:type="spellEnd"/>
-            <w:r>
-              <w:rPr>
-                <w:lang w:val="en-US"/>
-              </w:rPr>
-              <w:t xml:space="preserve"> (local)</w:t>
-            </w:r>
-          </w:p>
-        </w:tc>
-      </w:tr>
-      <w:tr>
-        <w:trPr>
-          <w:cantSplit/>
-        </w:trPr>
-        <w:tc>
-          <w:tcPr>
-            <w:tcW w:w="3102" w:type="dxa"/>
-          </w:tcPr>
-          <w:p>
-            <w:r>
-              <w:t xml:space="preserve">Perfil / Avatar / </w:t>
-            </w:r>
-            <w:proofErr w:type="spellStart"/>
-            <w:r>
-              <w:t>FranjaEdad</w:t>
-            </w:r>
-            <w:proofErr w:type="spellEnd"/>
-          </w:p>
-        </w:tc>
-        <w:tc>
-          <w:tcPr>
-            <w:tcW w:w="3102" w:type="dxa"/>
-          </w:tcPr>
-          <w:p>
-            <w:proofErr w:type="spellStart"/>
-            <w:r>
-              <w:t>child_profiles</w:t>
-            </w:r>
-            <w:proofErr w:type="spellEnd"/>
-          </w:p>
-        </w:tc>
-        <w:tc>
-          <w:tcPr>
-            <w:tcW w:w="3102" w:type="dxa"/>
-          </w:tcPr>
-          <w:p>
-            <w:pPr>
-              <w:rPr>
-                <w:lang w:val="en-US"/>
-              </w:rPr>
-            </w:pPr>
-            <w:r>
-              <w:rPr>
-                <w:lang w:val="en-US"/>
-              </w:rPr>
-              <w:t>alias, avatar (</w:t>
-            </w:r>
-            <w:proofErr w:type="spellStart"/>
-            <w:r>
-              <w:rPr>
-                <w:lang w:val="en-US"/>
-              </w:rPr>
-              <w:t>star|circle|triangle</w:t>
-            </w:r>
-            <w:proofErr w:type="spellEnd"/>
-            <w:r>
-              <w:rPr>
-                <w:lang w:val="en-US"/>
-              </w:rPr>
-              <w:t xml:space="preserve">), </w:t>
-            </w:r>
-            <w:proofErr w:type="spellStart"/>
-            <w:r>
-              <w:rPr>
-                <w:lang w:val="en-US"/>
-              </w:rPr>
-              <w:t>age_band</w:t>
-            </w:r>
-            <w:proofErr w:type="spellEnd"/>
-          </w:p>
-        </w:tc>
-      </w:tr>
-      <w:tr>
-        <w:trPr>
-          <w:cantSplit/>
-        </w:trPr>
-        <w:tc>
-          <w:tcPr>
-            <w:tcW w:w="3102" w:type="dxa"/>
-          </w:tcPr>
-          <w:p>
-            <w:r>
-              <w:t>Actividad</w:t>
-            </w:r>
-          </w:p>
-        </w:tc>
-        <w:tc>
-          <w:tcPr>
-            <w:tcW w:w="3102" w:type="dxa"/>
-          </w:tcPr>
-          <w:p>
-            <w:proofErr w:type="spellStart"/>
-            <w:r>
-              <w:t>activities</w:t>
-            </w:r>
-            <w:proofErr w:type="spellEnd"/>
-          </w:p>
-        </w:tc>
-        <w:tc>
-          <w:tcPr>
-            <w:tcW w:w="3102" w:type="dxa"/>
-          </w:tcPr>
-          <w:p>
-            <w:r>
-              <w:t xml:space="preserve">Catálogo: catch, </w:t>
-            </w:r>
-            <w:proofErr w:type="spellStart"/>
-            <w:r>
-              <w:t>race</w:t>
-            </w:r>
-            <w:proofErr w:type="spellEnd"/>
-            <w:r>
-              <w:t xml:space="preserve">, </w:t>
-            </w:r>
-            <w:proofErr w:type="spellStart"/>
-            <w:r>
-              <w:t>memory</w:t>
-            </w:r>
-            <w:proofErr w:type="spellEnd"/>
-          </w:p>
-        </w:tc>
-      </w:tr>
-      <w:tr>
-        <w:trPr>
-          <w:cantSplit/>
-        </w:trPr>
-        <w:tc>
-          <w:tcPr>
-            <w:tcW w:w="3102" w:type="dxa"/>
-          </w:tcPr>
-          <w:p>
-            <w:proofErr w:type="spellStart"/>
-            <w:r>
-              <w:t>ConfigParental</w:t>
-            </w:r>
-            <w:proofErr w:type="spellEnd"/>
-          </w:p>
-        </w:tc>
-        <w:tc>
-          <w:tcPr>
-            <w:tcW w:w="3102" w:type="dxa"/>
-          </w:tcPr>
-          <w:p>
-            <w:proofErr w:type="spellStart"/>
-            <w:r>
-              <w:t>profile_activity</w:t>
-            </w:r>
-            <w:proofErr w:type="spellEnd"/>
-          </w:p>
-        </w:tc>
-        <w:tc>
-          <w:tcPr>
-            <w:tcW w:w="3102" w:type="dxa"/>
-          </w:tcPr>
-          <w:p>
-            <w:r>
-              <w:t>Habilitación y nivel asignado por adulto</w:t>
-            </w:r>
-          </w:p>
-        </w:tc>
-      </w:tr>
-      <w:tr>
-        <w:trPr>
-          <w:cantSplit/>
-        </w:trPr>
-        <w:tc>
-          <w:tcPr>
-            <w:tcW w:w="3102" w:type="dxa"/>
-          </w:tcPr>
-          <w:p>
-            <w:r>
-              <w:t>Contenido / Ítem</w:t>
-            </w:r>
-          </w:p>
-        </w:tc>
-        <w:tc>
-          <w:tcPr>
-            <w:tcW w:w="3102" w:type="dxa"/>
-          </w:tcPr>
-          <w:p>
-            <w:proofErr w:type="spellStart"/>
-            <w:r>
-              <w:t>activity_items</w:t>
-            </w:r>
-            <w:proofErr w:type="spellEnd"/>
-          </w:p>
-        </w:tc>
-        <w:tc>
-          <w:tcPr>
-            <w:tcW w:w="3102" w:type="dxa"/>
-          </w:tcPr>
-          <w:p>
-            <w:proofErr w:type="spellStart"/>
-            <w:r>
-              <w:t>Prompt</w:t>
-            </w:r>
-            <w:proofErr w:type="spellEnd"/>
-            <w:r>
-              <w:t>, opciones, solución, pista por nivel</w:t>
-            </w:r>
-          </w:p>
-        </w:tc>
-      </w:tr>
-      <w:tr>
-        <w:trPr>
-          <w:cantSplit/>
-        </w:trPr>
-        <w:tc>
-          <w:tcPr>
-            <w:tcW w:w="3102" w:type="dxa"/>
-          </w:tcPr>
-          <w:p>
-            <w:r>
-              <w:t>Sesión</w:t>
-            </w:r>
-          </w:p>
-        </w:tc>
-        <w:tc>
-          <w:tcPr>
-            <w:tcW w:w="3102" w:type="dxa"/>
-          </w:tcPr>
-          <w:p>
-            <w:proofErr w:type="spellStart"/>
-            <w:r>
-              <w:t>play_sessions</w:t>
-            </w:r>
-            <w:proofErr w:type="spellEnd"/>
-          </w:p>
-        </w:tc>
-        <w:tc>
-          <w:tcPr>
-            <w:tcW w:w="3102" w:type="dxa"/>
-          </w:tcPr>
-          <w:p>
-            <w:r>
-              <w:t xml:space="preserve">Estado: active, </w:t>
-            </w:r>
-            <w:proofErr w:type="spellStart"/>
-            <w:r>
-              <w:t>completed</w:t>
-            </w:r>
-            <w:proofErr w:type="spellEnd"/>
-            <w:r>
-              <w:t xml:space="preserve">, </w:t>
-            </w:r>
-            <w:proofErr w:type="spellStart"/>
-            <w:r>
-              <w:t>interrupted</w:t>
-            </w:r>
-            <w:proofErr w:type="spellEnd"/>
-          </w:p>
-        </w:tc>
-      </w:tr>
-      <w:tr>
-        <w:trPr>
-          <w:cantSplit/>
-        </w:trPr>
-        <w:tc>
-          <w:tcPr>
-            <w:tcW w:w="3102" w:type="dxa"/>
-          </w:tcPr>
-          <w:p>
-            <w:r>
-              <w:t>Resultado</w:t>
-            </w:r>
-          </w:p>
-        </w:tc>
-        <w:tc>
-          <w:tcPr>
-            <w:tcW w:w="3102" w:type="dxa"/>
-          </w:tcPr>
-          <w:p>
-            <w:r>
-              <w:t>responses</w:t>
-            </w:r>
-          </w:p>
-        </w:tc>
-        <w:tc>
-          <w:tcPr>
-            <w:tcW w:w="3102" w:type="dxa"/>
-          </w:tcPr>
-          <w:p>
-            <w:r>
-              <w:t>Respuesta, corrección, pista, latencia, intento</w:t>
-            </w:r>
-          </w:p>
-        </w:tc>
-      </w:tr>
-      <w:tr>
-        <w:trPr>
-          <w:cantSplit/>
-        </w:trPr>
-        <w:tc>
-          <w:tcPr>
-            <w:tcW w:w="3102" w:type="dxa"/>
-          </w:tcPr>
-          <w:p>
-            <w:r>
-              <w:t xml:space="preserve">Rol, </w:t>
-            </w:r>
-            <w:proofErr w:type="spellStart"/>
-            <w:r>
-              <w:t>EvaluaciónInicial</w:t>
-            </w:r>
-            <w:proofErr w:type="spellEnd"/>
-            <w:r>
-              <w:t xml:space="preserve">, </w:t>
-            </w:r>
-            <w:proofErr w:type="spellStart"/>
-            <w:r>
-              <w:t>SesiónNivel</w:t>
-            </w:r>
-            <w:proofErr w:type="spellEnd"/>
-            <w:r>
-              <w:t xml:space="preserve">, </w:t>
-            </w:r>
-            <w:proofErr w:type="spellStart"/>
-            <w:r>
-              <w:t>EvaluaciónEmocional</w:t>
-            </w:r>
-            <w:proofErr w:type="spellEnd"/>
-            <w:r>
-              <w:t xml:space="preserve">, </w:t>
-            </w:r>
-            <w:proofErr w:type="spellStart"/>
-            <w:r>
-              <w:t>ResultadoNivel</w:t>
-            </w:r>
-            <w:proofErr w:type="spellEnd"/>
-            <w:r>
-              <w:t xml:space="preserve">, Progreso, </w:t>
-            </w:r>
-            <w:proofErr w:type="spellStart"/>
-            <w:r>
-              <w:t>InformePadre</w:t>
-            </w:r>
-            <w:proofErr w:type="spellEnd"/>
-            <w:r>
-              <w:t>, Indicador</w:t>
-            </w:r>
-          </w:p>
-        </w:tc>
-        <w:tc>
-          <w:tcPr>
-            <w:tcW w:w="3102" w:type="dxa"/>
-          </w:tcPr>
-          <w:p>
-            <w:r>
-              <w:t>—</w:t>
-            </w:r>
-          </w:p>
-        </w:tc>
-        <w:tc>
-          <w:tcPr>
-            <w:tcW w:w="3102" w:type="dxa"/>
-          </w:tcPr>
-          <w:p>
-            <w:r>
-              <w:t>Diseñadas en E-R v2; implementación prevista en E3</w:t>
-            </w:r>
-          </w:p>
-        </w:tc>
-      </w:tr>
-    </w:tbl>
-    <w:p>
-      <w:pPr>
-        <w:jc w:val="center"/>
-      </w:pPr>
-      <w:r>
-        <w:rPr>
-          <w:i/>
-          <w:sz w:val="20"/>
-        </w:rPr>
-        <w:t>Tabla 11.1. Correspondencia entre entidades del E-R v2 y tablas de la POC.</w:t>
-      </w:r>
-    </w:p>
-    <w:p>
-      <w:pPr>
-        <w:pStyle w:val="Estilo2"/>
-      </w:pPr>
-      <w:bookmarkStart w:id="90" w:name="__RefHeading___Toc3602_4072276136"/>
-      <w:bookmarkEnd w:id="90"/>
-      <w:r>
-        <w:t>11.3. Diccionario de datos</w:t>
-      </w:r>
-    </w:p>
-    <w:p>
-      <w:r>
-        <w:t xml:space="preserve">Campos verificados contra </w:t>
-      </w:r>
-      <w:proofErr w:type="spellStart"/>
-      <w:r>
-        <w:t>supabase</w:t>
-      </w:r>
-      <w:proofErr w:type="spellEnd"/>
-      <w:r>
-        <w:t>/</w:t>
-      </w:r>
-      <w:proofErr w:type="spellStart"/>
-      <w:r>
-        <w:t>migrations</w:t>
-      </w:r>
-      <w:proofErr w:type="spellEnd"/>
-      <w:r>
-        <w:t>/20260927141050_edukids_core.sql del repositorio.</w:t>
-      </w:r>
-    </w:p>
-    <w:tbl>
-      <w:tblPr>
-        <w:tblW w:w="9304" w:type="dxa"/>
-        <w:tblLayout w:type="fixed"/>
-        <w:tblLook w:val="04A0" w:firstRow="1" w:lastRow="0" w:firstColumn="1" w:lastColumn="0" w:noHBand="0" w:noVBand="1"/>
-      </w:tblPr>
-      <w:tblGrid>
-        <w:gridCol w:w="2326"/>
-        <w:gridCol w:w="2326"/>
-        <w:gridCol w:w="2326"/>
-        <w:gridCol w:w="2326"/>
-      </w:tblGrid>
-      <w:tr>
-        <w:trPr>
-          <w:cantSplit/>
-        </w:trPr>
-        <w:tc>
-          <w:tcPr>
-            <w:tcW w:w="2326" w:type="dxa"/>
-          </w:tcPr>
-          <w:p>
-            <w:r>
-              <w:rPr>
-                <w:b/>
-              </w:rPr>
-              <w:t>Tabla</w:t>
-            </w:r>
-          </w:p>
-        </w:tc>
-        <w:tc>
-          <w:tcPr>
-            <w:tcW w:w="2326" w:type="dxa"/>
-          </w:tcPr>
-          <w:p>
-            <w:r>
-              <w:rPr>
-                <w:b/>
-              </w:rPr>
-              <w:t>Campo</w:t>
-            </w:r>
-          </w:p>
-        </w:tc>
-        <w:tc>
-          <w:tcPr>
-            <w:tcW w:w="2326" w:type="dxa"/>
-          </w:tcPr>
-          <w:p>
-            <w:r>
-              <w:rPr>
-                <w:b/>
-              </w:rPr>
-              <w:t>Tipo</w:t>
-            </w:r>
-          </w:p>
-        </w:tc>
-        <w:tc>
-          <w:tcPr>
-            <w:tcW w:w="2326" w:type="dxa"/>
-          </w:tcPr>
-          <w:p>
-            <w:r>
-              <w:rPr>
-                <w:b/>
-              </w:rPr>
-              <w:t>Descripción</w:t>
-            </w:r>
-          </w:p>
-        </w:tc>
-      </w:tr>
-      <w:tr>
-        <w:trPr>
-          <w:cantSplit/>
-        </w:trPr>
-        <w:tc>
-          <w:tcPr>
-            <w:tcW w:w="2326" w:type="dxa"/>
-          </w:tcPr>
-          <w:p>
-            <w:proofErr w:type="spellStart"/>
-            <w:r>
-              <w:t>child_profiles</w:t>
-            </w:r>
-            <w:proofErr w:type="spellEnd"/>
-          </w:p>
-        </w:tc>
-        <w:tc>
-          <w:tcPr>
-            <w:tcW w:w="2326" w:type="dxa"/>
-          </w:tcPr>
-          <w:p>
-            <w:r>
-              <w:t xml:space="preserve">id / </w:t>
-            </w:r>
-            <w:proofErr w:type="spellStart"/>
-            <w:r>
-              <w:t>adult_id</w:t>
-            </w:r>
-            <w:proofErr w:type="spellEnd"/>
-          </w:p>
-        </w:tc>
-        <w:tc>
-          <w:tcPr>
-            <w:tcW w:w="2326" w:type="dxa"/>
-          </w:tcPr>
-          <w:p>
-            <w:proofErr w:type="spellStart"/>
-            <w:r>
-              <w:t>uuid</w:t>
-            </w:r>
-            <w:proofErr w:type="spellEnd"/>
-            <w:r>
-              <w:t xml:space="preserve"> PK / </w:t>
-            </w:r>
-            <w:proofErr w:type="spellStart"/>
-            <w:r>
-              <w:t>uuid</w:t>
-            </w:r>
-            <w:proofErr w:type="spellEnd"/>
-            <w:r>
-              <w:t xml:space="preserve"> FK</w:t>
-            </w:r>
-          </w:p>
-        </w:tc>
-        <w:tc>
-          <w:tcPr>
-            <w:tcW w:w="2326" w:type="dxa"/>
-          </w:tcPr>
-          <w:p>
-            <w:r>
-              <w:t>Identificador y propietario del perfil</w:t>
-            </w:r>
-          </w:p>
-        </w:tc>
-      </w:tr>
-      <w:tr>
-        <w:trPr>
-          <w:cantSplit/>
-        </w:trPr>
-        <w:tc>
-          <w:tcPr>
-            <w:tcW w:w="2326" w:type="dxa"/>
-          </w:tcPr>
-          <w:p>
-            <w:proofErr w:type="spellStart"/>
-            <w:r>
-              <w:t>child_profiles</w:t>
-            </w:r>
-            <w:proofErr w:type="spellEnd"/>
-          </w:p>
-        </w:tc>
-        <w:tc>
-          <w:tcPr>
-            <w:tcW w:w="2326" w:type="dxa"/>
-          </w:tcPr>
-          <w:p>
-            <w:r>
-              <w:t>alias</w:t>
-            </w:r>
-          </w:p>
-        </w:tc>
-        <w:tc>
-          <w:tcPr>
-            <w:tcW w:w="2326" w:type="dxa"/>
-          </w:tcPr>
-          <w:p>
-            <w:proofErr w:type="spellStart"/>
-            <w:r>
-              <w:t>text</w:t>
-            </w:r>
-            <w:proofErr w:type="spellEnd"/>
-            <w:r>
-              <w:t xml:space="preserve"> (1-24 </w:t>
-            </w:r>
-            <w:proofErr w:type="spellStart"/>
-            <w:r>
-              <w:t>chars</w:t>
-            </w:r>
-            <w:proofErr w:type="spellEnd"/>
-            <w:r>
-              <w:t>)</w:t>
-            </w:r>
-          </w:p>
-        </w:tc>
-        <w:tc>
-          <w:tcPr>
-            <w:tcW w:w="2326" w:type="dxa"/>
-          </w:tcPr>
-          <w:p>
-            <w:r>
-              <w:t>Nombre visible del menor</w:t>
-            </w:r>
-          </w:p>
-        </w:tc>
-      </w:tr>
-      <w:tr>
-        <w:trPr>
-          <w:cantSplit/>
-        </w:trPr>
-        <w:tc>
-          <w:tcPr>
-            <w:tcW w:w="2326" w:type="dxa"/>
-          </w:tcPr>
-          <w:p>
-            <w:proofErr w:type="spellStart"/>
-            <w:r>
-              <w:lastRenderedPageBreak/>
-              <w:t>child_profiles</w:t>
-            </w:r>
-            <w:proofErr w:type="spellEnd"/>
-          </w:p>
-        </w:tc>
-        <w:tc>
-          <w:tcPr>
-            <w:tcW w:w="2326" w:type="dxa"/>
-          </w:tcPr>
-          <w:p>
-            <w:r>
-              <w:t>avatar</w:t>
-            </w:r>
-          </w:p>
-        </w:tc>
-        <w:tc>
-          <w:tcPr>
-            <w:tcW w:w="2326" w:type="dxa"/>
-          </w:tcPr>
-          <w:p>
-            <w:proofErr w:type="spellStart"/>
-            <w:r>
-              <w:t>text</w:t>
-            </w:r>
-            <w:proofErr w:type="spellEnd"/>
-            <w:r>
-              <w:t xml:space="preserve"> ('</w:t>
-            </w:r>
-            <w:proofErr w:type="spellStart"/>
-            <w:r>
-              <w:t>star</w:t>
-            </w:r>
-            <w:proofErr w:type="spellEnd"/>
-            <w:r>
-              <w:t>'|'</w:t>
-            </w:r>
-            <w:proofErr w:type="spellStart"/>
-            <w:r>
-              <w:t>circle</w:t>
-            </w:r>
-            <w:proofErr w:type="spellEnd"/>
-            <w:r>
-              <w:t>'|'</w:t>
-            </w:r>
-            <w:proofErr w:type="spellStart"/>
-            <w:r>
-              <w:t>triangle</w:t>
-            </w:r>
-            <w:proofErr w:type="spellEnd"/>
-            <w:r>
-              <w:t>')</w:t>
-            </w:r>
-          </w:p>
-        </w:tc>
-        <w:tc>
-          <w:tcPr>
-            <w:tcW w:w="2326" w:type="dxa"/>
-          </w:tcPr>
-          <w:p>
-            <w:r>
-              <w:t>Avatar neutro seleccionado</w:t>
-            </w:r>
-          </w:p>
-        </w:tc>
-      </w:tr>
-      <w:tr>
-        <w:trPr>
-          <w:cantSplit/>
-        </w:trPr>
-        <w:tc>
-          <w:tcPr>
-            <w:tcW w:w="2326" w:type="dxa"/>
-          </w:tcPr>
-          <w:p>
-            <w:proofErr w:type="spellStart"/>
-            <w:r>
-              <w:t>child_profiles</w:t>
-            </w:r>
-            <w:proofErr w:type="spellEnd"/>
-          </w:p>
-        </w:tc>
-        <w:tc>
-          <w:tcPr>
-            <w:tcW w:w="2326" w:type="dxa"/>
-          </w:tcPr>
-          <w:p>
-            <w:proofErr w:type="spellStart"/>
-            <w:r>
-              <w:t>age_band</w:t>
-            </w:r>
-            <w:proofErr w:type="spellEnd"/>
-          </w:p>
-        </w:tc>
-        <w:tc>
-          <w:tcPr>
-            <w:tcW w:w="2326" w:type="dxa"/>
-          </w:tcPr>
-          <w:p>
-            <w:pPr>
-              <w:rPr>
-                <w:lang w:val="en-US"/>
-              </w:rPr>
-            </w:pPr>
-            <w:r>
-              <w:rPr>
-                <w:lang w:val="en-US"/>
-              </w:rPr>
-              <w:t>text ('5'|'6-8'|'9')</w:t>
-            </w:r>
-          </w:p>
-        </w:tc>
-        <w:tc>
-          <w:tcPr>
-            <w:tcW w:w="2326" w:type="dxa"/>
-          </w:tcPr>
-          <w:p>
-            <w:r>
-              <w:t>Franja de edad en POC [por confirmar alineación E-R v2]</w:t>
-            </w:r>
-          </w:p>
-        </w:tc>
-      </w:tr>
-      <w:tr>
-        <w:trPr>
-          <w:cantSplit/>
-        </w:trPr>
-        <w:tc>
-          <w:tcPr>
-            <w:tcW w:w="2326" w:type="dxa"/>
-          </w:tcPr>
-          <w:p>
-            <w:proofErr w:type="spellStart"/>
-            <w:r>
-              <w:t>activities</w:t>
-            </w:r>
-            <w:proofErr w:type="spellEnd"/>
-          </w:p>
-        </w:tc>
-        <w:tc>
-          <w:tcPr>
-            <w:tcW w:w="2326" w:type="dxa"/>
-          </w:tcPr>
-          <w:p>
-            <w:r>
-              <w:t xml:space="preserve">id / </w:t>
-            </w:r>
-            <w:proofErr w:type="spellStart"/>
-            <w:r>
-              <w:t>title</w:t>
-            </w:r>
-            <w:proofErr w:type="spellEnd"/>
-            <w:r>
-              <w:t xml:space="preserve"> / active</w:t>
-            </w:r>
-          </w:p>
-        </w:tc>
-        <w:tc>
-          <w:tcPr>
-            <w:tcW w:w="2326" w:type="dxa"/>
-          </w:tcPr>
-          <w:p>
-            <w:pPr>
-              <w:rPr>
-                <w:lang w:val="en-US"/>
-              </w:rPr>
-            </w:pPr>
-            <w:r>
-              <w:rPr>
-                <w:lang w:val="en-US"/>
-              </w:rPr>
-              <w:t>text ('</w:t>
-            </w:r>
-            <w:proofErr w:type="spellStart"/>
-            <w:r>
-              <w:rPr>
-                <w:lang w:val="en-US"/>
-              </w:rPr>
-              <w:t>catch'|'race'|'memory</w:t>
-            </w:r>
-            <w:proofErr w:type="spellEnd"/>
-            <w:r>
-              <w:rPr>
-                <w:lang w:val="en-US"/>
-              </w:rPr>
-              <w:t>') / text / bool</w:t>
-            </w:r>
-          </w:p>
-        </w:tc>
-        <w:tc>
-          <w:tcPr>
-            <w:tcW w:w="2326" w:type="dxa"/>
-          </w:tcPr>
-          <w:p>
-            <w:r>
-              <w:t>Tipo, nombre y estado del juego</w:t>
-            </w:r>
-          </w:p>
-        </w:tc>
-      </w:tr>
-      <w:tr>
-        <w:trPr>
-          <w:cantSplit/>
-        </w:trPr>
-        <w:tc>
-          <w:tcPr>
-            <w:tcW w:w="2326" w:type="dxa"/>
-          </w:tcPr>
-          <w:p>
-            <w:proofErr w:type="spellStart"/>
-            <w:r>
-              <w:t>profile_activity</w:t>
-            </w:r>
-            <w:proofErr w:type="spellEnd"/>
-          </w:p>
-        </w:tc>
-        <w:tc>
-          <w:tcPr>
-            <w:tcW w:w="2326" w:type="dxa"/>
-          </w:tcPr>
-          <w:p>
-            <w:pPr>
-              <w:rPr>
-                <w:lang w:val="en-US"/>
-              </w:rPr>
-            </w:pPr>
-            <w:proofErr w:type="spellStart"/>
-            <w:r>
-              <w:rPr>
-                <w:lang w:val="en-US"/>
-              </w:rPr>
-              <w:t>profile_id</w:t>
-            </w:r>
-            <w:proofErr w:type="spellEnd"/>
-            <w:r>
-              <w:rPr>
-                <w:lang w:val="en-US"/>
-              </w:rPr>
-              <w:t xml:space="preserve"> + </w:t>
-            </w:r>
-            <w:proofErr w:type="spellStart"/>
-            <w:r>
-              <w:rPr>
-                <w:lang w:val="en-US"/>
-              </w:rPr>
-              <w:t>activity_id</w:t>
-            </w:r>
-            <w:proofErr w:type="spellEnd"/>
-            <w:r>
-              <w:rPr>
-                <w:lang w:val="en-US"/>
-              </w:rPr>
-              <w:t xml:space="preserve"> / enabled / level</w:t>
-            </w:r>
-          </w:p>
-        </w:tc>
-        <w:tc>
-          <w:tcPr>
-            <w:tcW w:w="2326" w:type="dxa"/>
-          </w:tcPr>
-          <w:p>
-            <w:r>
-              <w:t xml:space="preserve">PK conjunta / </w:t>
-            </w:r>
-            <w:proofErr w:type="spellStart"/>
-            <w:r>
-              <w:t>bool</w:t>
-            </w:r>
-            <w:proofErr w:type="spellEnd"/>
-            <w:r>
-              <w:t xml:space="preserve"> / </w:t>
-            </w:r>
-            <w:proofErr w:type="spellStart"/>
-            <w:proofErr w:type="gramStart"/>
-            <w:r>
-              <w:t>int</w:t>
-            </w:r>
-            <w:proofErr w:type="spellEnd"/>
-            <w:r>
-              <w:t>(</w:t>
-            </w:r>
-            <w:proofErr w:type="gramEnd"/>
-            <w:r>
-              <w:t>1-3)</w:t>
-            </w:r>
-          </w:p>
-        </w:tc>
-        <w:tc>
-          <w:tcPr>
-            <w:tcW w:w="2326" w:type="dxa"/>
-          </w:tcPr>
-          <w:p>
-            <w:r>
-              <w:t>Configuración y nivel por perfil y actividad</w:t>
-            </w:r>
-          </w:p>
-        </w:tc>
-      </w:tr>
-      <w:tr>
-        <w:trPr>
-          <w:cantSplit/>
-        </w:trPr>
-        <w:tc>
-          <w:tcPr>
-            <w:tcW w:w="2326" w:type="dxa"/>
-          </w:tcPr>
-          <w:p>
-            <w:proofErr w:type="spellStart"/>
-            <w:r>
-              <w:t>play_sessions</w:t>
-            </w:r>
-            <w:proofErr w:type="spellEnd"/>
-          </w:p>
-        </w:tc>
-        <w:tc>
-          <w:tcPr>
-            <w:tcW w:w="2326" w:type="dxa"/>
-          </w:tcPr>
-          <w:p>
-            <w:r>
-              <w:t xml:space="preserve">id / status / </w:t>
-            </w:r>
-            <w:proofErr w:type="spellStart"/>
-            <w:r>
-              <w:t>level</w:t>
-            </w:r>
-            <w:proofErr w:type="spellEnd"/>
-          </w:p>
-        </w:tc>
-        <w:tc>
-          <w:tcPr>
-            <w:tcW w:w="2326" w:type="dxa"/>
-          </w:tcPr>
-          <w:p>
-            <w:pPr>
-              <w:rPr>
-                <w:lang w:val="en-US"/>
-              </w:rPr>
-            </w:pPr>
-            <w:proofErr w:type="spellStart"/>
-            <w:r>
-              <w:rPr>
-                <w:lang w:val="en-US"/>
-              </w:rPr>
-              <w:t>uuid</w:t>
-            </w:r>
-            <w:proofErr w:type="spellEnd"/>
-            <w:r>
-              <w:rPr>
-                <w:lang w:val="en-US"/>
-              </w:rPr>
-              <w:t xml:space="preserve"> / text ('</w:t>
-            </w:r>
-            <w:proofErr w:type="spellStart"/>
-            <w:r>
-              <w:rPr>
-                <w:lang w:val="en-US"/>
-              </w:rPr>
-              <w:t>active'|'completed'|'interrupted</w:t>
-            </w:r>
-            <w:proofErr w:type="spellEnd"/>
-            <w:r>
-              <w:rPr>
-                <w:lang w:val="en-US"/>
-              </w:rPr>
-              <w:t xml:space="preserve">') / </w:t>
-            </w:r>
-            <w:proofErr w:type="gramStart"/>
-            <w:r>
-              <w:rPr>
-                <w:lang w:val="en-US"/>
-              </w:rPr>
-              <w:t>int(</w:t>
-            </w:r>
-            <w:proofErr w:type="gramEnd"/>
-            <w:r>
-              <w:rPr>
-                <w:lang w:val="en-US"/>
-              </w:rPr>
-              <w:t>1-3)</w:t>
-            </w:r>
-          </w:p>
-        </w:tc>
-        <w:tc>
-          <w:tcPr>
-            <w:tcW w:w="2326" w:type="dxa"/>
-          </w:tcPr>
-          <w:p>
-            <w:r>
-              <w:t>Sesión con estado y nivel</w:t>
-            </w:r>
-          </w:p>
-        </w:tc>
-      </w:tr>
-      <w:tr>
-        <w:trPr>
-          <w:cantSplit/>
-        </w:trPr>
-        <w:tc>
-          <w:tcPr>
-            <w:tcW w:w="2326" w:type="dxa"/>
-          </w:tcPr>
-          <w:p>
-            <w:r>
-              <w:t>responses</w:t>
-            </w:r>
-          </w:p>
-        </w:tc>
-        <w:tc>
-          <w:tcPr>
-            <w:tcW w:w="2326" w:type="dxa"/>
-          </w:tcPr>
-          <w:p>
-            <w:pPr>
-              <w:rPr>
-                <w:lang w:val="en-US"/>
-              </w:rPr>
-            </w:pPr>
-            <w:r>
-              <w:rPr>
-                <w:lang w:val="en-US"/>
-              </w:rPr>
-              <w:t xml:space="preserve">correct / </w:t>
-            </w:r>
-            <w:proofErr w:type="spellStart"/>
-            <w:r>
-              <w:rPr>
-                <w:lang w:val="en-US"/>
-              </w:rPr>
-              <w:t>hint_used</w:t>
-            </w:r>
-            <w:proofErr w:type="spellEnd"/>
-            <w:r>
-              <w:rPr>
-                <w:lang w:val="en-US"/>
-              </w:rPr>
-              <w:t xml:space="preserve"> / </w:t>
-            </w:r>
-            <w:proofErr w:type="spellStart"/>
-            <w:r>
-              <w:rPr>
-                <w:lang w:val="en-US"/>
-              </w:rPr>
-              <w:t>latency_ms</w:t>
-            </w:r>
-            <w:proofErr w:type="spellEnd"/>
-            <w:r>
-              <w:rPr>
-                <w:lang w:val="en-US"/>
-              </w:rPr>
-              <w:t xml:space="preserve"> / </w:t>
-            </w:r>
-            <w:proofErr w:type="spellStart"/>
-            <w:r>
-              <w:rPr>
-                <w:lang w:val="en-US"/>
-              </w:rPr>
-              <w:t>attempt_no</w:t>
-            </w:r>
-            <w:proofErr w:type="spellEnd"/>
-          </w:p>
-        </w:tc>
-        <w:tc>
-          <w:tcPr>
-            <w:tcW w:w="2326" w:type="dxa"/>
-          </w:tcPr>
-          <w:p>
-            <w:proofErr w:type="spellStart"/>
-            <w:r>
-              <w:t>bool</w:t>
-            </w:r>
-            <w:proofErr w:type="spellEnd"/>
-            <w:r>
-              <w:t xml:space="preserve"> / </w:t>
-            </w:r>
-            <w:proofErr w:type="spellStart"/>
-            <w:r>
-              <w:t>bool</w:t>
-            </w:r>
-            <w:proofErr w:type="spellEnd"/>
-            <w:r>
-              <w:t xml:space="preserve"> / </w:t>
-            </w:r>
-            <w:proofErr w:type="spellStart"/>
-            <w:r>
-              <w:t>int</w:t>
-            </w:r>
-            <w:proofErr w:type="spellEnd"/>
-            <w:r>
-              <w:t xml:space="preserve"> / </w:t>
-            </w:r>
-            <w:proofErr w:type="spellStart"/>
-            <w:proofErr w:type="gramStart"/>
-            <w:r>
-              <w:t>int</w:t>
-            </w:r>
-            <w:proofErr w:type="spellEnd"/>
-            <w:r>
-              <w:t>(</w:t>
-            </w:r>
-            <w:proofErr w:type="gramEnd"/>
-            <w:r>
-              <w:t>1|2)</w:t>
-            </w:r>
-          </w:p>
-        </w:tc>
-        <w:tc>
-          <w:tcPr>
-            <w:tcW w:w="2326" w:type="dxa"/>
-          </w:tcPr>
-          <w:p>
-            <w:r>
-              <w:t>Resultado, pista, latencia e intento</w:t>
-            </w:r>
-          </w:p>
-        </w:tc>
-      </w:tr>
-    </w:tbl>
-    <w:p>
-      <w:pPr>
-        <w:jc w:val="center"/>
-        <w:rPr>
-          <w:i/>
-          <w:sz w:val="20"/>
-        </w:rPr>
-      </w:pPr>
-    </w:p>
-    <w:p>
-      <w:pPr>
-        <w:jc w:val="center"/>
-      </w:pPr>
-      <w:r>
-        <w:rPr>
-          <w:i/>
-          <w:sz w:val="20"/>
-        </w:rPr>
-        <w:t>Tabla 11.2. Diccionario de datos (verificado contra migración SQL del repositorio).</w:t>
-      </w:r>
-    </w:p>
-    <w:p>
-      <w:pPr>
-        <w:pStyle w:val="Estilo2"/>
-      </w:pPr>
-      <w:bookmarkStart w:id="91" w:name="__RefHeading___Toc3604_4072276136"/>
-      <w:bookmarkEnd w:id="91"/>
-      <w:r>
-        <w:t>11.4. Roles y permisos</w:t>
-      </w:r>
-    </w:p>
-    <w:p>
-      <w:pPr>
-        <w:rPr>
-          <w:lang w:val="en-US"/>
-        </w:rPr>
-      </w:pPr>
-      <w:r>
-        <w:t xml:space="preserve">RLS en </w:t>
-      </w:r>
-      <w:proofErr w:type="spellStart"/>
-      <w:r>
-        <w:t>Supabase</w:t>
-      </w:r>
-      <w:proofErr w:type="spellEnd"/>
-      <w:r>
-        <w:t>: el adulto (</w:t>
-      </w:r>
-      <w:proofErr w:type="spellStart"/>
-      <w:r>
-        <w:t>authenticated</w:t>
-      </w:r>
-      <w:proofErr w:type="spellEnd"/>
-      <w:r>
-        <w:t>) gestiona sus perfiles, configura actividades y consulta resultados. Las operaciones de juego (</w:t>
-      </w:r>
-      <w:proofErr w:type="spellStart"/>
-      <w:r>
-        <w:t>start_play</w:t>
-      </w:r>
-      <w:proofErr w:type="spellEnd"/>
-      <w:r>
-        <w:t xml:space="preserve">, </w:t>
-      </w:r>
-      <w:proofErr w:type="spellStart"/>
-      <w:r>
-        <w:t>record_answer</w:t>
-      </w:r>
-      <w:proofErr w:type="spellEnd"/>
-      <w:r>
-        <w:t xml:space="preserve">, </w:t>
-      </w:r>
-      <w:proofErr w:type="spellStart"/>
-      <w:r>
-        <w:t>finish_play</w:t>
-      </w:r>
-      <w:proofErr w:type="spellEnd"/>
-      <w:r>
-        <w:t xml:space="preserve">) son funciones </w:t>
-      </w:r>
-      <w:proofErr w:type="spellStart"/>
-      <w:r>
-        <w:t>security</w:t>
-      </w:r>
-      <w:proofErr w:type="spellEnd"/>
-      <w:r>
-        <w:t xml:space="preserve"> </w:t>
-      </w:r>
-      <w:proofErr w:type="spellStart"/>
-      <w:r>
-        <w:t>definer</w:t>
-      </w:r>
-      <w:proofErr w:type="spellEnd"/>
-      <w:r>
-        <w:t xml:space="preserve"> en el esquema privado, verificando en cada llamada que el perfil pertenece al adulto autenticado. </w:t>
-      </w:r>
-      <w:r>
-        <w:rPr>
-          <w:lang w:val="en-US"/>
-        </w:rPr>
-        <w:t xml:space="preserve">Auth local: hash </w:t>
-      </w:r>
-      <w:proofErr w:type="spellStart"/>
-      <w:r>
-        <w:rPr>
-          <w:lang w:val="en-US"/>
-        </w:rPr>
-        <w:t>scrypt</w:t>
-      </w:r>
-      <w:proofErr w:type="spellEnd"/>
-      <w:r>
-        <w:rPr>
-          <w:lang w:val="en-US"/>
-        </w:rPr>
-        <w:t xml:space="preserve"> con cookie; Auth </w:t>
-      </w:r>
-      <w:proofErr w:type="spellStart"/>
-      <w:r>
-        <w:rPr>
-          <w:lang w:val="en-US"/>
-        </w:rPr>
-        <w:t>nube</w:t>
-      </w:r>
-      <w:proofErr w:type="spellEnd"/>
-      <w:r>
-        <w:rPr>
-          <w:lang w:val="en-US"/>
-        </w:rPr>
-        <w:t xml:space="preserve">: </w:t>
-      </w:r>
-      <w:proofErr w:type="spellStart"/>
-      <w:r>
-        <w:rPr>
-          <w:lang w:val="en-US"/>
-        </w:rPr>
-        <w:t>Supabase</w:t>
-      </w:r>
-      <w:proofErr w:type="spellEnd"/>
-      <w:r>
-        <w:rPr>
-          <w:lang w:val="en-US"/>
-        </w:rPr>
-        <w:t xml:space="preserve"> Auth con JWT.</w:t>
-      </w:r>
-    </w:p>
-    <w:p>
-      <w:pPr>
-        <w:pStyle w:val="Estilo2"/>
-      </w:pPr>
-      <w:bookmarkStart w:id="92" w:name="__RefHeading___Toc3606_4072276136"/>
-      <w:bookmarkEnd w:id="92"/>
-      <w:r>
-        <w:t>11.5. Franjas de edad</w:t>
-      </w:r>
-    </w:p>
-    <w:p>
-      <w:r>
-        <w:t xml:space="preserve">El E-R v2 (diseño conceptual) prevé franjas 5 / 6-7 / 8-10 años (rango completo 5-10). La POC implementa '5', '6-8' y '9' en el campo </w:t>
-      </w:r>
-      <w:proofErr w:type="spellStart"/>
-      <w:r>
-        <w:t>age_band</w:t>
-      </w:r>
-      <w:proofErr w:type="spellEnd"/>
-      <w:r>
-        <w:t xml:space="preserve">, coincidiendo con los botones del </w:t>
-      </w:r>
-      <w:proofErr w:type="spellStart"/>
-      <w:r>
-        <w:t>wireframe</w:t>
-      </w:r>
-      <w:proofErr w:type="spellEnd"/>
-      <w:r>
-        <w:t xml:space="preserve"> WF21 (5 años / 6-8 años / 9 años). La alineación definitiva entre las franjas del E-R v2 (5/6-7/8-10) y las de la POC (5/6-8/9) está pendiente de revisión con el tutor. [por confirmar]</w:t>
-      </w:r>
-    </w:p>
-    <w:p>
-      <w:pPr>
-        <w:pStyle w:val="Estilo1"/>
-      </w:pPr>
-      <w:bookmarkStart w:id="93" w:name="__RefHeading___Toc3608_4072276136"/>
-      <w:bookmarkEnd w:id="93"/>
-      <w:r>
-        <w:t>12. Diseño UX</w:t>
-      </w:r>
-    </w:p>
-    <w:p>
-      <w:r>
-        <w:t xml:space="preserve">Esta sección documenta los </w:t>
-      </w:r>
-      <w:proofErr w:type="spellStart"/>
-      <w:r>
-        <w:t>wireframes</w:t>
-      </w:r>
-      <w:proofErr w:type="spellEnd"/>
-      <w:r>
-        <w:t xml:space="preserve"> principales diseñados en </w:t>
-      </w:r>
-      <w:proofErr w:type="spellStart"/>
-      <w:r>
-        <w:t>Figma</w:t>
-      </w:r>
-      <w:proofErr w:type="spellEnd"/>
-      <w:r>
-        <w:t xml:space="preserve">, siguiendo los criterios WCAG 2.1 AA (contraste 4.5:1, objetivos táctiles 44×44 </w:t>
-      </w:r>
-      <w:proofErr w:type="spellStart"/>
-      <w:r>
-        <w:t>px</w:t>
-      </w:r>
-      <w:proofErr w:type="spellEnd"/>
-      <w:r>
-        <w:t xml:space="preserve">) y las pautas de UX infantil. La mascota Nubi guía al menor. Los avatares son neutros (estrella, círculo, triángulo). El </w:t>
-      </w:r>
-      <w:proofErr w:type="spellStart"/>
-      <w:r>
-        <w:t>Smileyometer</w:t>
-      </w:r>
-      <w:proofErr w:type="spellEnd"/>
-      <w:r>
-        <w:t xml:space="preserve"> (escala visual 1-5 de caritas) recoge la valoración emocional (OE2). Todos los flujos incluyen prueba de nivel previa y botón "Volver" permanente.</w:t>
-      </w:r>
-    </w:p>
-    <w:p>
-      <w:pPr>
-        <w:pStyle w:val="Estilo2"/>
-      </w:pPr>
-      <w:bookmarkStart w:id="94" w:name="__RefHeading___Toc3610_4072276136"/>
-      <w:bookmarkEnd w:id="94"/>
-      <w:r>
-        <w:t>12.1. Bienvenida — Nubi (WF01)</w:t>
-      </w:r>
-    </w:p>
-    <w:p>
-      <w:r>
-        <w:t>Pantalla de inicio con presentación de Nubi: "¡Hola! Soy Nubi. Vamos a jugar con los números. Tú eliges el camino." Ilustración de Nubi a la derecha. Acciones: ¡Vamos! (menor), Soy una persona adulta y Volver.</w:t>
-      </w:r>
-    </w:p>
-    <w:p>
-      <w:pPr>
-        <w:jc w:val="center"/>
-      </w:pPr>
-      <w:r>
-        <w:rPr>
-          <w:noProof/>
-        </w:rPr>
-        <w:lastRenderedPageBreak/>
-        <w:drawing>
-          <wp:inline distT="0" distB="0" distL="0" distR="0" wp14:anchorId="767859DC" wp14:editId="021C42DD">
-            <wp:extent cx="4754880" cy="3090545"/>
-            <wp:effectExtent l="0" t="0" r="0" b="0"/>
-            <wp:docPr id="8" name="Image7"/>
-            <wp:cNvGraphicFramePr>
-              <a:graphicFrameLocks xmlns:a="http://schemas.openxmlformats.org/drawingml/2006/main" noChangeAspect="1"/>
-            </wp:cNvGraphicFramePr>
-            <a:graphic xmlns:a="http://schemas.openxmlformats.org/drawingml/2006/main">
-              <a:graphicData uri="http://schemas.openxmlformats.org/drawingml/2006/picture">
-                <pic:pic xmlns:pic="http://schemas.openxmlformats.org/drawingml/2006/picture">
-                  <pic:nvPicPr>
-                    <pic:cNvPr id="8" name="Image7"/>
-                    <pic:cNvPicPr>
-                      <a:picLocks noChangeAspect="1" noChangeArrowheads="1"/>
-                    </pic:cNvPicPr>
-                  </pic:nvPicPr>
-                  <pic:blipFill>
-                    <a:blip r:embed="rId16"/>
-                    <a:stretch>
-                      <a:fillRect/>
-                    </a:stretch>
-                  </pic:blipFill>
-                  <pic:spPr bwMode="auto">
-                    <a:xfrm>
-                      <a:off x="0" y="0"/>
-                      <a:ext cx="4754880" cy="3090545"/>
-                    </a:xfrm>
-                    <a:prstGeom prst="rect">
-                      <a:avLst/>
-                    </a:prstGeom>
-                    <a:noFill/>
-                  </pic:spPr>
-                </pic:pic>
-              </a:graphicData>
-            </a:graphic>
-          </wp:inline>
-        </w:drawing>
-      </w:r>
-    </w:p>
-    <w:p>
-      <w:pPr>
-        <w:jc w:val="center"/>
-      </w:pPr>
-      <w:r>
-        <w:rPr>
-          <w:i/>
-          <w:sz w:val="20"/>
-        </w:rPr>
-        <w:t>Figura WF01. Pantalla "Aprender es una aventura" — bienvenida con mascota Nubi.</w:t>
-      </w:r>
-    </w:p>
-    <w:p>
-      <w:pPr>
-        <w:pStyle w:val="Estilo2"/>
-      </w:pPr>
-      <w:bookmarkStart w:id="95" w:name="__RefHeading___Toc3612_4072276136"/>
-      <w:bookmarkEnd w:id="95"/>
-      <w:r>
-        <w:t>12.2. Crear perfil (WF21)</w:t>
-      </w:r>
-    </w:p>
-    <w:p>
-      <w:r>
-        <w:t>Formulario simplificado: alias (ej. 'Leo'), avatar neutro (□ ● ▲) y franja de edad ([5 años] [6-8 años] [9 años]). Botones: Guardar perfil y Volver. Nota: los botones de franja usan 5/6-8/9 en la POC, pendiente de alineación con el E-R v2. [por confirmar]</w:t>
-      </w:r>
-    </w:p>
-    <w:p/>
-    <w:p/>
-    <w:p>
-      <w:pPr>
-        <w:jc w:val="center"/>
-      </w:pPr>
-      <w:r>
-        <w:rPr>
-          <w:noProof/>
-        </w:rPr>
-        <w:drawing>
-          <wp:inline distT="0" distB="0" distL="0" distR="0" wp14:anchorId="113DC82B" wp14:editId="0A34CFBA">
-            <wp:extent cx="4754880" cy="3090545"/>
-            <wp:effectExtent l="0" t="0" r="0" b="0"/>
-            <wp:docPr id="9" name="Image8"/>
-            <wp:cNvGraphicFramePr>
-              <a:graphicFrameLocks xmlns:a="http://schemas.openxmlformats.org/drawingml/2006/main" noChangeAspect="1"/>
-            </wp:cNvGraphicFramePr>
-            <a:graphic xmlns:a="http://schemas.openxmlformats.org/drawingml/2006/main">
-              <a:graphicData uri="http://schemas.openxmlformats.org/drawingml/2006/picture">
-                <pic:pic xmlns:pic="http://schemas.openxmlformats.org/drawingml/2006/picture">
-                  <pic:nvPicPr>
-                    <pic:cNvPr id="9" name="Image8"/>
-                    <pic:cNvPicPr>
-                      <a:picLocks noChangeAspect="1" noChangeArrowheads="1"/>
-                    </pic:cNvPicPr>
-                  </pic:nvPicPr>
-                  <pic:blipFill>
-                    <a:blip r:embed="rId17"/>
-                    <a:stretch>
-                      <a:fillRect/>
-                    </a:stretch>
-                  </pic:blipFill>
-                  <pic:spPr bwMode="auto">
-                    <a:xfrm>
-                      <a:off x="0" y="0"/>
-                      <a:ext cx="4754880" cy="3090545"/>
-                    </a:xfrm>
-                    <a:prstGeom prst="rect">
-                      <a:avLst/>
-                    </a:prstGeom>
-                    <a:noFill/>
-                  </pic:spPr>
-                </pic:pic>
-              </a:graphicData>
-            </a:graphic>
-          </wp:inline>
-        </w:drawing>
-      </w:r>
-    </w:p>
-    <w:p>
-      <w:pPr>
-        <w:jc w:val="center"/>
-      </w:pPr>
-      <w:r>
-        <w:rPr>
-          <w:i/>
-          <w:sz w:val="20"/>
-        </w:rPr>
-        <w:t>Figura WF21. Pantalla "Prepara un perfil" — creación de perfil con avatar neutro.</w:t>
-      </w:r>
-    </w:p>
-    <w:p>
-      <w:pPr>
-        <w:pStyle w:val="Estilo2"/>
-      </w:pPr>
-      <w:bookmarkStart w:id="96" w:name="__RefHeading___Toc3614_4072276136"/>
-      <w:bookmarkEnd w:id="96"/>
-      <w:r>
-        <w:t>12.3. Instrucciones de actividad (WF04)</w:t>
-      </w:r>
-    </w:p>
-    <w:p>
-      <w:r>
-        <w:t>"Atrapa el número": instrucciones en lista visual: "Mira la operación. Toca la respuesta que elijas. Puedes pedir una pista. Son cinco retos. Puedes parar." Botones: Empezar, Ver ayuda y Volver.</w:t>
-      </w:r>
-    </w:p>
-    <w:p>
-      <w:pPr>
-        <w:jc w:val="center"/>
-      </w:pPr>
-      <w:r>
-        <w:rPr>
-          <w:noProof/>
-        </w:rPr>
-        <w:lastRenderedPageBreak/>
-        <w:drawing>
-          <wp:inline distT="0" distB="0" distL="0" distR="0" wp14:anchorId="2711BC3B" wp14:editId="6E6EFCF8">
-            <wp:extent cx="4754880" cy="3090545"/>
-            <wp:effectExtent l="0" t="0" r="0" b="0"/>
-            <wp:docPr id="10" name="Image9"/>
-            <wp:cNvGraphicFramePr>
-              <a:graphicFrameLocks xmlns:a="http://schemas.openxmlformats.org/drawingml/2006/main" noChangeAspect="1"/>
-            </wp:cNvGraphicFramePr>
-            <a:graphic xmlns:a="http://schemas.openxmlformats.org/drawingml/2006/main">
-              <a:graphicData uri="http://schemas.openxmlformats.org/drawingml/2006/picture">
-                <pic:pic xmlns:pic="http://schemas.openxmlformats.org/drawingml/2006/picture">
-                  <pic:nvPicPr>
-                    <pic:cNvPr id="10" name="Image9"/>
-                    <pic:cNvPicPr>
-                      <a:picLocks noChangeAspect="1" noChangeArrowheads="1"/>
-                    </pic:cNvPicPr>
-                  </pic:nvPicPr>
-                  <pic:blipFill>
-                    <a:blip r:embed="rId18"/>
-                    <a:stretch>
-                      <a:fillRect/>
-                    </a:stretch>
-                  </pic:blipFill>
-                  <pic:spPr bwMode="auto">
-                    <a:xfrm>
-                      <a:off x="0" y="0"/>
-                      <a:ext cx="4754880" cy="3090545"/>
-                    </a:xfrm>
-                    <a:prstGeom prst="rect">
-                      <a:avLst/>
-                    </a:prstGeom>
-                    <a:noFill/>
-                  </pic:spPr>
-                </pic:pic>
-              </a:graphicData>
-            </a:graphic>
-          </wp:inline>
-        </w:drawing>
-      </w:r>
-    </w:p>
-    <w:p>
-      <w:pPr>
-        <w:jc w:val="center"/>
-      </w:pPr>
-      <w:r>
-        <w:rPr>
-          <w:i/>
-          <w:sz w:val="20"/>
-        </w:rPr>
-        <w:t>Figura WF04. Instrucciones de la actividad "Atrapa el número" previas al juego.</w:t>
-      </w:r>
-    </w:p>
-    <w:p>
-      <w:pPr>
-        <w:pStyle w:val="Estilo2"/>
-      </w:pPr>
-      <w:bookmarkStart w:id="97" w:name="__RefHeading___Toc3616_4072276136"/>
-      <w:bookmarkEnd w:id="97"/>
-      <w:r>
-        <w:t>12.4. Reto activo (WF05)</w:t>
-      </w:r>
-    </w:p>
-    <w:p>
-      <w:r>
-        <w:t xml:space="preserve">Operación en tipografía grande (ej. "5 + 3 </w:t>
-      </w:r>
-      <w:proofErr w:type="gramStart"/>
-      <w:r>
-        <w:t>= ?</w:t>
-      </w:r>
-      <w:proofErr w:type="gramEnd"/>
-      <w:r>
-        <w:t>") con tres opciones táctiles. Opción activa resaltada. Contador "1 de 5". Botones: Dame una pista, Pausa y Volver.</w:t>
-      </w:r>
-    </w:p>
-    <w:p>
-      <w:pPr>
-        <w:jc w:val="center"/>
-      </w:pPr>
-      <w:r>
-        <w:rPr>
-          <w:noProof/>
-        </w:rPr>
-        <w:drawing>
-          <wp:inline distT="0" distB="0" distL="0" distR="0" wp14:anchorId="32EBB89F" wp14:editId="18166F6D">
-            <wp:extent cx="4754880" cy="3090545"/>
-            <wp:effectExtent l="0" t="0" r="0" b="0"/>
-            <wp:docPr id="11" name="Image10"/>
-            <wp:cNvGraphicFramePr>
-              <a:graphicFrameLocks xmlns:a="http://schemas.openxmlformats.org/drawingml/2006/main" noChangeAspect="1"/>
-            </wp:cNvGraphicFramePr>
-            <a:graphic xmlns:a="http://schemas.openxmlformats.org/drawingml/2006/main">
-              <a:graphicData uri="http://schemas.openxmlformats.org/drawingml/2006/picture">
-                <pic:pic xmlns:pic="http://schemas.openxmlformats.org/drawingml/2006/picture">
-                  <pic:nvPicPr>
-                    <pic:cNvPr id="11" name="Image10"/>
-                    <pic:cNvPicPr>
-                      <a:picLocks noChangeAspect="1" noChangeArrowheads="1"/>
-                    </pic:cNvPicPr>
-                  </pic:nvPicPr>
-                  <pic:blipFill>
-                    <a:blip r:embed="rId19"/>
-                    <a:stretch>
-                      <a:fillRect/>
-                    </a:stretch>
-                  </pic:blipFill>
-                  <pic:spPr bwMode="auto">
-                    <a:xfrm>
-                      <a:off x="0" y="0"/>
-                      <a:ext cx="4754880" cy="3090545"/>
-                    </a:xfrm>
-                    <a:prstGeom prst="rect">
-                      <a:avLst/>
-                    </a:prstGeom>
-                    <a:noFill/>
-                  </pic:spPr>
-                </pic:pic>
-              </a:graphicData>
-            </a:graphic>
-          </wp:inline>
-        </w:drawing>
-      </w:r>
-    </w:p>
-    <w:p>
-      <w:pPr>
-        <w:jc w:val="center"/>
-      </w:pPr>
-      <w:r>
-        <w:rPr>
-          <w:i/>
-          <w:sz w:val="20"/>
-        </w:rPr>
-        <w:t>Figura WF05. Reto activo con opciones táctiles y contador de progreso.</w:t>
-      </w:r>
-    </w:p>
-    <w:p>
-      <w:pPr>
-        <w:pStyle w:val="Estilo2"/>
-      </w:pPr>
-      <w:bookmarkStart w:id="98" w:name="__RefHeading___Toc3618_4072276136"/>
-      <w:bookmarkEnd w:id="98"/>
-      <w:r>
-        <w:t>12.5. Mi camino — progreso del menor (WF09)</w:t>
-      </w:r>
-    </w:p>
-    <w:p>
-      <w:r>
-        <w:t>Pantalla del menor (CU-05): actividades completadas ("1 actividad terminada — Hoy has practicado sumas") y opción de seguir aprendiendo. Botones: Elegir otro juego y Volver.</w:t>
-      </w:r>
-    </w:p>
-    <w:p>
-      <w:pPr>
-        <w:jc w:val="center"/>
-      </w:pPr>
-      <w:r>
-        <w:rPr>
-          <w:noProof/>
-        </w:rPr>
-        <w:lastRenderedPageBreak/>
-        <w:drawing>
-          <wp:inline distT="0" distB="0" distL="0" distR="0" wp14:anchorId="2FBD5CE6" wp14:editId="0EA1B528">
-            <wp:extent cx="4754880" cy="3090545"/>
-            <wp:effectExtent l="0" t="0" r="0" b="0"/>
-            <wp:docPr id="12" name="Image11"/>
-            <wp:cNvGraphicFramePr>
-              <a:graphicFrameLocks xmlns:a="http://schemas.openxmlformats.org/drawingml/2006/main" noChangeAspect="1"/>
-            </wp:cNvGraphicFramePr>
-            <a:graphic xmlns:a="http://schemas.openxmlformats.org/drawingml/2006/main">
-              <a:graphicData uri="http://schemas.openxmlformats.org/drawingml/2006/picture">
-                <pic:pic xmlns:pic="http://schemas.openxmlformats.org/drawingml/2006/picture">
-                  <pic:nvPicPr>
-                    <pic:cNvPr id="12" name="Image11"/>
-                    <pic:cNvPicPr>
-                      <a:picLocks noChangeAspect="1" noChangeArrowheads="1"/>
-                    </pic:cNvPicPr>
-                  </pic:nvPicPr>
-                  <pic:blipFill>
-                    <a:blip r:embed="rId20"/>
-                    <a:stretch>
-                      <a:fillRect/>
-                    </a:stretch>
-                  </pic:blipFill>
-                  <pic:spPr bwMode="auto">
-                    <a:xfrm>
-                      <a:off x="0" y="0"/>
-                      <a:ext cx="4754880" cy="3090545"/>
-                    </a:xfrm>
-                    <a:prstGeom prst="rect">
-                      <a:avLst/>
-                    </a:prstGeom>
-                    <a:noFill/>
-                  </pic:spPr>
-                </pic:pic>
-              </a:graphicData>
-            </a:graphic>
-          </wp:inline>
-        </w:drawing>
-      </w:r>
-    </w:p>
-    <w:p>
-      <w:pPr>
-        <w:jc w:val="center"/>
-      </w:pPr>
-      <w:r>
-        <w:rPr>
-          <w:i/>
-          <w:sz w:val="20"/>
-        </w:rPr>
-        <w:t>Figura WF09. Pantalla "Mi camino" — resumen de progreso del menor (CU-05).</w:t>
-      </w:r>
-    </w:p>
-    <w:p>
-      <w:pPr>
-        <w:pStyle w:val="Estilo2"/>
-      </w:pPr>
-      <w:bookmarkStart w:id="99" w:name="__RefHeading___Toc3620_4072276136"/>
-      <w:bookmarkEnd w:id="99"/>
-      <w:r>
-        <w:t>12.6. Pausa durante el juego (WF07)</w:t>
-      </w:r>
-    </w:p>
-    <w:p>
-      <w:r>
-        <w:t>"Tu reto está en pausa. ¿Quieres seguir o terminar por hoy?" con nota "Al salir, este intento quedará interrumpido." Botones: Seguir jugando y Terminar aquí.</w:t>
-      </w:r>
-    </w:p>
-    <w:p>
-      <w:pPr>
-        <w:jc w:val="center"/>
-      </w:pPr>
-      <w:r>
-        <w:rPr>
-          <w:noProof/>
-        </w:rPr>
-        <w:drawing>
-          <wp:inline distT="0" distB="0" distL="0" distR="0" wp14:anchorId="6CAF6B96" wp14:editId="20BF5234">
-            <wp:extent cx="4754880" cy="3090545"/>
-            <wp:effectExtent l="0" t="0" r="0" b="0"/>
-            <wp:docPr id="13" name="Image12"/>
-            <wp:cNvGraphicFramePr>
-              <a:graphicFrameLocks xmlns:a="http://schemas.openxmlformats.org/drawingml/2006/main" noChangeAspect="1"/>
-            </wp:cNvGraphicFramePr>
-            <a:graphic xmlns:a="http://schemas.openxmlformats.org/drawingml/2006/main">
-              <a:graphicData uri="http://schemas.openxmlformats.org/drawingml/2006/picture">
-                <pic:pic xmlns:pic="http://schemas.openxmlformats.org/drawingml/2006/picture">
-                  <pic:nvPicPr>
-                    <pic:cNvPr id="13" name="Image12"/>
-                    <pic:cNvPicPr>
-                      <a:picLocks noChangeAspect="1" noChangeArrowheads="1"/>
-                    </pic:cNvPicPr>
-                  </pic:nvPicPr>
-                  <pic:blipFill>
-                    <a:blip r:embed="rId21"/>
-                    <a:stretch>
-                      <a:fillRect/>
-                    </a:stretch>
-                  </pic:blipFill>
-                  <pic:spPr bwMode="auto">
-                    <a:xfrm>
-                      <a:off x="0" y="0"/>
-                      <a:ext cx="4754880" cy="3090545"/>
-                    </a:xfrm>
-                    <a:prstGeom prst="rect">
-                      <a:avLst/>
-                    </a:prstGeom>
-                    <a:noFill/>
-                  </pic:spPr>
-                </pic:pic>
-              </a:graphicData>
-            </a:graphic>
-          </wp:inline>
-        </w:drawing>
-      </w:r>
-    </w:p>
-    <w:p>
-      <w:pPr>
-        <w:jc w:val="center"/>
-      </w:pPr>
-      <w:r>
-        <w:rPr>
-          <w:i/>
-          <w:sz w:val="20"/>
-        </w:rPr>
-        <w:t>Figura WF07. Pantalla de pausa "Puedes descansar".</w:t>
-      </w:r>
-    </w:p>
-    <w:p>
-      <w:pPr>
-        <w:pStyle w:val="Estilo2"/>
-      </w:pPr>
-      <w:bookmarkStart w:id="100" w:name="__RefHeading___Toc3622_4072276136"/>
-      <w:bookmarkEnd w:id="100"/>
-      <w:r>
-        <w:t>12.7. Error de guardado (WF14)</w:t>
-      </w:r>
-    </w:p>
-    <w:p>
-      <w:r>
-        <w:t>"Falta guardar tu resultado. La conexión ha fallado. Tu actividad ha terminado, pero aún no se ha guardado. Puedes reintentarlo ahora." Botones: Reintentar guardado (idempotente), Pedir ayuda adulta y Volver.</w:t>
-      </w:r>
-    </w:p>
-    <w:p>
-      <w:pPr>
-        <w:jc w:val="center"/>
-      </w:pPr>
-      <w:r>
-        <w:rPr>
-          <w:noProof/>
-        </w:rPr>
-        <w:lastRenderedPageBreak/>
-        <w:drawing>
-          <wp:inline distT="0" distB="0" distL="0" distR="0" wp14:anchorId="66C16057" wp14:editId="2399E670">
-            <wp:extent cx="4754880" cy="3090545"/>
-            <wp:effectExtent l="0" t="0" r="0" b="0"/>
-            <wp:docPr id="14" name="Image13"/>
-            <wp:cNvGraphicFramePr>
-              <a:graphicFrameLocks xmlns:a="http://schemas.openxmlformats.org/drawingml/2006/main" noChangeAspect="1"/>
-            </wp:cNvGraphicFramePr>
-            <a:graphic xmlns:a="http://schemas.openxmlformats.org/drawingml/2006/main">
-              <a:graphicData uri="http://schemas.openxmlformats.org/drawingml/2006/picture">
-                <pic:pic xmlns:pic="http://schemas.openxmlformats.org/drawingml/2006/picture">
-                  <pic:nvPicPr>
-                    <pic:cNvPr id="14" name="Image13"/>
-                    <pic:cNvPicPr>
-                      <a:picLocks noChangeAspect="1" noChangeArrowheads="1"/>
-                    </pic:cNvPicPr>
-                  </pic:nvPicPr>
-                  <pic:blipFill>
-                    <a:blip r:embed="rId22"/>
-                    <a:stretch>
-                      <a:fillRect/>
-                    </a:stretch>
-                  </pic:blipFill>
-                  <pic:spPr bwMode="auto">
-                    <a:xfrm>
-                      <a:off x="0" y="0"/>
-                      <a:ext cx="4754880" cy="3090545"/>
-                    </a:xfrm>
-                    <a:prstGeom prst="rect">
-                      <a:avLst/>
-                    </a:prstGeom>
-                    <a:noFill/>
-                  </pic:spPr>
-                </pic:pic>
-              </a:graphicData>
-            </a:graphic>
-          </wp:inline>
-        </w:drawing>
-      </w:r>
-    </w:p>
-    <w:p>
-      <w:pPr>
-        <w:jc w:val="center"/>
-      </w:pPr>
-      <w:r>
-        <w:rPr>
-          <w:i/>
-          <w:sz w:val="20"/>
-        </w:rPr>
-        <w:t>Figura WF14. Error de guardado con reintento idempotente (relacionado con AR06).</w:t>
-      </w:r>
-    </w:p>
-    <w:p>
-      <w:pPr>
-        <w:pStyle w:val="Estilo2"/>
-      </w:pPr>
-      <w:bookmarkStart w:id="101" w:name="__RefHeading___Toc3624_4072276136"/>
-      <w:bookmarkEnd w:id="101"/>
-      <w:r>
-        <w:t>12.8. Sesión expirada (WF20)</w:t>
-      </w:r>
-    </w:p>
-    <w:p>
-      <w:r>
-        <w:t>"Necesitamos volver a entrar. Pide ayuda a una persona adulta. La sesión ya no está disponible. No hemos añadido un nuevo resultado." Botones: Ir al acceso adulto y Volver.</w:t>
-      </w:r>
-    </w:p>
-    <w:p>
-      <w:pPr>
-        <w:jc w:val="center"/>
-      </w:pPr>
-      <w:r>
-        <w:rPr>
-          <w:noProof/>
-        </w:rPr>
-        <w:drawing>
-          <wp:inline distT="0" distB="0" distL="0" distR="0" wp14:anchorId="622A21B0" wp14:editId="055B5653">
-            <wp:extent cx="4754880" cy="3090545"/>
-            <wp:effectExtent l="0" t="0" r="0" b="0"/>
-            <wp:docPr id="15" name="Image14"/>
-            <wp:cNvGraphicFramePr>
-              <a:graphicFrameLocks xmlns:a="http://schemas.openxmlformats.org/drawingml/2006/main" noChangeAspect="1"/>
-            </wp:cNvGraphicFramePr>
-            <a:graphic xmlns:a="http://schemas.openxmlformats.org/drawingml/2006/main">
-              <a:graphicData uri="http://schemas.openxmlformats.org/drawingml/2006/picture">
-                <pic:pic xmlns:pic="http://schemas.openxmlformats.org/drawingml/2006/picture">
-                  <pic:nvPicPr>
-                    <pic:cNvPr id="15" name="Image14"/>
-                    <pic:cNvPicPr>
-                      <a:picLocks noChangeAspect="1" noChangeArrowheads="1"/>
-                    </pic:cNvPicPr>
-                  </pic:nvPicPr>
-                  <pic:blipFill>
-                    <a:blip r:embed="rId23"/>
-                    <a:stretch>
-                      <a:fillRect/>
-                    </a:stretch>
-                  </pic:blipFill>
-                  <pic:spPr bwMode="auto">
-                    <a:xfrm>
-                      <a:off x="0" y="0"/>
-                      <a:ext cx="4754880" cy="3090545"/>
-                    </a:xfrm>
-                    <a:prstGeom prst="rect">
-                      <a:avLst/>
-                    </a:prstGeom>
-                    <a:noFill/>
-                  </pic:spPr>
-                </pic:pic>
-              </a:graphicData>
-            </a:graphic>
-          </wp:inline>
-        </w:drawing>
-      </w:r>
-    </w:p>
-    <w:p>
-      <w:pPr>
-        <w:jc w:val="center"/>
-      </w:pPr>
-      <w:r>
-        <w:rPr>
-          <w:i/>
-          <w:sz w:val="20"/>
-        </w:rPr>
-        <w:t>Figura WF20. Sesión expirada (CU-01 flujo alternativo).</w:t>
-      </w:r>
-    </w:p>
-    <w:p>
-      <w:pPr>
-        <w:pStyle w:val="Estilo2"/>
-      </w:pPr>
-      <w:bookmarkStart w:id="102" w:name="__RefHeading___Toc3626_4072276136"/>
-      <w:bookmarkEnd w:id="102"/>
-      <w:r>
-        <w:t>12.9. Antes de jugar (WF22)</w:t>
-      </w:r>
-    </w:p>
-    <w:p>
-      <w:r>
-        <w:t>"Antes de jugar. Busca un sitio cómodo. Apoya la tableta para verla bien. Puedes descansar cuando quieras." Botones: Estoy listo, Ir a los juegos y Volver.</w:t>
-      </w:r>
-    </w:p>
-    <w:p>
-      <w:pPr>
-        <w:jc w:val="center"/>
-      </w:pPr>
-      <w:r>
-        <w:rPr>
-          <w:noProof/>
-        </w:rPr>
-        <w:lastRenderedPageBreak/>
-        <w:drawing>
-          <wp:inline distT="0" distB="0" distL="0" distR="0" wp14:anchorId="1C0B6B85" wp14:editId="7D289E16">
-            <wp:extent cx="4754880" cy="3090545"/>
-            <wp:effectExtent l="0" t="0" r="0" b="0"/>
-            <wp:docPr id="16" name="Image15"/>
-            <wp:cNvGraphicFramePr>
-              <a:graphicFrameLocks xmlns:a="http://schemas.openxmlformats.org/drawingml/2006/main" noChangeAspect="1"/>
-            </wp:cNvGraphicFramePr>
-            <a:graphic xmlns:a="http://schemas.openxmlformats.org/drawingml/2006/main">
-              <a:graphicData uri="http://schemas.openxmlformats.org/drawingml/2006/picture">
-                <pic:pic xmlns:pic="http://schemas.openxmlformats.org/drawingml/2006/picture">
-                  <pic:nvPicPr>
-                    <pic:cNvPr id="16" name="Image15"/>
                     <pic:cNvPicPr>
                       <a:picLocks noChangeAspect="1" noChangeArrowheads="1"/>
                     </pic:cNvPicPr>
@@ -23376,6 +21437,2953 @@
           <w:i/>
           <w:sz w:val="20"/>
         </w:rPr>
+        <w:t xml:space="preserve">Figura AR03. Diagrama de despliegue: equipo local → GitHub → </w:t>
+      </w:r>
+      <w:proofErr w:type="spellStart"/>
+      <w:r>
+        <w:rPr>
+          <w:i/>
+          <w:sz w:val="20"/>
+        </w:rPr>
+        <w:t>Vercel</w:t>
+      </w:r>
+      <w:proofErr w:type="spellEnd"/>
+      <w:r>
+        <w:rPr>
+          <w:i/>
+          <w:sz w:val="20"/>
+        </w:rPr>
+        <w:t xml:space="preserve"> → </w:t>
+      </w:r>
+      <w:proofErr w:type="spellStart"/>
+      <w:r>
+        <w:rPr>
+          <w:i/>
+          <w:sz w:val="20"/>
+        </w:rPr>
+        <w:t>Supabase</w:t>
+      </w:r>
+      <w:proofErr w:type="spellEnd"/>
+      <w:r>
+        <w:rPr>
+          <w:i/>
+          <w:sz w:val="20"/>
+        </w:rPr>
+        <w:t>.</w:t>
+      </w:r>
+    </w:p>
+    <w:p>
+      <w:pPr>
+        <w:pStyle w:val="Estilo2"/>
+      </w:pPr>
+      <w:bookmarkStart w:id="83" w:name="__RefHeading___Toc3588_4072276136"/>
+      <w:bookmarkEnd w:id="83"/>
+      <w:r>
+        <w:t>10.4. Clases de dominio</w:t>
+      </w:r>
+    </w:p>
+    <w:p>
+      <w:r>
+        <w:t xml:space="preserve">El dominio se estructura en tres servicios y una interfaz de motor de juego. </w:t>
+      </w:r>
+      <w:proofErr w:type="spellStart"/>
+      <w:r>
+        <w:t>ProfileService</w:t>
+      </w:r>
+      <w:proofErr w:type="spellEnd"/>
+      <w:r>
+        <w:t xml:space="preserve"> gestiona la creación, consulta y actualización de perfiles (</w:t>
+      </w:r>
+      <w:proofErr w:type="spellStart"/>
+      <w:r>
+        <w:t>listOwned</w:t>
+      </w:r>
+      <w:proofErr w:type="spellEnd"/>
+      <w:r>
+        <w:t xml:space="preserve">, </w:t>
+      </w:r>
+      <w:proofErr w:type="spellStart"/>
+      <w:r>
+        <w:t>create</w:t>
+      </w:r>
+      <w:proofErr w:type="spellEnd"/>
+      <w:r>
+        <w:t>/</w:t>
+      </w:r>
+      <w:proofErr w:type="spellStart"/>
+      <w:r>
+        <w:t>update</w:t>
+      </w:r>
+      <w:proofErr w:type="spellEnd"/>
+      <w:r>
+        <w:t xml:space="preserve">, </w:t>
+      </w:r>
+      <w:proofErr w:type="spellStart"/>
+      <w:r>
+        <w:t>configureActivity</w:t>
+      </w:r>
+      <w:proofErr w:type="spellEnd"/>
+      <w:r>
+        <w:t xml:space="preserve">). </w:t>
+      </w:r>
+      <w:proofErr w:type="spellStart"/>
+      <w:r>
+        <w:t>SessionService</w:t>
+      </w:r>
+      <w:proofErr w:type="spellEnd"/>
+      <w:r>
+        <w:t xml:space="preserve"> orquesta el ciclo de vida de una sesión (</w:t>
+      </w:r>
+      <w:proofErr w:type="spellStart"/>
+      <w:r>
+        <w:t>start</w:t>
+      </w:r>
+      <w:proofErr w:type="spellEnd"/>
+      <w:r>
+        <w:t xml:space="preserve">, </w:t>
+      </w:r>
+      <w:proofErr w:type="spellStart"/>
+      <w:r>
+        <w:t>submitResponse</w:t>
+      </w:r>
+      <w:proofErr w:type="spellEnd"/>
+      <w:r>
+        <w:t>, complete/</w:t>
+      </w:r>
+      <w:proofErr w:type="spellStart"/>
+      <w:r>
+        <w:t>interrupt</w:t>
+      </w:r>
+      <w:proofErr w:type="spellEnd"/>
+      <w:r>
+        <w:t xml:space="preserve">). </w:t>
+      </w:r>
+      <w:proofErr w:type="spellStart"/>
+      <w:r>
+        <w:t>ProgressService</w:t>
+      </w:r>
+      <w:proofErr w:type="spellEnd"/>
+      <w:r>
+        <w:t xml:space="preserve"> agrega los datos de sesiones para el niño (</w:t>
+      </w:r>
+      <w:proofErr w:type="spellStart"/>
+      <w:r>
+        <w:t>forChild</w:t>
+      </w:r>
+      <w:proofErr w:type="spellEnd"/>
+      <w:r>
+        <w:t>), para la familia (</w:t>
+      </w:r>
+      <w:proofErr w:type="spellStart"/>
+      <w:r>
+        <w:t>forFamily</w:t>
+      </w:r>
+      <w:proofErr w:type="spellEnd"/>
+      <w:r>
+        <w:t>) y para informes (</w:t>
+      </w:r>
+      <w:proofErr w:type="spellStart"/>
+      <w:r>
+        <w:t>aggregate</w:t>
+      </w:r>
+      <w:proofErr w:type="spellEnd"/>
+      <w:r>
+        <w:t xml:space="preserve">). La interfaz </w:t>
+      </w:r>
+      <w:proofErr w:type="spellStart"/>
+      <w:r>
+        <w:t>GameEngine</w:t>
+      </w:r>
+      <w:proofErr w:type="spellEnd"/>
+      <w:r>
+        <w:t xml:space="preserve"> define el contrato común para los tres motores: </w:t>
+      </w:r>
+      <w:proofErr w:type="spellStart"/>
+      <w:r>
+        <w:t>CatchEngine</w:t>
+      </w:r>
+      <w:proofErr w:type="spellEnd"/>
+      <w:r>
+        <w:t xml:space="preserve"> (Atrapa el número), </w:t>
+      </w:r>
+      <w:proofErr w:type="spellStart"/>
+      <w:r>
+        <w:t>RaceEngine</w:t>
+      </w:r>
+      <w:proofErr w:type="spellEnd"/>
+      <w:r>
+        <w:t xml:space="preserve"> (Carrera de números) y </w:t>
+      </w:r>
+      <w:proofErr w:type="spellStart"/>
+      <w:r>
+        <w:t>MemoryEngine</w:t>
+      </w:r>
+      <w:proofErr w:type="spellEnd"/>
+      <w:r>
+        <w:t xml:space="preserve"> (Memory Numbers), implementando </w:t>
+      </w:r>
+      <w:proofErr w:type="spellStart"/>
+      <w:r>
+        <w:t>createRound</w:t>
+      </w:r>
+      <w:proofErr w:type="spellEnd"/>
+      <w:r>
+        <w:t>(</w:t>
+      </w:r>
+      <w:proofErr w:type="spellStart"/>
+      <w:r>
+        <w:t>level</w:t>
+      </w:r>
+      <w:proofErr w:type="spellEnd"/>
+      <w:r>
+        <w:t xml:space="preserve">) y </w:t>
+      </w:r>
+      <w:proofErr w:type="spellStart"/>
+      <w:r>
+        <w:t>evaluate</w:t>
+      </w:r>
+      <w:proofErr w:type="spellEnd"/>
+      <w:r>
+        <w:t>(input).</w:t>
+      </w:r>
+    </w:p>
+    <w:p/>
+    <w:p>
+      <w:pPr>
+        <w:jc w:val="center"/>
+      </w:pPr>
+      <w:r>
+        <w:rPr>
+          <w:noProof/>
+        </w:rPr>
+        <w:lastRenderedPageBreak/>
+        <w:drawing>
+          <wp:inline distT="0" distB="0" distL="0" distR="0" wp14:anchorId="701E41D8" wp14:editId="53D0E62A">
+            <wp:extent cx="4754880" cy="3090545"/>
+            <wp:effectExtent l="0" t="0" r="0" b="0"/>
+            <wp:docPr id="4" name="Image3"/>
+            <wp:cNvGraphicFramePr>
+              <a:graphicFrameLocks xmlns:a="http://schemas.openxmlformats.org/drawingml/2006/main" noChangeAspect="1"/>
+            </wp:cNvGraphicFramePr>
+            <a:graphic xmlns:a="http://schemas.openxmlformats.org/drawingml/2006/main">
+              <a:graphicData uri="http://schemas.openxmlformats.org/drawingml/2006/picture">
+                <pic:pic xmlns:pic="http://schemas.openxmlformats.org/drawingml/2006/picture">
+                  <pic:nvPicPr>
+                    <pic:cNvPr id="4" name="Image3"/>
+                    <pic:cNvPicPr>
+                      <a:picLocks noChangeAspect="1" noChangeArrowheads="1"/>
+                    </pic:cNvPicPr>
+                  </pic:nvPicPr>
+                  <pic:blipFill>
+                    <a:blip r:embed="rId25"/>
+                    <a:stretch>
+                      <a:fillRect/>
+                    </a:stretch>
+                  </pic:blipFill>
+                  <pic:spPr bwMode="auto">
+                    <a:xfrm>
+                      <a:off x="0" y="0"/>
+                      <a:ext cx="4754880" cy="3090545"/>
+                    </a:xfrm>
+                    <a:prstGeom prst="rect">
+                      <a:avLst/>
+                    </a:prstGeom>
+                    <a:noFill/>
+                  </pic:spPr>
+                </pic:pic>
+              </a:graphicData>
+            </a:graphic>
+          </wp:inline>
+        </w:drawing>
+      </w:r>
+    </w:p>
+    <w:p>
+      <w:pPr>
+        <w:jc w:val="center"/>
+      </w:pPr>
+      <w:r>
+        <w:rPr>
+          <w:i/>
+          <w:sz w:val="20"/>
+        </w:rPr>
+        <w:t xml:space="preserve">Figura AR05. Diagrama de clases: </w:t>
+      </w:r>
+      <w:proofErr w:type="spellStart"/>
+      <w:r>
+        <w:rPr>
+          <w:i/>
+          <w:sz w:val="20"/>
+        </w:rPr>
+        <w:t>ProfileService</w:t>
+      </w:r>
+      <w:proofErr w:type="spellEnd"/>
+      <w:r>
+        <w:rPr>
+          <w:i/>
+          <w:sz w:val="20"/>
+        </w:rPr>
+        <w:t xml:space="preserve">, </w:t>
+      </w:r>
+      <w:proofErr w:type="spellStart"/>
+      <w:r>
+        <w:rPr>
+          <w:i/>
+          <w:sz w:val="20"/>
+        </w:rPr>
+        <w:t>SessionService</w:t>
+      </w:r>
+      <w:proofErr w:type="spellEnd"/>
+      <w:r>
+        <w:rPr>
+          <w:i/>
+          <w:sz w:val="20"/>
+        </w:rPr>
+        <w:t xml:space="preserve">, </w:t>
+      </w:r>
+      <w:proofErr w:type="spellStart"/>
+      <w:r>
+        <w:rPr>
+          <w:i/>
+          <w:sz w:val="20"/>
+        </w:rPr>
+        <w:t>ProgressService</w:t>
+      </w:r>
+      <w:proofErr w:type="spellEnd"/>
+      <w:r>
+        <w:rPr>
+          <w:i/>
+          <w:sz w:val="20"/>
+        </w:rPr>
+        <w:t xml:space="preserve">, </w:t>
+      </w:r>
+      <w:proofErr w:type="spellStart"/>
+      <w:r>
+        <w:rPr>
+          <w:i/>
+          <w:sz w:val="20"/>
+        </w:rPr>
+        <w:t>GameEngine</w:t>
+      </w:r>
+      <w:proofErr w:type="spellEnd"/>
+      <w:r>
+        <w:rPr>
+          <w:i/>
+          <w:sz w:val="20"/>
+        </w:rPr>
+        <w:t xml:space="preserve"> y motores.</w:t>
+      </w:r>
+    </w:p>
+    <w:p>
+      <w:pPr>
+        <w:pStyle w:val="Estilo2"/>
+      </w:pPr>
+      <w:bookmarkStart w:id="84" w:name="__RefHeading___Toc3590_4072276136"/>
+      <w:bookmarkEnd w:id="84"/>
+      <w:r>
+        <w:t>10.5. Cierre de sesión idempotente</w:t>
+      </w:r>
+    </w:p>
+    <w:p>
+      <w:r>
+        <w:t>El guardado de resultados es idempotente. Al completar una actividad, la interfaz envía POST complete(</w:t>
+      </w:r>
+      <w:proofErr w:type="spellStart"/>
+      <w:r>
+        <w:t>sessionId</w:t>
+      </w:r>
+      <w:proofErr w:type="spellEnd"/>
+      <w:r>
+        <w:t xml:space="preserve">). El servidor verifica identidad mediante Auth/RLS, ejecuta la transacción con bloqueo de fila en PostgreSQL y devuelve 200 + resultado persistido. Si se produce fallo de red, el cliente reenvía el mismo </w:t>
+      </w:r>
+      <w:proofErr w:type="spellStart"/>
+      <w:r>
+        <w:t>sessionId</w:t>
+      </w:r>
+      <w:proofErr w:type="spellEnd"/>
+      <w:r>
+        <w:t xml:space="preserve"> sin riesgo de duplicar el resultado: si la sesión ya está en estado "</w:t>
+      </w:r>
+      <w:proofErr w:type="spellStart"/>
+      <w:r>
+        <w:t>completed</w:t>
+      </w:r>
+      <w:proofErr w:type="spellEnd"/>
+      <w:r>
+        <w:t>", el servidor devuelve el resultado existente sin modificarlo. Esta garantía cubre el requisito RNF05 (persistencia idempotente).</w:t>
+      </w:r>
+    </w:p>
+    <w:p/>
+    <w:p>
+      <w:pPr>
+        <w:jc w:val="center"/>
+      </w:pPr>
+      <w:r>
+        <w:rPr>
+          <w:noProof/>
+        </w:rPr>
+        <w:drawing>
+          <wp:inline distT="0" distB="0" distL="0" distR="0" wp14:anchorId="101ACC47" wp14:editId="6F1B6C4C">
+            <wp:extent cx="4754880" cy="3090545"/>
+            <wp:effectExtent l="0" t="0" r="0" b="0"/>
+            <wp:docPr id="5" name="Image4"/>
+            <wp:cNvGraphicFramePr>
+              <a:graphicFrameLocks xmlns:a="http://schemas.openxmlformats.org/drawingml/2006/main" noChangeAspect="1"/>
+            </wp:cNvGraphicFramePr>
+            <a:graphic xmlns:a="http://schemas.openxmlformats.org/drawingml/2006/main">
+              <a:graphicData uri="http://schemas.openxmlformats.org/drawingml/2006/picture">
+                <pic:pic xmlns:pic="http://schemas.openxmlformats.org/drawingml/2006/picture">
+                  <pic:nvPicPr>
+                    <pic:cNvPr id="5" name="Image4"/>
+                    <pic:cNvPicPr>
+                      <a:picLocks noChangeAspect="1" noChangeArrowheads="1"/>
+                    </pic:cNvPicPr>
+                  </pic:nvPicPr>
+                  <pic:blipFill>
+                    <a:blip r:embed="rId26"/>
+                    <a:stretch>
+                      <a:fillRect/>
+                    </a:stretch>
+                  </pic:blipFill>
+                  <pic:spPr bwMode="auto">
+                    <a:xfrm>
+                      <a:off x="0" y="0"/>
+                      <a:ext cx="4754880" cy="3090545"/>
+                    </a:xfrm>
+                    <a:prstGeom prst="rect">
+                      <a:avLst/>
+                    </a:prstGeom>
+                    <a:noFill/>
+                  </pic:spPr>
+                </pic:pic>
+              </a:graphicData>
+            </a:graphic>
+          </wp:inline>
+        </w:drawing>
+      </w:r>
+    </w:p>
+    <w:p>
+      <w:pPr>
+        <w:jc w:val="center"/>
+      </w:pPr>
+      <w:r>
+        <w:rPr>
+          <w:i/>
+          <w:sz w:val="20"/>
+        </w:rPr>
+        <w:t>Figura AR06. Diagrama de secuencia: cierre idempotente de sesión con reenvío seguro.</w:t>
+      </w:r>
+    </w:p>
+    <w:p>
+      <w:pPr>
+        <w:pStyle w:val="Estilo2"/>
+      </w:pPr>
+      <w:bookmarkStart w:id="85" w:name="__RefHeading___Toc3592_4072276136"/>
+      <w:bookmarkEnd w:id="85"/>
+      <w:r>
+        <w:t>10.6. Metodología de desarrollo iterativa</w:t>
+      </w:r>
+    </w:p>
+    <w:p>
+      <w:r>
+        <w:lastRenderedPageBreak/>
+        <w:t xml:space="preserve">El desarrollo sigue una metodología iterativa con </w:t>
+      </w:r>
+      <w:proofErr w:type="spellStart"/>
+      <w:r>
+        <w:t>commits</w:t>
+      </w:r>
+      <w:proofErr w:type="spellEnd"/>
+      <w:r>
+        <w:t xml:space="preserve"> convencionales: </w:t>
+      </w:r>
+      <w:proofErr w:type="spellStart"/>
+      <w:r>
+        <w:t>docs</w:t>
+      </w:r>
+      <w:proofErr w:type="spellEnd"/>
+      <w:r>
+        <w:t xml:space="preserve">: para documentación, </w:t>
+      </w:r>
+      <w:proofErr w:type="spellStart"/>
+      <w:r>
+        <w:t>feat</w:t>
+      </w:r>
+      <w:proofErr w:type="spellEnd"/>
+      <w:r>
+        <w:t xml:space="preserve">: para nuevas funcionalidades y </w:t>
+      </w:r>
+      <w:proofErr w:type="spellStart"/>
+      <w:r>
+        <w:t>fix</w:t>
+      </w:r>
+      <w:proofErr w:type="spellEnd"/>
+      <w:r>
+        <w:t xml:space="preserve">: para correcciones. Los diagramas de arquitectura se versionan junto al código en /diagramas (v1 → v2). Cada iteración produce una versión desplegable en </w:t>
+      </w:r>
+      <w:proofErr w:type="spellStart"/>
+      <w:r>
+        <w:t>Vercel</w:t>
+      </w:r>
+      <w:proofErr w:type="spellEnd"/>
+      <w:r>
+        <w:t>, facilitando la validación continua con el tutor.</w:t>
+      </w:r>
+    </w:p>
+    <w:p>
+      <w:pPr>
+        <w:pStyle w:val="Estilo2"/>
+      </w:pPr>
+      <w:bookmarkStart w:id="86" w:name="__RefHeading___Toc3594_4072276136"/>
+      <w:bookmarkEnd w:id="86"/>
+      <w:r>
+        <w:t>10.7. Alcance de la POC</w:t>
+      </w:r>
+    </w:p>
+    <w:p>
+      <w:r>
+        <w:t>La POC implementa los casos de uso CU-01 a CU-07: acceso adulto, gestión de perfiles, selección de perfil, realización de los tres juegos (tres niveles cada uno), consulta de progreso del menor, visualización de resultados y configuración de actividades. Los casos CU-08 (prueba de nivel inicial), CU-09 (</w:t>
+      </w:r>
+      <w:proofErr w:type="spellStart"/>
+      <w:r>
+        <w:t>Smileyometer</w:t>
+      </w:r>
+      <w:proofErr w:type="spellEnd"/>
+      <w:r>
+        <w:t>) y CU-10 (informe semanal con 5 métricas) están diseñados en el E-R v2 y se implementarán en el Entregable 3.</w:t>
+      </w:r>
+    </w:p>
+    <w:p/>
+    <w:p/>
+    <w:p/>
+    <w:p/>
+    <w:p/>
+    <w:p/>
+    <w:p/>
+    <w:p>
+      <w:pPr>
+        <w:pStyle w:val="Estilo1"/>
+      </w:pPr>
+      <w:bookmarkStart w:id="87" w:name="__RefHeading___Toc3596_4072276136"/>
+      <w:bookmarkEnd w:id="87"/>
+      <w:r>
+        <w:t>11. Modelo de datos</w:t>
+      </w:r>
+    </w:p>
+    <w:p>
+      <w:pPr>
+        <w:pStyle w:val="Estilo2"/>
+      </w:pPr>
+      <w:bookmarkStart w:id="88" w:name="__RefHeading___Toc3598_4072276136"/>
+      <w:bookmarkEnd w:id="88"/>
+      <w:r>
+        <w:t>11.1. Dos niveles de diseño</w:t>
+      </w:r>
+    </w:p>
+    <w:p>
+      <w:r>
+        <w:t xml:space="preserve">El modelo de datos se concibe en dos niveles. El nivel conceptual corresponde al Diagrama E-R v2 completo (16 entidades, cubriendo roles, evaluaciones emocionales, sesiones de nivel e informes pedagógicos). El nivel implementado en la POC comprende el esquema relacional de 7 tablas desplegado en </w:t>
+      </w:r>
+      <w:proofErr w:type="spellStart"/>
+      <w:r>
+        <w:t>Supabase</w:t>
+      </w:r>
+      <w:proofErr w:type="spellEnd"/>
+      <w:r>
+        <w:t xml:space="preserve"> (</w:t>
+      </w:r>
+      <w:proofErr w:type="spellStart"/>
+      <w:proofErr w:type="gramStart"/>
+      <w:r>
+        <w:t>auth.users</w:t>
+      </w:r>
+      <w:proofErr w:type="spellEnd"/>
+      <w:proofErr w:type="gramEnd"/>
+      <w:r>
+        <w:t xml:space="preserve">, </w:t>
+      </w:r>
+      <w:proofErr w:type="spellStart"/>
+      <w:r>
+        <w:t>child_profiles</w:t>
+      </w:r>
+      <w:proofErr w:type="spellEnd"/>
+      <w:r>
+        <w:t xml:space="preserve">, </w:t>
+      </w:r>
+      <w:proofErr w:type="spellStart"/>
+      <w:r>
+        <w:t>profile_activity</w:t>
+      </w:r>
+      <w:proofErr w:type="spellEnd"/>
+      <w:r>
+        <w:t xml:space="preserve">, </w:t>
+      </w:r>
+      <w:proofErr w:type="spellStart"/>
+      <w:r>
+        <w:t>activities</w:t>
+      </w:r>
+      <w:proofErr w:type="spellEnd"/>
+      <w:r>
+        <w:t xml:space="preserve">, </w:t>
+      </w:r>
+      <w:proofErr w:type="spellStart"/>
+      <w:r>
+        <w:t>activity_items</w:t>
+      </w:r>
+      <w:proofErr w:type="spellEnd"/>
+      <w:r>
+        <w:t xml:space="preserve">, </w:t>
+      </w:r>
+      <w:proofErr w:type="spellStart"/>
+      <w:r>
+        <w:t>play_sessions</w:t>
+      </w:r>
+      <w:proofErr w:type="spellEnd"/>
+      <w:r>
+        <w:t xml:space="preserve"> y responses), que da soporte a CU-01–CU-07.</w:t>
+      </w:r>
+    </w:p>
+    <w:p>
+      <w:pPr>
+        <w:jc w:val="center"/>
+      </w:pPr>
+      <w:r>
+        <w:rPr>
+          <w:noProof/>
+        </w:rPr>
+        <w:lastRenderedPageBreak/>
+        <w:drawing>
+          <wp:inline distT="0" distB="0" distL="0" distR="0" wp14:anchorId="0A169BC5" wp14:editId="2062874C">
+            <wp:extent cx="4754880" cy="5811520"/>
+            <wp:effectExtent l="0" t="0" r="0" b="0"/>
+            <wp:docPr id="6" name="Image5"/>
+            <wp:cNvGraphicFramePr>
+              <a:graphicFrameLocks xmlns:a="http://schemas.openxmlformats.org/drawingml/2006/main" noChangeAspect="1"/>
+            </wp:cNvGraphicFramePr>
+            <a:graphic xmlns:a="http://schemas.openxmlformats.org/drawingml/2006/main">
+              <a:graphicData uri="http://schemas.openxmlformats.org/drawingml/2006/picture">
+                <pic:pic xmlns:pic="http://schemas.openxmlformats.org/drawingml/2006/picture">
+                  <pic:nvPicPr>
+                    <pic:cNvPr id="6" name="Image5"/>
+                    <pic:cNvPicPr>
+                      <a:picLocks noChangeAspect="1" noChangeArrowheads="1"/>
+                    </pic:cNvPicPr>
+                  </pic:nvPicPr>
+                  <pic:blipFill>
+                    <a:blip r:embed="rId27"/>
+                    <a:stretch>
+                      <a:fillRect/>
+                    </a:stretch>
+                  </pic:blipFill>
+                  <pic:spPr bwMode="auto">
+                    <a:xfrm>
+                      <a:off x="0" y="0"/>
+                      <a:ext cx="4754880" cy="5811520"/>
+                    </a:xfrm>
+                    <a:prstGeom prst="rect">
+                      <a:avLst/>
+                    </a:prstGeom>
+                    <a:noFill/>
+                  </pic:spPr>
+                </pic:pic>
+              </a:graphicData>
+            </a:graphic>
+          </wp:inline>
+        </w:drawing>
+      </w:r>
+    </w:p>
+    <w:p>
+      <w:pPr>
+        <w:jc w:val="center"/>
+      </w:pPr>
+      <w:r>
+        <w:rPr>
+          <w:i/>
+          <w:sz w:val="20"/>
+        </w:rPr>
+        <w:t xml:space="preserve">Figura 11.1. Diagrama E-R v2 (diseño conceptual completo, 16 entidades). Fuente: repositorio GitHub </w:t>
+      </w:r>
+      <w:proofErr w:type="spellStart"/>
+      <w:r>
+        <w:rPr>
+          <w:i/>
+          <w:sz w:val="20"/>
+        </w:rPr>
+        <w:t>EduKids</w:t>
+      </w:r>
+      <w:proofErr w:type="spellEnd"/>
+      <w:r>
+        <w:rPr>
+          <w:i/>
+          <w:sz w:val="20"/>
+        </w:rPr>
+        <w:t>.</w:t>
+      </w:r>
+    </w:p>
+    <w:p>
+      <w:pPr>
+        <w:jc w:val="center"/>
+      </w:pPr>
+      <w:r>
+        <w:rPr>
+          <w:noProof/>
+        </w:rPr>
+        <w:lastRenderedPageBreak/>
+        <w:drawing>
+          <wp:inline distT="0" distB="0" distL="0" distR="0" wp14:anchorId="7EED20F5" wp14:editId="6A16599A">
+            <wp:extent cx="4754880" cy="3090545"/>
+            <wp:effectExtent l="0" t="0" r="0" b="0"/>
+            <wp:docPr id="7" name="Image6"/>
+            <wp:cNvGraphicFramePr>
+              <a:graphicFrameLocks xmlns:a="http://schemas.openxmlformats.org/drawingml/2006/main" noChangeAspect="1"/>
+            </wp:cNvGraphicFramePr>
+            <a:graphic xmlns:a="http://schemas.openxmlformats.org/drawingml/2006/main">
+              <a:graphicData uri="http://schemas.openxmlformats.org/drawingml/2006/picture">
+                <pic:pic xmlns:pic="http://schemas.openxmlformats.org/drawingml/2006/picture">
+                  <pic:nvPicPr>
+                    <pic:cNvPr id="7" name="Image6"/>
+                    <pic:cNvPicPr>
+                      <a:picLocks noChangeAspect="1" noChangeArrowheads="1"/>
+                    </pic:cNvPicPr>
+                  </pic:nvPicPr>
+                  <pic:blipFill>
+                    <a:blip r:embed="rId28"/>
+                    <a:stretch>
+                      <a:fillRect/>
+                    </a:stretch>
+                  </pic:blipFill>
+                  <pic:spPr bwMode="auto">
+                    <a:xfrm>
+                      <a:off x="0" y="0"/>
+                      <a:ext cx="4754880" cy="3090545"/>
+                    </a:xfrm>
+                    <a:prstGeom prst="rect">
+                      <a:avLst/>
+                    </a:prstGeom>
+                    <a:noFill/>
+                  </pic:spPr>
+                </pic:pic>
+              </a:graphicData>
+            </a:graphic>
+          </wp:inline>
+        </w:drawing>
+      </w:r>
+    </w:p>
+    <w:p>
+      <w:pPr>
+        <w:jc w:val="center"/>
+      </w:pPr>
+      <w:r>
+        <w:rPr>
+          <w:i/>
+          <w:sz w:val="20"/>
+        </w:rPr>
+        <w:t xml:space="preserve">Figura AR04. Esquema relacional de la POC (7 tablas implementadas en </w:t>
+      </w:r>
+      <w:proofErr w:type="spellStart"/>
+      <w:r>
+        <w:rPr>
+          <w:i/>
+          <w:sz w:val="20"/>
+        </w:rPr>
+        <w:t>Supabase</w:t>
+      </w:r>
+      <w:proofErr w:type="spellEnd"/>
+      <w:r>
+        <w:rPr>
+          <w:i/>
+          <w:sz w:val="20"/>
+        </w:rPr>
+        <w:t>).</w:t>
+      </w:r>
+    </w:p>
+    <w:p>
+      <w:pPr>
+        <w:pStyle w:val="Estilo2"/>
+      </w:pPr>
+      <w:bookmarkStart w:id="89" w:name="__RefHeading___Toc3600_4072276136"/>
+      <w:bookmarkEnd w:id="89"/>
+      <w:r>
+        <w:t>11.2. Correspondencia E-R v2 ↔ POC</w:t>
+      </w:r>
+    </w:p>
+    <w:tbl>
+      <w:tblPr>
+        <w:tblW w:w="9306" w:type="dxa"/>
+        <w:tblLayout w:type="fixed"/>
+        <w:tblLook w:val="04A0" w:firstRow="1" w:lastRow="0" w:firstColumn="1" w:lastColumn="0" w:noHBand="0" w:noVBand="1"/>
+      </w:tblPr>
+      <w:tblGrid>
+        <w:gridCol w:w="3102"/>
+        <w:gridCol w:w="3102"/>
+        <w:gridCol w:w="3102"/>
+      </w:tblGrid>
+      <w:tr>
+        <w:trPr>
+          <w:cantSplit/>
+        </w:trPr>
+        <w:tc>
+          <w:tcPr>
+            <w:tcW w:w="3102" w:type="dxa"/>
+          </w:tcPr>
+          <w:p>
+            <w:r>
+              <w:rPr>
+                <w:b/>
+              </w:rPr>
+              <w:t>Entidad E-R v2</w:t>
+            </w:r>
+          </w:p>
+        </w:tc>
+        <w:tc>
+          <w:tcPr>
+            <w:tcW w:w="3102" w:type="dxa"/>
+          </w:tcPr>
+          <w:p>
+            <w:r>
+              <w:rPr>
+                <w:b/>
+              </w:rPr>
+              <w:t>Tabla POC</w:t>
+            </w:r>
+          </w:p>
+        </w:tc>
+        <w:tc>
+          <w:tcPr>
+            <w:tcW w:w="3102" w:type="dxa"/>
+          </w:tcPr>
+          <w:p>
+            <w:r>
+              <w:rPr>
+                <w:b/>
+              </w:rPr>
+              <w:t>Observación</w:t>
+            </w:r>
+          </w:p>
+        </w:tc>
+      </w:tr>
+      <w:tr>
+        <w:trPr>
+          <w:cantSplit/>
+        </w:trPr>
+        <w:tc>
+          <w:tcPr>
+            <w:tcW w:w="3102" w:type="dxa"/>
+          </w:tcPr>
+          <w:p>
+            <w:r>
+              <w:t>Usuario</w:t>
+            </w:r>
+          </w:p>
+        </w:tc>
+        <w:tc>
+          <w:tcPr>
+            <w:tcW w:w="3102" w:type="dxa"/>
+          </w:tcPr>
+          <w:p>
+            <w:proofErr w:type="spellStart"/>
+            <w:proofErr w:type="gramStart"/>
+            <w:r>
+              <w:t>auth.users</w:t>
+            </w:r>
+            <w:proofErr w:type="spellEnd"/>
+            <w:proofErr w:type="gramEnd"/>
+          </w:p>
+        </w:tc>
+        <w:tc>
+          <w:tcPr>
+            <w:tcW w:w="3102" w:type="dxa"/>
+          </w:tcPr>
+          <w:p>
+            <w:pPr>
+              <w:rPr>
+                <w:lang w:val="en-US"/>
+              </w:rPr>
+            </w:pPr>
+            <w:proofErr w:type="spellStart"/>
+            <w:r>
+              <w:rPr>
+                <w:lang w:val="en-US"/>
+              </w:rPr>
+              <w:t>Supabase</w:t>
+            </w:r>
+            <w:proofErr w:type="spellEnd"/>
+            <w:r>
+              <w:rPr>
+                <w:lang w:val="en-US"/>
+              </w:rPr>
+              <w:t xml:space="preserve"> Auth (</w:t>
+            </w:r>
+            <w:proofErr w:type="spellStart"/>
+            <w:r>
+              <w:rPr>
+                <w:lang w:val="en-US"/>
+              </w:rPr>
+              <w:t>nube</w:t>
+            </w:r>
+            <w:proofErr w:type="spellEnd"/>
+            <w:r>
+              <w:rPr>
+                <w:lang w:val="en-US"/>
+              </w:rPr>
+              <w:t xml:space="preserve">) o </w:t>
+            </w:r>
+            <w:proofErr w:type="spellStart"/>
+            <w:r>
+              <w:rPr>
+                <w:lang w:val="en-US"/>
+              </w:rPr>
+              <w:t>scrypt+cookie</w:t>
+            </w:r>
+            <w:proofErr w:type="spellEnd"/>
+            <w:r>
+              <w:rPr>
+                <w:lang w:val="en-US"/>
+              </w:rPr>
+              <w:t xml:space="preserve"> (local)</w:t>
+            </w:r>
+          </w:p>
+        </w:tc>
+      </w:tr>
+      <w:tr>
+        <w:trPr>
+          <w:cantSplit/>
+        </w:trPr>
+        <w:tc>
+          <w:tcPr>
+            <w:tcW w:w="3102" w:type="dxa"/>
+          </w:tcPr>
+          <w:p>
+            <w:r>
+              <w:t xml:space="preserve">Perfil / Avatar / </w:t>
+            </w:r>
+            <w:proofErr w:type="spellStart"/>
+            <w:r>
+              <w:t>FranjaEdad</w:t>
+            </w:r>
+            <w:proofErr w:type="spellEnd"/>
+          </w:p>
+        </w:tc>
+        <w:tc>
+          <w:tcPr>
+            <w:tcW w:w="3102" w:type="dxa"/>
+          </w:tcPr>
+          <w:p>
+            <w:proofErr w:type="spellStart"/>
+            <w:r>
+              <w:t>child_profiles</w:t>
+            </w:r>
+            <w:proofErr w:type="spellEnd"/>
+          </w:p>
+        </w:tc>
+        <w:tc>
+          <w:tcPr>
+            <w:tcW w:w="3102" w:type="dxa"/>
+          </w:tcPr>
+          <w:p>
+            <w:pPr>
+              <w:rPr>
+                <w:lang w:val="en-US"/>
+              </w:rPr>
+            </w:pPr>
+            <w:r>
+              <w:rPr>
+                <w:lang w:val="en-US"/>
+              </w:rPr>
+              <w:t>alias, avatar (</w:t>
+            </w:r>
+            <w:proofErr w:type="spellStart"/>
+            <w:r>
+              <w:rPr>
+                <w:lang w:val="en-US"/>
+              </w:rPr>
+              <w:t>star|circle|triangle</w:t>
+            </w:r>
+            <w:proofErr w:type="spellEnd"/>
+            <w:r>
+              <w:rPr>
+                <w:lang w:val="en-US"/>
+              </w:rPr>
+              <w:t xml:space="preserve">), </w:t>
+            </w:r>
+            <w:proofErr w:type="spellStart"/>
+            <w:r>
+              <w:rPr>
+                <w:lang w:val="en-US"/>
+              </w:rPr>
+              <w:t>age_band</w:t>
+            </w:r>
+            <w:proofErr w:type="spellEnd"/>
+          </w:p>
+        </w:tc>
+      </w:tr>
+      <w:tr>
+        <w:trPr>
+          <w:cantSplit/>
+        </w:trPr>
+        <w:tc>
+          <w:tcPr>
+            <w:tcW w:w="3102" w:type="dxa"/>
+          </w:tcPr>
+          <w:p>
+            <w:r>
+              <w:t>Actividad</w:t>
+            </w:r>
+          </w:p>
+        </w:tc>
+        <w:tc>
+          <w:tcPr>
+            <w:tcW w:w="3102" w:type="dxa"/>
+          </w:tcPr>
+          <w:p>
+            <w:proofErr w:type="spellStart"/>
+            <w:r>
+              <w:t>activities</w:t>
+            </w:r>
+            <w:proofErr w:type="spellEnd"/>
+          </w:p>
+        </w:tc>
+        <w:tc>
+          <w:tcPr>
+            <w:tcW w:w="3102" w:type="dxa"/>
+          </w:tcPr>
+          <w:p>
+            <w:r>
+              <w:t xml:space="preserve">Catálogo: catch, </w:t>
+            </w:r>
+            <w:proofErr w:type="spellStart"/>
+            <w:r>
+              <w:t>race</w:t>
+            </w:r>
+            <w:proofErr w:type="spellEnd"/>
+            <w:r>
+              <w:t xml:space="preserve">, </w:t>
+            </w:r>
+            <w:proofErr w:type="spellStart"/>
+            <w:r>
+              <w:t>memory</w:t>
+            </w:r>
+            <w:proofErr w:type="spellEnd"/>
+          </w:p>
+        </w:tc>
+      </w:tr>
+      <w:tr>
+        <w:trPr>
+          <w:cantSplit/>
+        </w:trPr>
+        <w:tc>
+          <w:tcPr>
+            <w:tcW w:w="3102" w:type="dxa"/>
+          </w:tcPr>
+          <w:p>
+            <w:proofErr w:type="spellStart"/>
+            <w:r>
+              <w:t>ConfigParental</w:t>
+            </w:r>
+            <w:proofErr w:type="spellEnd"/>
+          </w:p>
+        </w:tc>
+        <w:tc>
+          <w:tcPr>
+            <w:tcW w:w="3102" w:type="dxa"/>
+          </w:tcPr>
+          <w:p>
+            <w:proofErr w:type="spellStart"/>
+            <w:r>
+              <w:t>profile_activity</w:t>
+            </w:r>
+            <w:proofErr w:type="spellEnd"/>
+          </w:p>
+        </w:tc>
+        <w:tc>
+          <w:tcPr>
+            <w:tcW w:w="3102" w:type="dxa"/>
+          </w:tcPr>
+          <w:p>
+            <w:r>
+              <w:t>Habilitación y nivel asignado por adulto</w:t>
+            </w:r>
+          </w:p>
+        </w:tc>
+      </w:tr>
+      <w:tr>
+        <w:trPr>
+          <w:cantSplit/>
+        </w:trPr>
+        <w:tc>
+          <w:tcPr>
+            <w:tcW w:w="3102" w:type="dxa"/>
+          </w:tcPr>
+          <w:p>
+            <w:r>
+              <w:t>Contenido / Ítem</w:t>
+            </w:r>
+          </w:p>
+        </w:tc>
+        <w:tc>
+          <w:tcPr>
+            <w:tcW w:w="3102" w:type="dxa"/>
+          </w:tcPr>
+          <w:p>
+            <w:proofErr w:type="spellStart"/>
+            <w:r>
+              <w:t>activity_items</w:t>
+            </w:r>
+            <w:proofErr w:type="spellEnd"/>
+          </w:p>
+        </w:tc>
+        <w:tc>
+          <w:tcPr>
+            <w:tcW w:w="3102" w:type="dxa"/>
+          </w:tcPr>
+          <w:p>
+            <w:proofErr w:type="spellStart"/>
+            <w:r>
+              <w:t>Prompt</w:t>
+            </w:r>
+            <w:proofErr w:type="spellEnd"/>
+            <w:r>
+              <w:t>, opciones, solución, pista por nivel</w:t>
+            </w:r>
+          </w:p>
+        </w:tc>
+      </w:tr>
+      <w:tr>
+        <w:trPr>
+          <w:cantSplit/>
+        </w:trPr>
+        <w:tc>
+          <w:tcPr>
+            <w:tcW w:w="3102" w:type="dxa"/>
+          </w:tcPr>
+          <w:p>
+            <w:r>
+              <w:t>Sesión</w:t>
+            </w:r>
+          </w:p>
+        </w:tc>
+        <w:tc>
+          <w:tcPr>
+            <w:tcW w:w="3102" w:type="dxa"/>
+          </w:tcPr>
+          <w:p>
+            <w:proofErr w:type="spellStart"/>
+            <w:r>
+              <w:t>play_sessions</w:t>
+            </w:r>
+            <w:proofErr w:type="spellEnd"/>
+          </w:p>
+        </w:tc>
+        <w:tc>
+          <w:tcPr>
+            <w:tcW w:w="3102" w:type="dxa"/>
+          </w:tcPr>
+          <w:p>
+            <w:r>
+              <w:t xml:space="preserve">Estado: active, </w:t>
+            </w:r>
+            <w:proofErr w:type="spellStart"/>
+            <w:r>
+              <w:t>completed</w:t>
+            </w:r>
+            <w:proofErr w:type="spellEnd"/>
+            <w:r>
+              <w:t xml:space="preserve">, </w:t>
+            </w:r>
+            <w:proofErr w:type="spellStart"/>
+            <w:r>
+              <w:t>interrupted</w:t>
+            </w:r>
+            <w:proofErr w:type="spellEnd"/>
+          </w:p>
+        </w:tc>
+      </w:tr>
+      <w:tr>
+        <w:trPr>
+          <w:cantSplit/>
+        </w:trPr>
+        <w:tc>
+          <w:tcPr>
+            <w:tcW w:w="3102" w:type="dxa"/>
+          </w:tcPr>
+          <w:p>
+            <w:r>
+              <w:t>Resultado</w:t>
+            </w:r>
+          </w:p>
+        </w:tc>
+        <w:tc>
+          <w:tcPr>
+            <w:tcW w:w="3102" w:type="dxa"/>
+          </w:tcPr>
+          <w:p>
+            <w:r>
+              <w:t>responses</w:t>
+            </w:r>
+          </w:p>
+        </w:tc>
+        <w:tc>
+          <w:tcPr>
+            <w:tcW w:w="3102" w:type="dxa"/>
+          </w:tcPr>
+          <w:p>
+            <w:r>
+              <w:t>Respuesta, corrección, pista, latencia, intento</w:t>
+            </w:r>
+          </w:p>
+        </w:tc>
+      </w:tr>
+      <w:tr>
+        <w:trPr>
+          <w:cantSplit/>
+        </w:trPr>
+        <w:tc>
+          <w:tcPr>
+            <w:tcW w:w="3102" w:type="dxa"/>
+          </w:tcPr>
+          <w:p>
+            <w:r>
+              <w:t xml:space="preserve">Rol, </w:t>
+            </w:r>
+            <w:proofErr w:type="spellStart"/>
+            <w:r>
+              <w:t>EvaluaciónInicial</w:t>
+            </w:r>
+            <w:proofErr w:type="spellEnd"/>
+            <w:r>
+              <w:t xml:space="preserve">, </w:t>
+            </w:r>
+            <w:proofErr w:type="spellStart"/>
+            <w:r>
+              <w:t>SesiónNivel</w:t>
+            </w:r>
+            <w:proofErr w:type="spellEnd"/>
+            <w:r>
+              <w:t xml:space="preserve">, </w:t>
+            </w:r>
+            <w:proofErr w:type="spellStart"/>
+            <w:r>
+              <w:t>EvaluaciónEmocional</w:t>
+            </w:r>
+            <w:proofErr w:type="spellEnd"/>
+            <w:r>
+              <w:t xml:space="preserve">, </w:t>
+            </w:r>
+            <w:proofErr w:type="spellStart"/>
+            <w:r>
+              <w:t>ResultadoNivel</w:t>
+            </w:r>
+            <w:proofErr w:type="spellEnd"/>
+            <w:r>
+              <w:t xml:space="preserve">, Progreso, </w:t>
+            </w:r>
+            <w:proofErr w:type="spellStart"/>
+            <w:r>
+              <w:t>InformePadre</w:t>
+            </w:r>
+            <w:proofErr w:type="spellEnd"/>
+            <w:r>
+              <w:t>, Indicador</w:t>
+            </w:r>
+          </w:p>
+        </w:tc>
+        <w:tc>
+          <w:tcPr>
+            <w:tcW w:w="3102" w:type="dxa"/>
+          </w:tcPr>
+          <w:p>
+            <w:r>
+              <w:t>—</w:t>
+            </w:r>
+          </w:p>
+        </w:tc>
+        <w:tc>
+          <w:tcPr>
+            <w:tcW w:w="3102" w:type="dxa"/>
+          </w:tcPr>
+          <w:p>
+            <w:r>
+              <w:t>Diseñadas en E-R v2; implementación prevista en E3</w:t>
+            </w:r>
+          </w:p>
+        </w:tc>
+      </w:tr>
+    </w:tbl>
+    <w:p>
+      <w:pPr>
+        <w:jc w:val="center"/>
+      </w:pPr>
+      <w:r>
+        <w:rPr>
+          <w:i/>
+          <w:sz w:val="20"/>
+        </w:rPr>
+        <w:t>Tabla 11.1. Correspondencia entre entidades del E-R v2 y tablas de la POC.</w:t>
+      </w:r>
+    </w:p>
+    <w:p>
+      <w:pPr>
+        <w:pStyle w:val="Estilo2"/>
+      </w:pPr>
+      <w:bookmarkStart w:id="90" w:name="__RefHeading___Toc3602_4072276136"/>
+      <w:bookmarkEnd w:id="90"/>
+      <w:r>
+        <w:t>11.3. Diccionario de datos</w:t>
+      </w:r>
+    </w:p>
+    <w:p>
+      <w:r>
+        <w:t xml:space="preserve">Campos verificados contra </w:t>
+      </w:r>
+      <w:proofErr w:type="spellStart"/>
+      <w:r>
+        <w:t>supabase</w:t>
+      </w:r>
+      <w:proofErr w:type="spellEnd"/>
+      <w:r>
+        <w:t>/</w:t>
+      </w:r>
+      <w:proofErr w:type="spellStart"/>
+      <w:r>
+        <w:t>migrations</w:t>
+      </w:r>
+      <w:proofErr w:type="spellEnd"/>
+      <w:r>
+        <w:t>/20260927141050_edukids_core.sql del repositorio.</w:t>
+      </w:r>
+    </w:p>
+    <w:tbl>
+      <w:tblPr>
+        <w:tblW w:w="9304" w:type="dxa"/>
+        <w:tblLayout w:type="fixed"/>
+        <w:tblLook w:val="04A0" w:firstRow="1" w:lastRow="0" w:firstColumn="1" w:lastColumn="0" w:noHBand="0" w:noVBand="1"/>
+      </w:tblPr>
+      <w:tblGrid>
+        <w:gridCol w:w="2326"/>
+        <w:gridCol w:w="2326"/>
+        <w:gridCol w:w="2326"/>
+        <w:gridCol w:w="2326"/>
+      </w:tblGrid>
+      <w:tr>
+        <w:trPr>
+          <w:cantSplit/>
+        </w:trPr>
+        <w:tc>
+          <w:tcPr>
+            <w:tcW w:w="2326" w:type="dxa"/>
+          </w:tcPr>
+          <w:p>
+            <w:r>
+              <w:rPr>
+                <w:b/>
+              </w:rPr>
+              <w:t>Tabla</w:t>
+            </w:r>
+          </w:p>
+        </w:tc>
+        <w:tc>
+          <w:tcPr>
+            <w:tcW w:w="2326" w:type="dxa"/>
+          </w:tcPr>
+          <w:p>
+            <w:r>
+              <w:rPr>
+                <w:b/>
+              </w:rPr>
+              <w:t>Campo</w:t>
+            </w:r>
+          </w:p>
+        </w:tc>
+        <w:tc>
+          <w:tcPr>
+            <w:tcW w:w="2326" w:type="dxa"/>
+          </w:tcPr>
+          <w:p>
+            <w:r>
+              <w:rPr>
+                <w:b/>
+              </w:rPr>
+              <w:t>Tipo</w:t>
+            </w:r>
+          </w:p>
+        </w:tc>
+        <w:tc>
+          <w:tcPr>
+            <w:tcW w:w="2326" w:type="dxa"/>
+          </w:tcPr>
+          <w:p>
+            <w:r>
+              <w:rPr>
+                <w:b/>
+              </w:rPr>
+              <w:t>Descripción</w:t>
+            </w:r>
+          </w:p>
+        </w:tc>
+      </w:tr>
+      <w:tr>
+        <w:trPr>
+          <w:cantSplit/>
+        </w:trPr>
+        <w:tc>
+          <w:tcPr>
+            <w:tcW w:w="2326" w:type="dxa"/>
+          </w:tcPr>
+          <w:p>
+            <w:proofErr w:type="spellStart"/>
+            <w:r>
+              <w:t>child_profiles</w:t>
+            </w:r>
+            <w:proofErr w:type="spellEnd"/>
+          </w:p>
+        </w:tc>
+        <w:tc>
+          <w:tcPr>
+            <w:tcW w:w="2326" w:type="dxa"/>
+          </w:tcPr>
+          <w:p>
+            <w:r>
+              <w:t xml:space="preserve">id / </w:t>
+            </w:r>
+            <w:proofErr w:type="spellStart"/>
+            <w:r>
+              <w:t>adult_id</w:t>
+            </w:r>
+            <w:proofErr w:type="spellEnd"/>
+          </w:p>
+        </w:tc>
+        <w:tc>
+          <w:tcPr>
+            <w:tcW w:w="2326" w:type="dxa"/>
+          </w:tcPr>
+          <w:p>
+            <w:proofErr w:type="spellStart"/>
+            <w:r>
+              <w:t>uuid</w:t>
+            </w:r>
+            <w:proofErr w:type="spellEnd"/>
+            <w:r>
+              <w:t xml:space="preserve"> PK / </w:t>
+            </w:r>
+            <w:proofErr w:type="spellStart"/>
+            <w:r>
+              <w:t>uuid</w:t>
+            </w:r>
+            <w:proofErr w:type="spellEnd"/>
+            <w:r>
+              <w:t xml:space="preserve"> FK</w:t>
+            </w:r>
+          </w:p>
+        </w:tc>
+        <w:tc>
+          <w:tcPr>
+            <w:tcW w:w="2326" w:type="dxa"/>
+          </w:tcPr>
+          <w:p>
+            <w:r>
+              <w:t>Identificador y propietario del perfil</w:t>
+            </w:r>
+          </w:p>
+        </w:tc>
+      </w:tr>
+      <w:tr>
+        <w:trPr>
+          <w:cantSplit/>
+        </w:trPr>
+        <w:tc>
+          <w:tcPr>
+            <w:tcW w:w="2326" w:type="dxa"/>
+          </w:tcPr>
+          <w:p>
+            <w:proofErr w:type="spellStart"/>
+            <w:r>
+              <w:t>child_profiles</w:t>
+            </w:r>
+            <w:proofErr w:type="spellEnd"/>
+          </w:p>
+        </w:tc>
+        <w:tc>
+          <w:tcPr>
+            <w:tcW w:w="2326" w:type="dxa"/>
+          </w:tcPr>
+          <w:p>
+            <w:r>
+              <w:t>alias</w:t>
+            </w:r>
+          </w:p>
+        </w:tc>
+        <w:tc>
+          <w:tcPr>
+            <w:tcW w:w="2326" w:type="dxa"/>
+          </w:tcPr>
+          <w:p>
+            <w:proofErr w:type="spellStart"/>
+            <w:r>
+              <w:t>text</w:t>
+            </w:r>
+            <w:proofErr w:type="spellEnd"/>
+            <w:r>
+              <w:t xml:space="preserve"> (1-24 </w:t>
+            </w:r>
+            <w:proofErr w:type="spellStart"/>
+            <w:r>
+              <w:t>chars</w:t>
+            </w:r>
+            <w:proofErr w:type="spellEnd"/>
+            <w:r>
+              <w:t>)</w:t>
+            </w:r>
+          </w:p>
+        </w:tc>
+        <w:tc>
+          <w:tcPr>
+            <w:tcW w:w="2326" w:type="dxa"/>
+          </w:tcPr>
+          <w:p>
+            <w:r>
+              <w:t>Nombre visible del menor</w:t>
+            </w:r>
+          </w:p>
+        </w:tc>
+      </w:tr>
+      <w:tr>
+        <w:trPr>
+          <w:cantSplit/>
+        </w:trPr>
+        <w:tc>
+          <w:tcPr>
+            <w:tcW w:w="2326" w:type="dxa"/>
+          </w:tcPr>
+          <w:p>
+            <w:proofErr w:type="spellStart"/>
+            <w:r>
+              <w:lastRenderedPageBreak/>
+              <w:t>child_profiles</w:t>
+            </w:r>
+            <w:proofErr w:type="spellEnd"/>
+          </w:p>
+        </w:tc>
+        <w:tc>
+          <w:tcPr>
+            <w:tcW w:w="2326" w:type="dxa"/>
+          </w:tcPr>
+          <w:p>
+            <w:r>
+              <w:t>avatar</w:t>
+            </w:r>
+          </w:p>
+        </w:tc>
+        <w:tc>
+          <w:tcPr>
+            <w:tcW w:w="2326" w:type="dxa"/>
+          </w:tcPr>
+          <w:p>
+            <w:proofErr w:type="spellStart"/>
+            <w:r>
+              <w:t>text</w:t>
+            </w:r>
+            <w:proofErr w:type="spellEnd"/>
+            <w:r>
+              <w:t xml:space="preserve"> ('</w:t>
+            </w:r>
+            <w:proofErr w:type="spellStart"/>
+            <w:r>
+              <w:t>star</w:t>
+            </w:r>
+            <w:proofErr w:type="spellEnd"/>
+            <w:r>
+              <w:t>'|'</w:t>
+            </w:r>
+            <w:proofErr w:type="spellStart"/>
+            <w:r>
+              <w:t>circle</w:t>
+            </w:r>
+            <w:proofErr w:type="spellEnd"/>
+            <w:r>
+              <w:t>'|'</w:t>
+            </w:r>
+            <w:proofErr w:type="spellStart"/>
+            <w:r>
+              <w:t>triangle</w:t>
+            </w:r>
+            <w:proofErr w:type="spellEnd"/>
+            <w:r>
+              <w:t>')</w:t>
+            </w:r>
+          </w:p>
+        </w:tc>
+        <w:tc>
+          <w:tcPr>
+            <w:tcW w:w="2326" w:type="dxa"/>
+          </w:tcPr>
+          <w:p>
+            <w:r>
+              <w:t>Avatar neutro seleccionado</w:t>
+            </w:r>
+          </w:p>
+        </w:tc>
+      </w:tr>
+      <w:tr>
+        <w:trPr>
+          <w:cantSplit/>
+        </w:trPr>
+        <w:tc>
+          <w:tcPr>
+            <w:tcW w:w="2326" w:type="dxa"/>
+          </w:tcPr>
+          <w:p>
+            <w:proofErr w:type="spellStart"/>
+            <w:r>
+              <w:t>child_profiles</w:t>
+            </w:r>
+            <w:proofErr w:type="spellEnd"/>
+          </w:p>
+        </w:tc>
+        <w:tc>
+          <w:tcPr>
+            <w:tcW w:w="2326" w:type="dxa"/>
+          </w:tcPr>
+          <w:p>
+            <w:proofErr w:type="spellStart"/>
+            <w:r>
+              <w:t>age_band</w:t>
+            </w:r>
+            <w:proofErr w:type="spellEnd"/>
+          </w:p>
+        </w:tc>
+        <w:tc>
+          <w:tcPr>
+            <w:tcW w:w="2326" w:type="dxa"/>
+          </w:tcPr>
+          <w:p>
+            <w:pPr>
+              <w:rPr>
+                <w:lang w:val="en-US"/>
+              </w:rPr>
+            </w:pPr>
+            <w:r>
+              <w:rPr>
+                <w:lang w:val="en-US"/>
+              </w:rPr>
+              <w:t>text ('5'|'6-8'|'9')</w:t>
+            </w:r>
+          </w:p>
+        </w:tc>
+        <w:tc>
+          <w:tcPr>
+            <w:tcW w:w="2326" w:type="dxa"/>
+          </w:tcPr>
+          <w:p>
+            <w:r>
+              <w:t>Franja de edad en POC [por confirmar alineación E-R v2]</w:t>
+            </w:r>
+          </w:p>
+        </w:tc>
+      </w:tr>
+      <w:tr>
+        <w:trPr>
+          <w:cantSplit/>
+        </w:trPr>
+        <w:tc>
+          <w:tcPr>
+            <w:tcW w:w="2326" w:type="dxa"/>
+          </w:tcPr>
+          <w:p>
+            <w:proofErr w:type="spellStart"/>
+            <w:r>
+              <w:t>activities</w:t>
+            </w:r>
+            <w:proofErr w:type="spellEnd"/>
+          </w:p>
+        </w:tc>
+        <w:tc>
+          <w:tcPr>
+            <w:tcW w:w="2326" w:type="dxa"/>
+          </w:tcPr>
+          <w:p>
+            <w:r>
+              <w:t xml:space="preserve">id / </w:t>
+            </w:r>
+            <w:proofErr w:type="spellStart"/>
+            <w:r>
+              <w:t>title</w:t>
+            </w:r>
+            <w:proofErr w:type="spellEnd"/>
+            <w:r>
+              <w:t xml:space="preserve"> / active</w:t>
+            </w:r>
+          </w:p>
+        </w:tc>
+        <w:tc>
+          <w:tcPr>
+            <w:tcW w:w="2326" w:type="dxa"/>
+          </w:tcPr>
+          <w:p>
+            <w:pPr>
+              <w:rPr>
+                <w:lang w:val="en-US"/>
+              </w:rPr>
+            </w:pPr>
+            <w:r>
+              <w:rPr>
+                <w:lang w:val="en-US"/>
+              </w:rPr>
+              <w:t>text ('</w:t>
+            </w:r>
+            <w:proofErr w:type="spellStart"/>
+            <w:r>
+              <w:rPr>
+                <w:lang w:val="en-US"/>
+              </w:rPr>
+              <w:t>catch'|'race'|'memory</w:t>
+            </w:r>
+            <w:proofErr w:type="spellEnd"/>
+            <w:r>
+              <w:rPr>
+                <w:lang w:val="en-US"/>
+              </w:rPr>
+              <w:t>') / text / bool</w:t>
+            </w:r>
+          </w:p>
+        </w:tc>
+        <w:tc>
+          <w:tcPr>
+            <w:tcW w:w="2326" w:type="dxa"/>
+          </w:tcPr>
+          <w:p>
+            <w:r>
+              <w:t>Tipo, nombre y estado del juego</w:t>
+            </w:r>
+          </w:p>
+        </w:tc>
+      </w:tr>
+      <w:tr>
+        <w:trPr>
+          <w:cantSplit/>
+        </w:trPr>
+        <w:tc>
+          <w:tcPr>
+            <w:tcW w:w="2326" w:type="dxa"/>
+          </w:tcPr>
+          <w:p>
+            <w:proofErr w:type="spellStart"/>
+            <w:r>
+              <w:t>profile_activity</w:t>
+            </w:r>
+            <w:proofErr w:type="spellEnd"/>
+          </w:p>
+        </w:tc>
+        <w:tc>
+          <w:tcPr>
+            <w:tcW w:w="2326" w:type="dxa"/>
+          </w:tcPr>
+          <w:p>
+            <w:pPr>
+              <w:rPr>
+                <w:lang w:val="en-US"/>
+              </w:rPr>
+            </w:pPr>
+            <w:proofErr w:type="spellStart"/>
+            <w:r>
+              <w:rPr>
+                <w:lang w:val="en-US"/>
+              </w:rPr>
+              <w:t>profile_id</w:t>
+            </w:r>
+            <w:proofErr w:type="spellEnd"/>
+            <w:r>
+              <w:rPr>
+                <w:lang w:val="en-US"/>
+              </w:rPr>
+              <w:t xml:space="preserve"> + </w:t>
+            </w:r>
+            <w:proofErr w:type="spellStart"/>
+            <w:r>
+              <w:rPr>
+                <w:lang w:val="en-US"/>
+              </w:rPr>
+              <w:t>activity_id</w:t>
+            </w:r>
+            <w:proofErr w:type="spellEnd"/>
+            <w:r>
+              <w:rPr>
+                <w:lang w:val="en-US"/>
+              </w:rPr>
+              <w:t xml:space="preserve"> / enabled / level</w:t>
+            </w:r>
+          </w:p>
+        </w:tc>
+        <w:tc>
+          <w:tcPr>
+            <w:tcW w:w="2326" w:type="dxa"/>
+          </w:tcPr>
+          <w:p>
+            <w:r>
+              <w:t xml:space="preserve">PK conjunta / </w:t>
+            </w:r>
+            <w:proofErr w:type="spellStart"/>
+            <w:r>
+              <w:t>bool</w:t>
+            </w:r>
+            <w:proofErr w:type="spellEnd"/>
+            <w:r>
+              <w:t xml:space="preserve"> / </w:t>
+            </w:r>
+            <w:proofErr w:type="spellStart"/>
+            <w:proofErr w:type="gramStart"/>
+            <w:r>
+              <w:t>int</w:t>
+            </w:r>
+            <w:proofErr w:type="spellEnd"/>
+            <w:r>
+              <w:t>(</w:t>
+            </w:r>
+            <w:proofErr w:type="gramEnd"/>
+            <w:r>
+              <w:t>1-3)</w:t>
+            </w:r>
+          </w:p>
+        </w:tc>
+        <w:tc>
+          <w:tcPr>
+            <w:tcW w:w="2326" w:type="dxa"/>
+          </w:tcPr>
+          <w:p>
+            <w:r>
+              <w:t>Configuración y nivel por perfil y actividad</w:t>
+            </w:r>
+          </w:p>
+        </w:tc>
+      </w:tr>
+      <w:tr>
+        <w:trPr>
+          <w:cantSplit/>
+        </w:trPr>
+        <w:tc>
+          <w:tcPr>
+            <w:tcW w:w="2326" w:type="dxa"/>
+          </w:tcPr>
+          <w:p>
+            <w:proofErr w:type="spellStart"/>
+            <w:r>
+              <w:t>play_sessions</w:t>
+            </w:r>
+            <w:proofErr w:type="spellEnd"/>
+          </w:p>
+        </w:tc>
+        <w:tc>
+          <w:tcPr>
+            <w:tcW w:w="2326" w:type="dxa"/>
+          </w:tcPr>
+          <w:p>
+            <w:r>
+              <w:t xml:space="preserve">id / status / </w:t>
+            </w:r>
+            <w:proofErr w:type="spellStart"/>
+            <w:r>
+              <w:t>level</w:t>
+            </w:r>
+            <w:proofErr w:type="spellEnd"/>
+          </w:p>
+        </w:tc>
+        <w:tc>
+          <w:tcPr>
+            <w:tcW w:w="2326" w:type="dxa"/>
+          </w:tcPr>
+          <w:p>
+            <w:pPr>
+              <w:rPr>
+                <w:lang w:val="en-US"/>
+              </w:rPr>
+            </w:pPr>
+            <w:proofErr w:type="spellStart"/>
+            <w:r>
+              <w:rPr>
+                <w:lang w:val="en-US"/>
+              </w:rPr>
+              <w:t>uuid</w:t>
+            </w:r>
+            <w:proofErr w:type="spellEnd"/>
+            <w:r>
+              <w:rPr>
+                <w:lang w:val="en-US"/>
+              </w:rPr>
+              <w:t xml:space="preserve"> / text ('</w:t>
+            </w:r>
+            <w:proofErr w:type="spellStart"/>
+            <w:r>
+              <w:rPr>
+                <w:lang w:val="en-US"/>
+              </w:rPr>
+              <w:t>active'|'completed'|'interrupted</w:t>
+            </w:r>
+            <w:proofErr w:type="spellEnd"/>
+            <w:r>
+              <w:rPr>
+                <w:lang w:val="en-US"/>
+              </w:rPr>
+              <w:t xml:space="preserve">') / </w:t>
+            </w:r>
+            <w:proofErr w:type="gramStart"/>
+            <w:r>
+              <w:rPr>
+                <w:lang w:val="en-US"/>
+              </w:rPr>
+              <w:t>int(</w:t>
+            </w:r>
+            <w:proofErr w:type="gramEnd"/>
+            <w:r>
+              <w:rPr>
+                <w:lang w:val="en-US"/>
+              </w:rPr>
+              <w:t>1-3)</w:t>
+            </w:r>
+          </w:p>
+        </w:tc>
+        <w:tc>
+          <w:tcPr>
+            <w:tcW w:w="2326" w:type="dxa"/>
+          </w:tcPr>
+          <w:p>
+            <w:r>
+              <w:t>Sesión con estado y nivel</w:t>
+            </w:r>
+          </w:p>
+        </w:tc>
+      </w:tr>
+      <w:tr>
+        <w:trPr>
+          <w:cantSplit/>
+        </w:trPr>
+        <w:tc>
+          <w:tcPr>
+            <w:tcW w:w="2326" w:type="dxa"/>
+          </w:tcPr>
+          <w:p>
+            <w:r>
+              <w:t>responses</w:t>
+            </w:r>
+          </w:p>
+        </w:tc>
+        <w:tc>
+          <w:tcPr>
+            <w:tcW w:w="2326" w:type="dxa"/>
+          </w:tcPr>
+          <w:p>
+            <w:pPr>
+              <w:rPr>
+                <w:lang w:val="en-US"/>
+              </w:rPr>
+            </w:pPr>
+            <w:r>
+              <w:rPr>
+                <w:lang w:val="en-US"/>
+              </w:rPr>
+              <w:t xml:space="preserve">correct / </w:t>
+            </w:r>
+            <w:proofErr w:type="spellStart"/>
+            <w:r>
+              <w:rPr>
+                <w:lang w:val="en-US"/>
+              </w:rPr>
+              <w:t>hint_used</w:t>
+            </w:r>
+            <w:proofErr w:type="spellEnd"/>
+            <w:r>
+              <w:rPr>
+                <w:lang w:val="en-US"/>
+              </w:rPr>
+              <w:t xml:space="preserve"> / </w:t>
+            </w:r>
+            <w:proofErr w:type="spellStart"/>
+            <w:r>
+              <w:rPr>
+                <w:lang w:val="en-US"/>
+              </w:rPr>
+              <w:t>latency_ms</w:t>
+            </w:r>
+            <w:proofErr w:type="spellEnd"/>
+            <w:r>
+              <w:rPr>
+                <w:lang w:val="en-US"/>
+              </w:rPr>
+              <w:t xml:space="preserve"> / </w:t>
+            </w:r>
+            <w:proofErr w:type="spellStart"/>
+            <w:r>
+              <w:rPr>
+                <w:lang w:val="en-US"/>
+              </w:rPr>
+              <w:t>attempt_no</w:t>
+            </w:r>
+            <w:proofErr w:type="spellEnd"/>
+          </w:p>
+        </w:tc>
+        <w:tc>
+          <w:tcPr>
+            <w:tcW w:w="2326" w:type="dxa"/>
+          </w:tcPr>
+          <w:p>
+            <w:proofErr w:type="spellStart"/>
+            <w:r>
+              <w:t>bool</w:t>
+            </w:r>
+            <w:proofErr w:type="spellEnd"/>
+            <w:r>
+              <w:t xml:space="preserve"> / </w:t>
+            </w:r>
+            <w:proofErr w:type="spellStart"/>
+            <w:r>
+              <w:t>bool</w:t>
+            </w:r>
+            <w:proofErr w:type="spellEnd"/>
+            <w:r>
+              <w:t xml:space="preserve"> / </w:t>
+            </w:r>
+            <w:proofErr w:type="spellStart"/>
+            <w:r>
+              <w:t>int</w:t>
+            </w:r>
+            <w:proofErr w:type="spellEnd"/>
+            <w:r>
+              <w:t xml:space="preserve"> / </w:t>
+            </w:r>
+            <w:proofErr w:type="spellStart"/>
+            <w:proofErr w:type="gramStart"/>
+            <w:r>
+              <w:t>int</w:t>
+            </w:r>
+            <w:proofErr w:type="spellEnd"/>
+            <w:r>
+              <w:t>(</w:t>
+            </w:r>
+            <w:proofErr w:type="gramEnd"/>
+            <w:r>
+              <w:t>1|2)</w:t>
+            </w:r>
+          </w:p>
+        </w:tc>
+        <w:tc>
+          <w:tcPr>
+            <w:tcW w:w="2326" w:type="dxa"/>
+          </w:tcPr>
+          <w:p>
+            <w:r>
+              <w:t>Resultado, pista, latencia e intento</w:t>
+            </w:r>
+          </w:p>
+        </w:tc>
+      </w:tr>
+    </w:tbl>
+    <w:p>
+      <w:pPr>
+        <w:jc w:val="center"/>
+        <w:rPr>
+          <w:i/>
+          <w:sz w:val="20"/>
+        </w:rPr>
+      </w:pPr>
+    </w:p>
+    <w:p>
+      <w:pPr>
+        <w:jc w:val="center"/>
+      </w:pPr>
+      <w:r>
+        <w:rPr>
+          <w:i/>
+          <w:sz w:val="20"/>
+        </w:rPr>
+        <w:t>Tabla 11.2. Diccionario de datos (verificado contra migración SQL del repositorio).</w:t>
+      </w:r>
+    </w:p>
+    <w:p>
+      <w:pPr>
+        <w:pStyle w:val="Estilo2"/>
+      </w:pPr>
+      <w:bookmarkStart w:id="91" w:name="__RefHeading___Toc3604_4072276136"/>
+      <w:bookmarkEnd w:id="91"/>
+      <w:r>
+        <w:t>11.4. Roles y permisos</w:t>
+      </w:r>
+    </w:p>
+    <w:p>
+      <w:pPr>
+        <w:rPr>
+          <w:lang w:val="en-US"/>
+        </w:rPr>
+      </w:pPr>
+      <w:r>
+        <w:t xml:space="preserve">RLS en </w:t>
+      </w:r>
+      <w:proofErr w:type="spellStart"/>
+      <w:r>
+        <w:t>Supabase</w:t>
+      </w:r>
+      <w:proofErr w:type="spellEnd"/>
+      <w:r>
+        <w:t>: el adulto (</w:t>
+      </w:r>
+      <w:proofErr w:type="spellStart"/>
+      <w:r>
+        <w:t>authenticated</w:t>
+      </w:r>
+      <w:proofErr w:type="spellEnd"/>
+      <w:r>
+        <w:t>) gestiona sus perfiles, configura actividades y consulta resultados. Las operaciones de juego (</w:t>
+      </w:r>
+      <w:proofErr w:type="spellStart"/>
+      <w:r>
+        <w:t>start_play</w:t>
+      </w:r>
+      <w:proofErr w:type="spellEnd"/>
+      <w:r>
+        <w:t xml:space="preserve">, </w:t>
+      </w:r>
+      <w:proofErr w:type="spellStart"/>
+      <w:r>
+        <w:t>record_answer</w:t>
+      </w:r>
+      <w:proofErr w:type="spellEnd"/>
+      <w:r>
+        <w:t xml:space="preserve">, </w:t>
+      </w:r>
+      <w:proofErr w:type="spellStart"/>
+      <w:r>
+        <w:t>finish_play</w:t>
+      </w:r>
+      <w:proofErr w:type="spellEnd"/>
+      <w:r>
+        <w:t xml:space="preserve">) son funciones </w:t>
+      </w:r>
+      <w:proofErr w:type="spellStart"/>
+      <w:r>
+        <w:t>security</w:t>
+      </w:r>
+      <w:proofErr w:type="spellEnd"/>
+      <w:r>
+        <w:t xml:space="preserve"> </w:t>
+      </w:r>
+      <w:proofErr w:type="spellStart"/>
+      <w:r>
+        <w:t>definer</w:t>
+      </w:r>
+      <w:proofErr w:type="spellEnd"/>
+      <w:r>
+        <w:t xml:space="preserve"> en el esquema privado, verificando en cada llamada que el perfil pertenece al adulto autenticado. </w:t>
+      </w:r>
+      <w:r>
+        <w:rPr>
+          <w:lang w:val="en-US"/>
+        </w:rPr>
+        <w:t xml:space="preserve">Auth local: hash </w:t>
+      </w:r>
+      <w:proofErr w:type="spellStart"/>
+      <w:r>
+        <w:rPr>
+          <w:lang w:val="en-US"/>
+        </w:rPr>
+        <w:t>scrypt</w:t>
+      </w:r>
+      <w:proofErr w:type="spellEnd"/>
+      <w:r>
+        <w:rPr>
+          <w:lang w:val="en-US"/>
+        </w:rPr>
+        <w:t xml:space="preserve"> con cookie; Auth </w:t>
+      </w:r>
+      <w:proofErr w:type="spellStart"/>
+      <w:r>
+        <w:rPr>
+          <w:lang w:val="en-US"/>
+        </w:rPr>
+        <w:t>nube</w:t>
+      </w:r>
+      <w:proofErr w:type="spellEnd"/>
+      <w:r>
+        <w:rPr>
+          <w:lang w:val="en-US"/>
+        </w:rPr>
+        <w:t xml:space="preserve">: </w:t>
+      </w:r>
+      <w:proofErr w:type="spellStart"/>
+      <w:r>
+        <w:rPr>
+          <w:lang w:val="en-US"/>
+        </w:rPr>
+        <w:t>Supabase</w:t>
+      </w:r>
+      <w:proofErr w:type="spellEnd"/>
+      <w:r>
+        <w:rPr>
+          <w:lang w:val="en-US"/>
+        </w:rPr>
+        <w:t xml:space="preserve"> Auth con JWT.</w:t>
+      </w:r>
+    </w:p>
+    <w:p>
+      <w:pPr>
+        <w:pStyle w:val="Estilo2"/>
+      </w:pPr>
+      <w:bookmarkStart w:id="92" w:name="__RefHeading___Toc3606_4072276136"/>
+      <w:bookmarkEnd w:id="92"/>
+      <w:r>
+        <w:t>11.5. Franjas de edad</w:t>
+      </w:r>
+    </w:p>
+    <w:p>
+      <w:r>
+        <w:t xml:space="preserve">El E-R v2 (diseño conceptual) prevé franjas 5 / 6-7 / 8-10 años (rango completo 5-10). La POC implementa '5', '6-8' y '9' en el campo </w:t>
+      </w:r>
+      <w:proofErr w:type="spellStart"/>
+      <w:r>
+        <w:t>age_band</w:t>
+      </w:r>
+      <w:proofErr w:type="spellEnd"/>
+      <w:r>
+        <w:t xml:space="preserve">, coincidiendo con los botones del </w:t>
+      </w:r>
+      <w:proofErr w:type="spellStart"/>
+      <w:r>
+        <w:t>wireframe</w:t>
+      </w:r>
+      <w:proofErr w:type="spellEnd"/>
+      <w:r>
+        <w:t xml:space="preserve"> WF21 (5 años / 6-8 años / 9 años). La alineación definitiva entre las franjas del E-R v2 (5/6-7/8-10) y las de la POC (5/6-8/9) está pendiente de revisión con el tutor. [por confirmar]</w:t>
+      </w:r>
+    </w:p>
+    <w:p>
+      <w:pPr>
+        <w:pStyle w:val="Estilo1"/>
+      </w:pPr>
+      <w:bookmarkStart w:id="93" w:name="__RefHeading___Toc3608_4072276136"/>
+      <w:bookmarkEnd w:id="93"/>
+      <w:r>
+        <w:t>12. Diseño UX</w:t>
+      </w:r>
+    </w:p>
+    <w:p>
+      <w:r>
+        <w:t xml:space="preserve">Esta sección documenta los </w:t>
+      </w:r>
+      <w:proofErr w:type="spellStart"/>
+      <w:r>
+        <w:t>wireframes</w:t>
+      </w:r>
+      <w:proofErr w:type="spellEnd"/>
+      <w:r>
+        <w:t xml:space="preserve"> principales diseñados en </w:t>
+      </w:r>
+      <w:proofErr w:type="spellStart"/>
+      <w:r>
+        <w:t>Figma</w:t>
+      </w:r>
+      <w:proofErr w:type="spellEnd"/>
+      <w:r>
+        <w:t xml:space="preserve">, siguiendo los criterios WCAG 2.1 AA (contraste 4.5:1, objetivos táctiles 44×44 </w:t>
+      </w:r>
+      <w:proofErr w:type="spellStart"/>
+      <w:r>
+        <w:t>px</w:t>
+      </w:r>
+      <w:proofErr w:type="spellEnd"/>
+      <w:r>
+        <w:t xml:space="preserve">) y las pautas de UX infantil. La mascota Nubi guía al menor. Los avatares son neutros (estrella, círculo, triángulo). El </w:t>
+      </w:r>
+      <w:proofErr w:type="spellStart"/>
+      <w:r>
+        <w:t>Smileyometer</w:t>
+      </w:r>
+      <w:proofErr w:type="spellEnd"/>
+      <w:r>
+        <w:t xml:space="preserve"> (escala visual 1-5 de caritas) recoge la valoración emocional (OE2). Todos los flujos incluyen prueba de nivel previa y botón "Volver" permanente.</w:t>
+      </w:r>
+    </w:p>
+    <w:p>
+      <w:pPr>
+        <w:pStyle w:val="Estilo2"/>
+      </w:pPr>
+      <w:bookmarkStart w:id="94" w:name="__RefHeading___Toc3610_4072276136"/>
+      <w:bookmarkEnd w:id="94"/>
+      <w:r>
+        <w:t>12.1. Bienvenida — Nubi (WF01)</w:t>
+      </w:r>
+    </w:p>
+    <w:p>
+      <w:r>
+        <w:t>Pantalla de inicio con presentación de Nubi: "¡Hola! Soy Nubi. Vamos a jugar con los números. Tú eliges el camino." Ilustración de Nubi a la derecha. Acciones: ¡Vamos! (menor), Soy una persona adulta y Volver.</w:t>
+      </w:r>
+    </w:p>
+    <w:p>
+      <w:pPr>
+        <w:jc w:val="center"/>
+      </w:pPr>
+      <w:r>
+        <w:rPr>
+          <w:noProof/>
+        </w:rPr>
+        <w:lastRenderedPageBreak/>
+        <w:drawing>
+          <wp:inline distT="0" distB="0" distL="0" distR="0" wp14:anchorId="767859DC" wp14:editId="021C42DD">
+            <wp:extent cx="4754880" cy="3090545"/>
+            <wp:effectExtent l="0" t="0" r="0" b="0"/>
+            <wp:docPr id="8" name="Image7"/>
+            <wp:cNvGraphicFramePr>
+              <a:graphicFrameLocks xmlns:a="http://schemas.openxmlformats.org/drawingml/2006/main" noChangeAspect="1"/>
+            </wp:cNvGraphicFramePr>
+            <a:graphic xmlns:a="http://schemas.openxmlformats.org/drawingml/2006/main">
+              <a:graphicData uri="http://schemas.openxmlformats.org/drawingml/2006/picture">
+                <pic:pic xmlns:pic="http://schemas.openxmlformats.org/drawingml/2006/picture">
+                  <pic:nvPicPr>
+                    <pic:cNvPr id="8" name="Image7"/>
+                    <pic:cNvPicPr>
+                      <a:picLocks noChangeAspect="1" noChangeArrowheads="1"/>
+                    </pic:cNvPicPr>
+                  </pic:nvPicPr>
+                  <pic:blipFill>
+                    <a:blip r:embed="rId29"/>
+                    <a:stretch>
+                      <a:fillRect/>
+                    </a:stretch>
+                  </pic:blipFill>
+                  <pic:spPr bwMode="auto">
+                    <a:xfrm>
+                      <a:off x="0" y="0"/>
+                      <a:ext cx="4754880" cy="3090545"/>
+                    </a:xfrm>
+                    <a:prstGeom prst="rect">
+                      <a:avLst/>
+                    </a:prstGeom>
+                    <a:noFill/>
+                  </pic:spPr>
+                </pic:pic>
+              </a:graphicData>
+            </a:graphic>
+          </wp:inline>
+        </w:drawing>
+      </w:r>
+    </w:p>
+    <w:p>
+      <w:pPr>
+        <w:jc w:val="center"/>
+      </w:pPr>
+      <w:r>
+        <w:rPr>
+          <w:i/>
+          <w:sz w:val="20"/>
+        </w:rPr>
+        <w:t>Figura WF01. Pantalla "Aprender es una aventura" — bienvenida con mascota Nubi.</w:t>
+      </w:r>
+    </w:p>
+    <w:p>
+      <w:pPr>
+        <w:pStyle w:val="Estilo2"/>
+      </w:pPr>
+      <w:bookmarkStart w:id="95" w:name="__RefHeading___Toc3612_4072276136"/>
+      <w:bookmarkEnd w:id="95"/>
+      <w:r>
+        <w:t>12.2. Crear perfil (WF21)</w:t>
+      </w:r>
+    </w:p>
+    <w:p>
+      <w:r>
+        <w:t>Formulario simplificado: alias (ej. 'Leo'), avatar neutro (□ ● ▲) y franja de edad ([5 años] [6-8 años] [9 años]). Botones: Guardar perfil y Volver. Nota: los botones de franja usan 5/6-8/9 en la POC, pendiente de alineación con el E-R v2. [por confirmar]</w:t>
+      </w:r>
+    </w:p>
+    <w:p/>
+    <w:p/>
+    <w:p>
+      <w:pPr>
+        <w:jc w:val="center"/>
+      </w:pPr>
+      <w:r>
+        <w:rPr>
+          <w:noProof/>
+        </w:rPr>
+        <w:drawing>
+          <wp:inline distT="0" distB="0" distL="0" distR="0" wp14:anchorId="113DC82B" wp14:editId="0A34CFBA">
+            <wp:extent cx="4754880" cy="3090545"/>
+            <wp:effectExtent l="0" t="0" r="0" b="0"/>
+            <wp:docPr id="9" name="Image8"/>
+            <wp:cNvGraphicFramePr>
+              <a:graphicFrameLocks xmlns:a="http://schemas.openxmlformats.org/drawingml/2006/main" noChangeAspect="1"/>
+            </wp:cNvGraphicFramePr>
+            <a:graphic xmlns:a="http://schemas.openxmlformats.org/drawingml/2006/main">
+              <a:graphicData uri="http://schemas.openxmlformats.org/drawingml/2006/picture">
+                <pic:pic xmlns:pic="http://schemas.openxmlformats.org/drawingml/2006/picture">
+                  <pic:nvPicPr>
+                    <pic:cNvPr id="9" name="Image8"/>
+                    <pic:cNvPicPr>
+                      <a:picLocks noChangeAspect="1" noChangeArrowheads="1"/>
+                    </pic:cNvPicPr>
+                  </pic:nvPicPr>
+                  <pic:blipFill>
+                    <a:blip r:embed="rId30"/>
+                    <a:stretch>
+                      <a:fillRect/>
+                    </a:stretch>
+                  </pic:blipFill>
+                  <pic:spPr bwMode="auto">
+                    <a:xfrm>
+                      <a:off x="0" y="0"/>
+                      <a:ext cx="4754880" cy="3090545"/>
+                    </a:xfrm>
+                    <a:prstGeom prst="rect">
+                      <a:avLst/>
+                    </a:prstGeom>
+                    <a:noFill/>
+                  </pic:spPr>
+                </pic:pic>
+              </a:graphicData>
+            </a:graphic>
+          </wp:inline>
+        </w:drawing>
+      </w:r>
+    </w:p>
+    <w:p>
+      <w:pPr>
+        <w:jc w:val="center"/>
+      </w:pPr>
+      <w:r>
+        <w:rPr>
+          <w:i/>
+          <w:sz w:val="20"/>
+        </w:rPr>
+        <w:t>Figura WF21. Pantalla "Prepara un perfil" — creación de perfil con avatar neutro.</w:t>
+      </w:r>
+    </w:p>
+    <w:p>
+      <w:pPr>
+        <w:pStyle w:val="Estilo2"/>
+      </w:pPr>
+      <w:bookmarkStart w:id="96" w:name="__RefHeading___Toc3614_4072276136"/>
+      <w:bookmarkEnd w:id="96"/>
+      <w:r>
+        <w:t>12.3. Instrucciones de actividad (WF04)</w:t>
+      </w:r>
+    </w:p>
+    <w:p>
+      <w:r>
+        <w:t>"Atrapa el número": instrucciones en lista visual: "Mira la operación. Toca la respuesta que elijas. Puedes pedir una pista. Son cinco retos. Puedes parar." Botones: Empezar, Ver ayuda y Volver.</w:t>
+      </w:r>
+    </w:p>
+    <w:p>
+      <w:pPr>
+        <w:jc w:val="center"/>
+      </w:pPr>
+      <w:r>
+        <w:rPr>
+          <w:noProof/>
+        </w:rPr>
+        <w:lastRenderedPageBreak/>
+        <w:drawing>
+          <wp:inline distT="0" distB="0" distL="0" distR="0" wp14:anchorId="2711BC3B" wp14:editId="6E6EFCF8">
+            <wp:extent cx="4754880" cy="3090545"/>
+            <wp:effectExtent l="0" t="0" r="0" b="0"/>
+            <wp:docPr id="10" name="Image9"/>
+            <wp:cNvGraphicFramePr>
+              <a:graphicFrameLocks xmlns:a="http://schemas.openxmlformats.org/drawingml/2006/main" noChangeAspect="1"/>
+            </wp:cNvGraphicFramePr>
+            <a:graphic xmlns:a="http://schemas.openxmlformats.org/drawingml/2006/main">
+              <a:graphicData uri="http://schemas.openxmlformats.org/drawingml/2006/picture">
+                <pic:pic xmlns:pic="http://schemas.openxmlformats.org/drawingml/2006/picture">
+                  <pic:nvPicPr>
+                    <pic:cNvPr id="10" name="Image9"/>
+                    <pic:cNvPicPr>
+                      <a:picLocks noChangeAspect="1" noChangeArrowheads="1"/>
+                    </pic:cNvPicPr>
+                  </pic:nvPicPr>
+                  <pic:blipFill>
+                    <a:blip r:embed="rId31"/>
+                    <a:stretch>
+                      <a:fillRect/>
+                    </a:stretch>
+                  </pic:blipFill>
+                  <pic:spPr bwMode="auto">
+                    <a:xfrm>
+                      <a:off x="0" y="0"/>
+                      <a:ext cx="4754880" cy="3090545"/>
+                    </a:xfrm>
+                    <a:prstGeom prst="rect">
+                      <a:avLst/>
+                    </a:prstGeom>
+                    <a:noFill/>
+                  </pic:spPr>
+                </pic:pic>
+              </a:graphicData>
+            </a:graphic>
+          </wp:inline>
+        </w:drawing>
+      </w:r>
+    </w:p>
+    <w:p>
+      <w:pPr>
+        <w:jc w:val="center"/>
+      </w:pPr>
+      <w:r>
+        <w:rPr>
+          <w:i/>
+          <w:sz w:val="20"/>
+        </w:rPr>
+        <w:t>Figura WF04. Instrucciones de la actividad "Atrapa el número" previas al juego.</w:t>
+      </w:r>
+    </w:p>
+    <w:p>
+      <w:pPr>
+        <w:pStyle w:val="Estilo2"/>
+      </w:pPr>
+      <w:bookmarkStart w:id="97" w:name="__RefHeading___Toc3616_4072276136"/>
+      <w:bookmarkEnd w:id="97"/>
+      <w:r>
+        <w:t>12.4. Reto activo (WF05)</w:t>
+      </w:r>
+    </w:p>
+    <w:p>
+      <w:r>
+        <w:t xml:space="preserve">Operación en tipografía grande (ej. "5 + 3 </w:t>
+      </w:r>
+      <w:proofErr w:type="gramStart"/>
+      <w:r>
+        <w:t>= ?</w:t>
+      </w:r>
+      <w:proofErr w:type="gramEnd"/>
+      <w:r>
+        <w:t>") con tres opciones táctiles. Opción activa resaltada. Contador "1 de 5". Botones: Dame una pista, Pausa y Volver.</w:t>
+      </w:r>
+    </w:p>
+    <w:p>
+      <w:pPr>
+        <w:jc w:val="center"/>
+      </w:pPr>
+      <w:r>
+        <w:rPr>
+          <w:noProof/>
+        </w:rPr>
+        <w:drawing>
+          <wp:inline distT="0" distB="0" distL="0" distR="0" wp14:anchorId="32EBB89F" wp14:editId="18166F6D">
+            <wp:extent cx="4754880" cy="3090545"/>
+            <wp:effectExtent l="0" t="0" r="0" b="0"/>
+            <wp:docPr id="11" name="Image10"/>
+            <wp:cNvGraphicFramePr>
+              <a:graphicFrameLocks xmlns:a="http://schemas.openxmlformats.org/drawingml/2006/main" noChangeAspect="1"/>
+            </wp:cNvGraphicFramePr>
+            <a:graphic xmlns:a="http://schemas.openxmlformats.org/drawingml/2006/main">
+              <a:graphicData uri="http://schemas.openxmlformats.org/drawingml/2006/picture">
+                <pic:pic xmlns:pic="http://schemas.openxmlformats.org/drawingml/2006/picture">
+                  <pic:nvPicPr>
+                    <pic:cNvPr id="11" name="Image10"/>
+                    <pic:cNvPicPr>
+                      <a:picLocks noChangeAspect="1" noChangeArrowheads="1"/>
+                    </pic:cNvPicPr>
+                  </pic:nvPicPr>
+                  <pic:blipFill>
+                    <a:blip r:embed="rId32"/>
+                    <a:stretch>
+                      <a:fillRect/>
+                    </a:stretch>
+                  </pic:blipFill>
+                  <pic:spPr bwMode="auto">
+                    <a:xfrm>
+                      <a:off x="0" y="0"/>
+                      <a:ext cx="4754880" cy="3090545"/>
+                    </a:xfrm>
+                    <a:prstGeom prst="rect">
+                      <a:avLst/>
+                    </a:prstGeom>
+                    <a:noFill/>
+                  </pic:spPr>
+                </pic:pic>
+              </a:graphicData>
+            </a:graphic>
+          </wp:inline>
+        </w:drawing>
+      </w:r>
+    </w:p>
+    <w:p>
+      <w:pPr>
+        <w:jc w:val="center"/>
+      </w:pPr>
+      <w:r>
+        <w:rPr>
+          <w:i/>
+          <w:sz w:val="20"/>
+        </w:rPr>
+        <w:t>Figura WF05. Reto activo con opciones táctiles y contador de progreso.</w:t>
+      </w:r>
+    </w:p>
+    <w:p>
+      <w:pPr>
+        <w:pStyle w:val="Estilo2"/>
+      </w:pPr>
+      <w:bookmarkStart w:id="98" w:name="__RefHeading___Toc3618_4072276136"/>
+      <w:bookmarkEnd w:id="98"/>
+      <w:r>
+        <w:t>12.5. Mi camino — progreso del menor (WF09)</w:t>
+      </w:r>
+    </w:p>
+    <w:p>
+      <w:r>
+        <w:t>Pantalla del menor (CU-05): actividades completadas ("1 actividad terminada — Hoy has practicado sumas") y opción de seguir aprendiendo. Botones: Elegir otro juego y Volver.</w:t>
+      </w:r>
+    </w:p>
+    <w:p>
+      <w:pPr>
+        <w:jc w:val="center"/>
+      </w:pPr>
+      <w:r>
+        <w:rPr>
+          <w:noProof/>
+        </w:rPr>
+        <w:lastRenderedPageBreak/>
+        <w:drawing>
+          <wp:inline distT="0" distB="0" distL="0" distR="0" wp14:anchorId="2FBD5CE6" wp14:editId="0EA1B528">
+            <wp:extent cx="4754880" cy="3090545"/>
+            <wp:effectExtent l="0" t="0" r="0" b="0"/>
+            <wp:docPr id="12" name="Image11"/>
+            <wp:cNvGraphicFramePr>
+              <a:graphicFrameLocks xmlns:a="http://schemas.openxmlformats.org/drawingml/2006/main" noChangeAspect="1"/>
+            </wp:cNvGraphicFramePr>
+            <a:graphic xmlns:a="http://schemas.openxmlformats.org/drawingml/2006/main">
+              <a:graphicData uri="http://schemas.openxmlformats.org/drawingml/2006/picture">
+                <pic:pic xmlns:pic="http://schemas.openxmlformats.org/drawingml/2006/picture">
+                  <pic:nvPicPr>
+                    <pic:cNvPr id="12" name="Image11"/>
+                    <pic:cNvPicPr>
+                      <a:picLocks noChangeAspect="1" noChangeArrowheads="1"/>
+                    </pic:cNvPicPr>
+                  </pic:nvPicPr>
+                  <pic:blipFill>
+                    <a:blip r:embed="rId33"/>
+                    <a:stretch>
+                      <a:fillRect/>
+                    </a:stretch>
+                  </pic:blipFill>
+                  <pic:spPr bwMode="auto">
+                    <a:xfrm>
+                      <a:off x="0" y="0"/>
+                      <a:ext cx="4754880" cy="3090545"/>
+                    </a:xfrm>
+                    <a:prstGeom prst="rect">
+                      <a:avLst/>
+                    </a:prstGeom>
+                    <a:noFill/>
+                  </pic:spPr>
+                </pic:pic>
+              </a:graphicData>
+            </a:graphic>
+          </wp:inline>
+        </w:drawing>
+      </w:r>
+    </w:p>
+    <w:p>
+      <w:pPr>
+        <w:jc w:val="center"/>
+      </w:pPr>
+      <w:r>
+        <w:rPr>
+          <w:i/>
+          <w:sz w:val="20"/>
+        </w:rPr>
+        <w:t>Figura WF09. Pantalla "Mi camino" — resumen de progreso del menor (CU-05).</w:t>
+      </w:r>
+    </w:p>
+    <w:p>
+      <w:pPr>
+        <w:pStyle w:val="Estilo2"/>
+      </w:pPr>
+      <w:bookmarkStart w:id="99" w:name="__RefHeading___Toc3620_4072276136"/>
+      <w:bookmarkEnd w:id="99"/>
+      <w:r>
+        <w:t>12.6. Pausa durante el juego (WF07)</w:t>
+      </w:r>
+    </w:p>
+    <w:p>
+      <w:r>
+        <w:t>"Tu reto está en pausa. ¿Quieres seguir o terminar por hoy?" con nota "Al salir, este intento quedará interrumpido." Botones: Seguir jugando y Terminar aquí.</w:t>
+      </w:r>
+    </w:p>
+    <w:p>
+      <w:pPr>
+        <w:jc w:val="center"/>
+      </w:pPr>
+      <w:r>
+        <w:rPr>
+          <w:noProof/>
+        </w:rPr>
+        <w:drawing>
+          <wp:inline distT="0" distB="0" distL="0" distR="0" wp14:anchorId="6CAF6B96" wp14:editId="20BF5234">
+            <wp:extent cx="4754880" cy="3090545"/>
+            <wp:effectExtent l="0" t="0" r="0" b="0"/>
+            <wp:docPr id="13" name="Image12"/>
+            <wp:cNvGraphicFramePr>
+              <a:graphicFrameLocks xmlns:a="http://schemas.openxmlformats.org/drawingml/2006/main" noChangeAspect="1"/>
+            </wp:cNvGraphicFramePr>
+            <a:graphic xmlns:a="http://schemas.openxmlformats.org/drawingml/2006/main">
+              <a:graphicData uri="http://schemas.openxmlformats.org/drawingml/2006/picture">
+                <pic:pic xmlns:pic="http://schemas.openxmlformats.org/drawingml/2006/picture">
+                  <pic:nvPicPr>
+                    <pic:cNvPr id="13" name="Image12"/>
+                    <pic:cNvPicPr>
+                      <a:picLocks noChangeAspect="1" noChangeArrowheads="1"/>
+                    </pic:cNvPicPr>
+                  </pic:nvPicPr>
+                  <pic:blipFill>
+                    <a:blip r:embed="rId34"/>
+                    <a:stretch>
+                      <a:fillRect/>
+                    </a:stretch>
+                  </pic:blipFill>
+                  <pic:spPr bwMode="auto">
+                    <a:xfrm>
+                      <a:off x="0" y="0"/>
+                      <a:ext cx="4754880" cy="3090545"/>
+                    </a:xfrm>
+                    <a:prstGeom prst="rect">
+                      <a:avLst/>
+                    </a:prstGeom>
+                    <a:noFill/>
+                  </pic:spPr>
+                </pic:pic>
+              </a:graphicData>
+            </a:graphic>
+          </wp:inline>
+        </w:drawing>
+      </w:r>
+    </w:p>
+    <w:p>
+      <w:pPr>
+        <w:jc w:val="center"/>
+      </w:pPr>
+      <w:r>
+        <w:rPr>
+          <w:i/>
+          <w:sz w:val="20"/>
+        </w:rPr>
+        <w:t>Figura WF07. Pantalla de pausa "Puedes descansar".</w:t>
+      </w:r>
+    </w:p>
+    <w:p>
+      <w:pPr>
+        <w:pStyle w:val="Estilo2"/>
+      </w:pPr>
+      <w:bookmarkStart w:id="100" w:name="__RefHeading___Toc3622_4072276136"/>
+      <w:bookmarkEnd w:id="100"/>
+      <w:r>
+        <w:t>12.7. Error de guardado (WF14)</w:t>
+      </w:r>
+    </w:p>
+    <w:p>
+      <w:r>
+        <w:t>"Falta guardar tu resultado. La conexión ha fallado. Tu actividad ha terminado, pero aún no se ha guardado. Puedes reintentarlo ahora." Botones: Reintentar guardado (idempotente), Pedir ayuda adulta y Volver.</w:t>
+      </w:r>
+    </w:p>
+    <w:p>
+      <w:pPr>
+        <w:jc w:val="center"/>
+      </w:pPr>
+      <w:r>
+        <w:rPr>
+          <w:noProof/>
+        </w:rPr>
+        <w:lastRenderedPageBreak/>
+        <w:drawing>
+          <wp:inline distT="0" distB="0" distL="0" distR="0" wp14:anchorId="66C16057" wp14:editId="2399E670">
+            <wp:extent cx="4754880" cy="3090545"/>
+            <wp:effectExtent l="0" t="0" r="0" b="0"/>
+            <wp:docPr id="14" name="Image13"/>
+            <wp:cNvGraphicFramePr>
+              <a:graphicFrameLocks xmlns:a="http://schemas.openxmlformats.org/drawingml/2006/main" noChangeAspect="1"/>
+            </wp:cNvGraphicFramePr>
+            <a:graphic xmlns:a="http://schemas.openxmlformats.org/drawingml/2006/main">
+              <a:graphicData uri="http://schemas.openxmlformats.org/drawingml/2006/picture">
+                <pic:pic xmlns:pic="http://schemas.openxmlformats.org/drawingml/2006/picture">
+                  <pic:nvPicPr>
+                    <pic:cNvPr id="14" name="Image13"/>
+                    <pic:cNvPicPr>
+                      <a:picLocks noChangeAspect="1" noChangeArrowheads="1"/>
+                    </pic:cNvPicPr>
+                  </pic:nvPicPr>
+                  <pic:blipFill>
+                    <a:blip r:embed="rId35"/>
+                    <a:stretch>
+                      <a:fillRect/>
+                    </a:stretch>
+                  </pic:blipFill>
+                  <pic:spPr bwMode="auto">
+                    <a:xfrm>
+                      <a:off x="0" y="0"/>
+                      <a:ext cx="4754880" cy="3090545"/>
+                    </a:xfrm>
+                    <a:prstGeom prst="rect">
+                      <a:avLst/>
+                    </a:prstGeom>
+                    <a:noFill/>
+                  </pic:spPr>
+                </pic:pic>
+              </a:graphicData>
+            </a:graphic>
+          </wp:inline>
+        </w:drawing>
+      </w:r>
+    </w:p>
+    <w:p>
+      <w:pPr>
+        <w:jc w:val="center"/>
+      </w:pPr>
+      <w:r>
+        <w:rPr>
+          <w:i/>
+          <w:sz w:val="20"/>
+        </w:rPr>
+        <w:t>Figura WF14. Error de guardado con reintento idempotente (relacionado con AR06).</w:t>
+      </w:r>
+    </w:p>
+    <w:p>
+      <w:pPr>
+        <w:pStyle w:val="Estilo2"/>
+      </w:pPr>
+      <w:bookmarkStart w:id="101" w:name="__RefHeading___Toc3624_4072276136"/>
+      <w:bookmarkEnd w:id="101"/>
+      <w:r>
+        <w:t>12.8. Sesión expirada (WF20)</w:t>
+      </w:r>
+    </w:p>
+    <w:p>
+      <w:r>
+        <w:t>"Necesitamos volver a entrar. Pide ayuda a una persona adulta. La sesión ya no está disponible. No hemos añadido un nuevo resultado." Botones: Ir al acceso adulto y Volver.</w:t>
+      </w:r>
+    </w:p>
+    <w:p>
+      <w:pPr>
+        <w:jc w:val="center"/>
+      </w:pPr>
+      <w:r>
+        <w:rPr>
+          <w:noProof/>
+        </w:rPr>
+        <w:drawing>
+          <wp:inline distT="0" distB="0" distL="0" distR="0" wp14:anchorId="622A21B0" wp14:editId="055B5653">
+            <wp:extent cx="4754880" cy="3090545"/>
+            <wp:effectExtent l="0" t="0" r="0" b="0"/>
+            <wp:docPr id="15" name="Image14"/>
+            <wp:cNvGraphicFramePr>
+              <a:graphicFrameLocks xmlns:a="http://schemas.openxmlformats.org/drawingml/2006/main" noChangeAspect="1"/>
+            </wp:cNvGraphicFramePr>
+            <a:graphic xmlns:a="http://schemas.openxmlformats.org/drawingml/2006/main">
+              <a:graphicData uri="http://schemas.openxmlformats.org/drawingml/2006/picture">
+                <pic:pic xmlns:pic="http://schemas.openxmlformats.org/drawingml/2006/picture">
+                  <pic:nvPicPr>
+                    <pic:cNvPr id="15" name="Image14"/>
+                    <pic:cNvPicPr>
+                      <a:picLocks noChangeAspect="1" noChangeArrowheads="1"/>
+                    </pic:cNvPicPr>
+                  </pic:nvPicPr>
+                  <pic:blipFill>
+                    <a:blip r:embed="rId36"/>
+                    <a:stretch>
+                      <a:fillRect/>
+                    </a:stretch>
+                  </pic:blipFill>
+                  <pic:spPr bwMode="auto">
+                    <a:xfrm>
+                      <a:off x="0" y="0"/>
+                      <a:ext cx="4754880" cy="3090545"/>
+                    </a:xfrm>
+                    <a:prstGeom prst="rect">
+                      <a:avLst/>
+                    </a:prstGeom>
+                    <a:noFill/>
+                  </pic:spPr>
+                </pic:pic>
+              </a:graphicData>
+            </a:graphic>
+          </wp:inline>
+        </w:drawing>
+      </w:r>
+    </w:p>
+    <w:p>
+      <w:pPr>
+        <w:jc w:val="center"/>
+      </w:pPr>
+      <w:r>
+        <w:rPr>
+          <w:i/>
+          <w:sz w:val="20"/>
+        </w:rPr>
+        <w:t>Figura WF20. Sesión expirada (CU-01 flujo alternativo).</w:t>
+      </w:r>
+    </w:p>
+    <w:p>
+      <w:pPr>
+        <w:pStyle w:val="Estilo2"/>
+      </w:pPr>
+      <w:bookmarkStart w:id="102" w:name="__RefHeading___Toc3626_4072276136"/>
+      <w:bookmarkEnd w:id="102"/>
+      <w:r>
+        <w:t>12.9. Antes de jugar (WF22)</w:t>
+      </w:r>
+    </w:p>
+    <w:p>
+      <w:r>
+        <w:t>"Antes de jugar. Busca un sitio cómodo. Apoya la tableta para verla bien. Puedes descansar cuando quieras." Botones: Estoy listo, Ir a los juegos y Volver.</w:t>
+      </w:r>
+    </w:p>
+    <w:p>
+      <w:pPr>
+        <w:jc w:val="center"/>
+      </w:pPr>
+      <w:r>
+        <w:rPr>
+          <w:noProof/>
+        </w:rPr>
+        <w:lastRenderedPageBreak/>
+        <w:drawing>
+          <wp:inline distT="0" distB="0" distL="0" distR="0" wp14:anchorId="1C0B6B85" wp14:editId="7D289E16">
+            <wp:extent cx="4754880" cy="3090545"/>
+            <wp:effectExtent l="0" t="0" r="0" b="0"/>
+            <wp:docPr id="16" name="Image15"/>
+            <wp:cNvGraphicFramePr>
+              <a:graphicFrameLocks xmlns:a="http://schemas.openxmlformats.org/drawingml/2006/main" noChangeAspect="1"/>
+            </wp:cNvGraphicFramePr>
+            <a:graphic xmlns:a="http://schemas.openxmlformats.org/drawingml/2006/main">
+              <a:graphicData uri="http://schemas.openxmlformats.org/drawingml/2006/picture">
+                <pic:pic xmlns:pic="http://schemas.openxmlformats.org/drawingml/2006/picture">
+                  <pic:nvPicPr>
+                    <pic:cNvPr id="16" name="Image15"/>
+                    <pic:cNvPicPr>
+                      <a:picLocks noChangeAspect="1" noChangeArrowheads="1"/>
+                    </pic:cNvPicPr>
+                  </pic:nvPicPr>
+                  <pic:blipFill>
+                    <a:blip r:embed="rId37"/>
+                    <a:stretch>
+                      <a:fillRect/>
+                    </a:stretch>
+                  </pic:blipFill>
+                  <pic:spPr bwMode="auto">
+                    <a:xfrm>
+                      <a:off x="0" y="0"/>
+                      <a:ext cx="4754880" cy="3090545"/>
+                    </a:xfrm>
+                    <a:prstGeom prst="rect">
+                      <a:avLst/>
+                    </a:prstGeom>
+                    <a:noFill/>
+                  </pic:spPr>
+                </pic:pic>
+              </a:graphicData>
+            </a:graphic>
+          </wp:inline>
+        </w:drawing>
+      </w:r>
+    </w:p>
+    <w:p>
+      <w:pPr>
+        <w:jc w:val="center"/>
+      </w:pPr>
+      <w:r>
+        <w:rPr>
+          <w:i/>
+          <w:sz w:val="20"/>
+        </w:rPr>
         <w:t>Figura WF22. Pantalla "Antes de jugar" con consejos de entorno y accesibilidad.</w:t>
       </w:r>
     </w:p>
@@ -26850,7 +27858,7 @@
       <w:r>
         <w:t xml:space="preserve">. </w:t>
       </w:r>
-      <w:hyperlink r:id="rId25">
+      <w:hyperlink r:id="rId38">
         <w:r>
           <w:rPr>
             <w:rStyle w:val="Hipervnculo"/>
@@ -26905,7 +27913,7 @@
         </w:rPr>
         <w:t xml:space="preserve"> </w:t>
       </w:r>
-      <w:hyperlink r:id="rId26">
+      <w:hyperlink r:id="rId39">
         <w:r>
           <w:rPr>
             <w:rStyle w:val="Hipervnculo"/>
@@ -26976,7 +27984,7 @@
         </w:rPr>
         <w:t xml:space="preserve"> </w:t>
       </w:r>
-      <w:hyperlink r:id="rId27">
+      <w:hyperlink r:id="rId40">
         <w:r>
           <w:rPr>
             <w:rStyle w:val="Hipervnculo"/>
@@ -27035,7 +28043,7 @@
         </w:rPr>
         <w:t xml:space="preserve">App Store / Google Play. </w:t>
       </w:r>
-      <w:hyperlink r:id="rId28">
+      <w:hyperlink r:id="rId41">
         <w:r>
           <w:rPr>
             <w:rStyle w:val="Hipervnculo"/>
@@ -27070,7 +28078,7 @@
         </w:rPr>
         <w:t xml:space="preserve">. </w:t>
       </w:r>
-      <w:hyperlink r:id="rId29">
+      <w:hyperlink r:id="rId42">
         <w:r>
           <w:rPr>
             <w:rStyle w:val="Hipervnculo"/>
@@ -27107,7 +28115,7 @@
       <w:r>
         <w:t xml:space="preserve">, 119788–119857. </w:t>
       </w:r>
-      <w:hyperlink r:id="rId30">
+      <w:hyperlink r:id="rId43">
         <w:r>
           <w:rPr>
             <w:rStyle w:val="Hipervnculo"/>
@@ -27152,7 +28160,7 @@
         </w:rPr>
         <w:t xml:space="preserve">App Store / Google Play. </w:t>
       </w:r>
-      <w:hyperlink r:id="rId31">
+      <w:hyperlink r:id="rId44">
         <w:r>
           <w:rPr>
             <w:rStyle w:val="Hipervnculo"/>
@@ -27180,7 +28188,7 @@
       <w:r>
         <w:t xml:space="preserve"> [Aplicación móvil]. App Store / Google Play. </w:t>
       </w:r>
-      <w:hyperlink r:id="rId32">
+      <w:hyperlink r:id="rId45">
         <w:r>
           <w:rPr>
             <w:rStyle w:val="Hipervnculo"/>
@@ -27212,7 +28220,7 @@
       <w:r>
         <w:t xml:space="preserve"> [Imagen]. </w:t>
       </w:r>
-      <w:hyperlink r:id="rId33">
+      <w:hyperlink r:id="rId46">
         <w:r>
           <w:rPr>
             <w:rStyle w:val="Hipervnculo"/>
@@ -27263,7 +28271,7 @@
       <w:r>
         <w:t xml:space="preserve">. Datos.gob.es. </w:t>
       </w:r>
-      <w:hyperlink r:id="rId34">
+      <w:hyperlink r:id="rId47">
         <w:r>
           <w:rPr>
             <w:rStyle w:val="Hipervnculo"/>
@@ -27319,7 +28327,7 @@
         </w:rPr>
         <w:t xml:space="preserve">. </w:t>
       </w:r>
-      <w:hyperlink r:id="rId35">
+      <w:hyperlink r:id="rId48">
         <w:r>
           <w:rPr>
             <w:rStyle w:val="Hipervnculo"/>
@@ -27369,7 +28377,7 @@
         <w:ind w:firstLine="708"/>
         <w:jc w:val="both"/>
       </w:pPr>
-      <w:hyperlink r:id="rId36">
+      <w:hyperlink r:id="rId49">
         <w:r>
           <w:rPr>
             <w:rStyle w:val="Hipervnculo"/>
@@ -27399,7 +28407,7 @@
       <w:r>
         <w:t xml:space="preserve">. </w:t>
       </w:r>
-      <w:hyperlink r:id="rId37">
+      <w:hyperlink r:id="rId50">
         <w:r>
           <w:rPr>
             <w:rStyle w:val="Hipervnculo"/>
@@ -27469,7 +28477,7 @@
       <w:r>
         <w:t xml:space="preserve">. </w:t>
       </w:r>
-      <w:hyperlink r:id="rId38">
+      <w:hyperlink r:id="rId51">
         <w:r>
           <w:rPr>
             <w:rStyle w:val="Hipervnculo"/>
@@ -27520,7 +28528,7 @@
       <w:r>
         <w:t xml:space="preserve">. </w:t>
       </w:r>
-      <w:hyperlink r:id="rId39">
+      <w:hyperlink r:id="rId52">
         <w:r>
           <w:rPr>
             <w:rStyle w:val="Hipervnculo"/>
@@ -27565,7 +28573,7 @@
       <w:r>
         <w:t xml:space="preserve"> [Aplicación web]. </w:t>
       </w:r>
-      <w:hyperlink r:id="rId40">
+      <w:hyperlink r:id="rId53">
         <w:r>
           <w:rPr>
             <w:rStyle w:val="Hipervnculo"/>
@@ -27604,7 +28612,7 @@
         </w:rPr>
         <w:t xml:space="preserve"> (v. 3.0). UNICEF Office of Research — Innocenti. </w:t>
       </w:r>
-      <w:hyperlink r:id="rId41">
+      <w:hyperlink r:id="rId54">
         <w:r>
           <w:rPr>
             <w:rStyle w:val="Hipervnculo"/>
@@ -27643,7 +28651,7 @@
       <w:r>
         <w:t xml:space="preserve">UNESCO. </w:t>
       </w:r>
-      <w:hyperlink r:id="rId42">
+      <w:hyperlink r:id="rId55">
         <w:r>
           <w:rPr>
             <w:rStyle w:val="Hipervnculo"/>
@@ -27677,7 +28685,7 @@
         <w:ind w:firstLine="708"/>
         <w:jc w:val="both"/>
       </w:pPr>
-      <w:hyperlink r:id="rId43">
+      <w:hyperlink r:id="rId56">
         <w:r>
           <w:rPr>
             <w:rStyle w:val="Hipervnculo"/>
@@ -27741,7 +28749,7 @@
       <w:r>
         <w:t xml:space="preserve"> </w:t>
       </w:r>
-      <w:hyperlink r:id="rId44">
+      <w:hyperlink r:id="rId57">
         <w:r>
           <w:rPr>
             <w:rStyle w:val="Hipervnculo"/>
@@ -28458,12 +29466,12 @@
       </w:pPr>
     </w:p>
     <w:sectPr>
-      <w:headerReference w:type="even" r:id="rId45"/>
-      <w:headerReference w:type="default" r:id="rId46"/>
-      <w:footerReference w:type="even" r:id="rId47"/>
-      <w:footerReference w:type="default" r:id="rId48"/>
-      <w:headerReference w:type="first" r:id="rId49"/>
-      <w:footerReference w:type="first" r:id="rId50"/>
+      <w:headerReference w:type="even" r:id="rId58"/>
+      <w:headerReference w:type="default" r:id="rId59"/>
+      <w:footerReference w:type="even" r:id="rId60"/>
+      <w:footerReference w:type="default" r:id="rId61"/>
+      <w:headerReference w:type="first" r:id="rId62"/>
+      <w:footerReference w:type="first" r:id="rId63"/>
       <w:pgSz w:w="11906" w:h="16838"/>
       <w:pgMar w:top="1200" w:right="1300" w:bottom="1200" w:left="1300" w:header="708" w:footer="708" w:gutter="0"/>
       <w:cols w:space="720"/>
